--- a/Assignment 4/Recording_Template (3).docx
+++ b/Assignment 4/Recording_Template (3).docx
@@ -1,6 +1,6 @@
 
 <file path=word/document.xml><?xml version="1.0" encoding="utf-8"?>
-<w:document xmlns:wpc="http://schemas.microsoft.com/office/word/2010/wordprocessingCanvas" xmlns:cx="http://schemas.microsoft.com/office/drawing/2014/chartex" xmlns:mc="http://schemas.openxmlformats.org/markup-compatibility/2006" xmlns:o="urn:schemas-microsoft-com:office:office" xmlns:r="http://schemas.openxmlformats.org/officeDocument/2006/relationships" xmlns:m="http://schemas.openxmlformats.org/officeDocument/2006/math" xmlns:v="urn:schemas-microsoft-com:vml" xmlns:wp14="http://schemas.microsoft.com/office/word/2010/wordprocessingDrawing" xmlns:wp="http://schemas.openxmlformats.org/drawingml/2006/wordprocessingDrawing" xmlns:w10="urn:schemas-microsoft-com:office:word" xmlns:w="http://schemas.openxmlformats.org/wordprocessingml/2006/main" xmlns:w14="http://schemas.microsoft.com/office/word/2010/wordml" xmlns:w15="http://schemas.microsoft.com/office/word/2012/wordml" xmlns:w16se="http://schemas.microsoft.com/office/word/2015/wordml/symex" xmlns:wpg="http://schemas.microsoft.com/office/word/2010/wordprocessingGroup" xmlns:wpi="http://schemas.microsoft.com/office/word/2010/wordprocessingInk" xmlns:wne="http://schemas.microsoft.com/office/word/2006/wordml" xmlns:wps="http://schemas.microsoft.com/office/word/2010/wordprocessingShape" mc:Ignorable="w14 w15 w16se wp14">
+<w:document xmlns:wpc="http://schemas.microsoft.com/office/word/2010/wordprocessingCanvas" xmlns:cx="http://schemas.microsoft.com/office/drawing/2014/chartex" xmlns:cx1="http://schemas.microsoft.com/office/drawing/2015/9/8/chartex" xmlns:cx2="http://schemas.microsoft.com/office/drawing/2015/10/21/chartex" xmlns:cx3="http://schemas.microsoft.com/office/drawing/2016/5/9/chartex" xmlns:cx4="http://schemas.microsoft.com/office/drawing/2016/5/10/chartex" xmlns:cx5="http://schemas.microsoft.com/office/drawing/2016/5/11/chartex" xmlns:cx6="http://schemas.microsoft.com/office/drawing/2016/5/12/chartex" xmlns:cx7="http://schemas.microsoft.com/office/drawing/2016/5/13/chartex" xmlns:cx8="http://schemas.microsoft.com/office/drawing/2016/5/14/chartex" xmlns:mc="http://schemas.openxmlformats.org/markup-compatibility/2006" xmlns:aink="http://schemas.microsoft.com/office/drawing/2016/ink" xmlns:am3d="http://schemas.microsoft.com/office/drawing/2017/model3d" xmlns:o="urn:schemas-microsoft-com:office:office" xmlns:oel="http://schemas.microsoft.com/office/2019/extlst" xmlns:r="http://schemas.openxmlformats.org/officeDocument/2006/relationships" xmlns:m="http://schemas.openxmlformats.org/officeDocument/2006/math" xmlns:v="urn:schemas-microsoft-com:vml" xmlns:wp14="http://schemas.microsoft.com/office/word/2010/wordprocessingDrawing" xmlns:wp="http://schemas.openxmlformats.org/drawingml/2006/wordprocessingDrawing" xmlns:w10="urn:schemas-microsoft-com:office:word" xmlns:w="http://schemas.openxmlformats.org/wordprocessingml/2006/main" xmlns:w14="http://schemas.microsoft.com/office/word/2010/wordml" xmlns:w15="http://schemas.microsoft.com/office/word/2012/wordml" xmlns:w16cex="http://schemas.microsoft.com/office/word/2018/wordml/cex" xmlns:w16cid="http://schemas.microsoft.com/office/word/2016/wordml/cid" xmlns:w16="http://schemas.microsoft.com/office/word/2018/wordml" xmlns:w16du="http://schemas.microsoft.com/office/word/2023/wordml/word16du" xmlns:w16sdtdh="http://schemas.microsoft.com/office/word/2020/wordml/sdtdatahash" xmlns:w16sdtfl="http://schemas.microsoft.com/office/word/2024/wordml/sdtformatlock" xmlns:w16se="http://schemas.microsoft.com/office/word/2015/wordml/symex" xmlns:wpg="http://schemas.microsoft.com/office/word/2010/wordprocessingGroup" xmlns:wpi="http://schemas.microsoft.com/office/word/2010/wordprocessingInk" xmlns:wne="http://schemas.microsoft.com/office/word/2006/wordml" xmlns:wps="http://schemas.microsoft.com/office/word/2010/wordprocessingShape" mc:Ignorable="w14 w15 w16se w16cid w16 w16cex w16sdtdh w16sdtfl w16du wp14">
   <w:body>
     <w:p>
       <w:pPr>
@@ -117,10 +117,8 @@
           <w:rFonts w:asciiTheme="majorHAnsi" w:hAnsiTheme="majorHAnsi"/>
           <w:sz w:val="24"/>
         </w:rPr>
-        <w:t>DD/MM/YYYY</w:t>
-      </w:r>
-      <w:bookmarkStart w:id="0" w:name="_GoBack"/>
-      <w:bookmarkEnd w:id="0"/>
+        <w:t>23/07/2026</w:t>
+      </w:r>
     </w:p>
     <w:p>
       <w:pPr>
@@ -137,6 +135,7 @@
       <w:pPr>
         <w:pStyle w:val="NormalWeb"/>
         <w:spacing w:before="0" w:beforeAutospacing="0" w:after="0" w:afterAutospacing="0" w:line="276" w:lineRule="auto"/>
+        <w:ind w:left="2160" w:hanging="2160"/>
         <w:rPr>
           <w:rFonts w:asciiTheme="majorHAnsi" w:hAnsiTheme="majorHAnsi"/>
           <w:szCs w:val="22"/>
@@ -180,36 +179,57 @@
           <w:rFonts w:asciiTheme="majorHAnsi" w:hAnsiTheme="majorHAnsi"/>
           <w:szCs w:val="22"/>
         </w:rPr>
-        <w:t xml:space="preserve">Print </w:t>
-      </w:r>
-      <w:r>
-        <w:rPr>
-          <w:rFonts w:asciiTheme="majorHAnsi" w:hAnsiTheme="majorHAnsi"/>
-          <w:i/>
+        <w:t xml:space="preserve">Find the Kth largest element from a list of integers entered by the </w:t>
+      </w:r>
+    </w:p>
+    <w:p>
+      <w:pPr>
+        <w:pStyle w:val="NormalWeb"/>
+        <w:spacing w:before="0" w:beforeAutospacing="0" w:after="0" w:afterAutospacing="0" w:line="276" w:lineRule="auto"/>
+        <w:ind w:left="2160" w:hanging="2160"/>
+        <w:rPr>
+          <w:rFonts w:asciiTheme="majorHAnsi" w:hAnsiTheme="majorHAnsi"/>
           <w:szCs w:val="22"/>
         </w:rPr>
-        <w:t>N</w:t>
-      </w:r>
-      <w:r>
-        <w:rPr>
-          <w:rFonts w:asciiTheme="majorHAnsi" w:hAnsiTheme="majorHAnsi"/>
+      </w:pPr>
+      <w:r>
+        <w:rPr>
+          <w:rFonts w:asciiTheme="majorHAnsi" w:hAnsiTheme="majorHAnsi"/>
+          <w:b/>
           <w:szCs w:val="22"/>
         </w:rPr>
-        <w:t xml:space="preserve"> number of </w:t>
-      </w:r>
-      <w:r>
-        <w:rPr>
-          <w:rFonts w:asciiTheme="majorHAnsi" w:hAnsiTheme="majorHAnsi"/>
+        <w:tab/>
+      </w:r>
+      <w:r>
+        <w:rPr>
+          <w:rFonts w:asciiTheme="majorHAnsi" w:hAnsiTheme="majorHAnsi"/>
+          <w:b/>
           <w:szCs w:val="22"/>
         </w:rPr>
-        <w:t>even numbers from 0</w:t>
-      </w:r>
-      <w:r>
-        <w:rPr>
-          <w:rFonts w:asciiTheme="majorHAnsi" w:hAnsiTheme="majorHAnsi"/>
+        <w:tab/>
+      </w:r>
+      <w:r>
+        <w:rPr>
+          <w:rFonts w:asciiTheme="majorHAnsi" w:hAnsiTheme="majorHAnsi"/>
+          <w:b/>
           <w:szCs w:val="22"/>
         </w:rPr>
-        <w:t>.</w:t>
+        <w:tab/>
+      </w:r>
+      <w:r>
+        <w:rPr>
+          <w:rFonts w:asciiTheme="majorHAnsi" w:hAnsiTheme="majorHAnsi"/>
+          <w:b/>
+          <w:szCs w:val="22"/>
+        </w:rPr>
+        <w:tab/>
+      </w:r>
+      <w:r>
+        <w:rPr>
+          <w:rFonts w:asciiTheme="majorHAnsi" w:hAnsiTheme="majorHAnsi"/>
+          <w:szCs w:val="22"/>
+        </w:rPr>
+        <w:t>user.</w:t>
       </w:r>
     </w:p>
     <w:p>
@@ -288,43 +308,224 @@
           <w:rFonts w:asciiTheme="majorHAnsi" w:hAnsiTheme="majorHAnsi"/>
           <w:szCs w:val="22"/>
         </w:rPr>
-        <w:t xml:space="preserve">Assume </w:t>
-      </w:r>
-      <w:r>
-        <w:rPr>
-          <w:rFonts w:asciiTheme="majorHAnsi" w:hAnsiTheme="majorHAnsi"/>
-          <w:i/>
+        <w:t>Assume K is greater than 0.</w:t>
+      </w:r>
+    </w:p>
+    <w:p>
+      <w:pPr>
+        <w:pStyle w:val="NormalWeb"/>
+        <w:spacing w:before="0" w:beforeAutospacing="0" w:after="0" w:afterAutospacing="0" w:line="276" w:lineRule="auto"/>
+        <w:ind w:left="1440" w:hanging="1440"/>
+        <w:rPr>
+          <w:rFonts w:asciiTheme="majorHAnsi" w:hAnsiTheme="majorHAnsi"/>
+          <w:sz w:val="20"/>
+          <w:szCs w:val="20"/>
+        </w:rPr>
+      </w:pPr>
+    </w:p>
+    <w:p>
+      <w:pPr>
+        <w:pStyle w:val="NormalWeb"/>
+        <w:spacing w:before="0" w:beforeAutospacing="0" w:after="0" w:afterAutospacing="0" w:line="276" w:lineRule="auto"/>
+        <w:rPr>
+          <w:rFonts w:asciiTheme="majorHAnsi" w:hAnsiTheme="majorHAnsi"/>
           <w:szCs w:val="22"/>
         </w:rPr>
-        <w:t>N</w:t>
+      </w:pPr>
+      <w:r>
+        <w:rPr>
+          <w:rFonts w:asciiTheme="majorHAnsi" w:hAnsiTheme="majorHAnsi"/>
+          <w:b/>
+        </w:rPr>
+        <w:t>Limitation</w:t>
+      </w:r>
+      <w:r>
+        <w:rPr>
+          <w:rFonts w:asciiTheme="majorHAnsi" w:hAnsiTheme="majorHAnsi"/>
+          <w:b/>
+        </w:rPr>
+        <w:tab/>
+      </w:r>
+      <w:r>
+        <w:rPr>
+          <w:rFonts w:asciiTheme="majorHAnsi" w:hAnsiTheme="majorHAnsi"/>
+          <w:b/>
+        </w:rPr>
+        <w:tab/>
+      </w:r>
+      <w:r>
+        <w:rPr>
+          <w:rFonts w:asciiTheme="majorHAnsi" w:hAnsiTheme="majorHAnsi"/>
+          <w:b/>
+        </w:rPr>
+        <w:tab/>
+      </w:r>
+      <w:r>
+        <w:rPr>
+          <w:rFonts w:asciiTheme="majorHAnsi" w:hAnsiTheme="majorHAnsi"/>
+          <w:b/>
+        </w:rPr>
+        <w:tab/>
+        <w:t>:</w:t>
+      </w:r>
+      <w:r>
+        <w:rPr>
+          <w:rFonts w:asciiTheme="majorHAnsi" w:hAnsiTheme="majorHAnsi"/>
+          <w:b/>
+        </w:rPr>
+        <w:tab/>
       </w:r>
       <w:r>
         <w:rPr>
           <w:rFonts w:asciiTheme="majorHAnsi" w:hAnsiTheme="majorHAnsi"/>
           <w:szCs w:val="22"/>
         </w:rPr>
-        <w:t xml:space="preserve"> is always a positive </w:t>
+        <w:t xml:space="preserve">Duplicate values are considered when finding the Kth largest </w:t>
       </w:r>
       <w:r>
         <w:rPr>
           <w:rFonts w:asciiTheme="majorHAnsi" w:hAnsiTheme="majorHAnsi"/>
           <w:szCs w:val="22"/>
         </w:rPr>
-        <w:t>and greater than 0</w:t>
-      </w:r>
-      <w:r>
+        <w:tab/>
+      </w:r>
+    </w:p>
+    <w:p>
+      <w:pPr>
+        <w:pStyle w:val="NormalWeb"/>
+        <w:spacing w:before="0" w:beforeAutospacing="0" w:after="0" w:afterAutospacing="0" w:line="276" w:lineRule="auto"/>
         <w:rPr>
           <w:rFonts w:asciiTheme="majorHAnsi" w:hAnsiTheme="majorHAnsi"/>
           <w:szCs w:val="22"/>
         </w:rPr>
-        <w:t>.</w:t>
-      </w:r>
+      </w:pPr>
       <w:r>
         <w:rPr>
           <w:rFonts w:asciiTheme="majorHAnsi" w:hAnsiTheme="majorHAnsi"/>
           <w:szCs w:val="22"/>
         </w:rPr>
-        <w:t xml:space="preserve"> </w:t>
+        <w:tab/>
+      </w:r>
+      <w:r>
+        <w:rPr>
+          <w:rFonts w:asciiTheme="majorHAnsi" w:hAnsiTheme="majorHAnsi"/>
+          <w:szCs w:val="22"/>
+        </w:rPr>
+        <w:tab/>
+      </w:r>
+      <w:r>
+        <w:rPr>
+          <w:rFonts w:asciiTheme="majorHAnsi" w:hAnsiTheme="majorHAnsi"/>
+          <w:szCs w:val="22"/>
+        </w:rPr>
+        <w:tab/>
+      </w:r>
+      <w:r>
+        <w:rPr>
+          <w:rFonts w:asciiTheme="majorHAnsi" w:hAnsiTheme="majorHAnsi"/>
+          <w:szCs w:val="22"/>
+        </w:rPr>
+        <w:tab/>
+      </w:r>
+      <w:r>
+        <w:rPr>
+          <w:rFonts w:asciiTheme="majorHAnsi" w:hAnsiTheme="majorHAnsi"/>
+          <w:szCs w:val="22"/>
+        </w:rPr>
+        <w:tab/>
+      </w:r>
+      <w:r>
+        <w:rPr>
+          <w:rFonts w:asciiTheme="majorHAnsi" w:hAnsiTheme="majorHAnsi"/>
+          <w:szCs w:val="22"/>
+        </w:rPr>
+        <w:tab/>
+      </w:r>
+      <w:r>
+        <w:rPr>
+          <w:rFonts w:asciiTheme="majorHAnsi" w:hAnsiTheme="majorHAnsi"/>
+          <w:szCs w:val="22"/>
+        </w:rPr>
+        <w:t>element.</w:t>
+      </w:r>
+    </w:p>
+    <w:p>
+      <w:pPr>
+        <w:pStyle w:val="NormalWeb"/>
+        <w:spacing w:before="0" w:beforeAutospacing="0" w:after="0" w:afterAutospacing="0" w:line="276" w:lineRule="auto"/>
+        <w:rPr>
+          <w:rFonts w:asciiTheme="majorHAnsi" w:hAnsiTheme="majorHAnsi"/>
+          <w:b/>
+          <w:sz w:val="20"/>
+          <w:szCs w:val="20"/>
+        </w:rPr>
+      </w:pPr>
+    </w:p>
+    <w:p>
+      <w:pPr>
+        <w:pStyle w:val="NormalWeb"/>
+        <w:spacing w:before="0" w:beforeAutospacing="0" w:after="0" w:afterAutospacing="0" w:line="276" w:lineRule="auto"/>
+        <w:rPr>
+          <w:rFonts w:asciiTheme="majorHAnsi" w:hAnsiTheme="majorHAnsi"/>
+          <w:szCs w:val="22"/>
+        </w:rPr>
+      </w:pPr>
+      <w:r>
+        <w:rPr>
+          <w:rFonts w:asciiTheme="majorHAnsi" w:hAnsiTheme="majorHAnsi"/>
+          <w:b/>
+        </w:rPr>
+        <w:t>Input</w:t>
+      </w:r>
+      <w:r>
+        <w:rPr>
+          <w:rFonts w:asciiTheme="majorHAnsi" w:hAnsiTheme="majorHAnsi"/>
+          <w:b/>
+        </w:rPr>
+        <w:tab/>
+      </w:r>
+      <w:r>
+        <w:rPr>
+          <w:rFonts w:asciiTheme="majorHAnsi" w:hAnsiTheme="majorHAnsi"/>
+          <w:b/>
+        </w:rPr>
+        <w:tab/>
+      </w:r>
+      <w:r>
+        <w:rPr>
+          <w:rFonts w:asciiTheme="majorHAnsi" w:hAnsiTheme="majorHAnsi"/>
+          <w:b/>
+        </w:rPr>
+        <w:tab/>
+      </w:r>
+      <w:r>
+        <w:rPr>
+          <w:rFonts w:asciiTheme="majorHAnsi" w:hAnsiTheme="majorHAnsi"/>
+          <w:b/>
+        </w:rPr>
+        <w:tab/>
+      </w:r>
+      <w:r>
+        <w:rPr>
+          <w:rFonts w:asciiTheme="majorHAnsi" w:hAnsiTheme="majorHAnsi"/>
+          <w:b/>
+        </w:rPr>
+        <w:tab/>
+        <w:t>:</w:t>
+      </w:r>
+      <w:r>
+        <w:rPr>
+          <w:rFonts w:asciiTheme="majorHAnsi" w:hAnsiTheme="majorHAnsi"/>
+          <w:b/>
+        </w:rPr>
+        <w:tab/>
+      </w:r>
+      <w:r>
+        <w:rPr>
+          <w:rFonts w:asciiTheme="majorHAnsi" w:hAnsiTheme="majorHAnsi"/>
+          <w:szCs w:val="22"/>
+        </w:rPr>
+        <w:t xml:space="preserve">Number of elements (N) </w:t>
       </w:r>
     </w:p>
     <w:p>
@@ -341,39 +542,29 @@
         <w:rPr>
           <w:rFonts w:asciiTheme="majorHAnsi" w:hAnsiTheme="majorHAnsi"/>
           <w:szCs w:val="22"/>
-          <w:highlight w:val="yellow"/>
-        </w:rPr>
-        <w:t>(</w:t>
-      </w:r>
-      <w:r>
-        <w:rPr>
-          <w:highlight w:val="yellow"/>
-        </w:rPr>
-        <w:t>Write if you</w:t>
-      </w:r>
-      <w:r>
-        <w:rPr>
-          <w:highlight w:val="yellow"/>
-        </w:rPr>
-        <w:t xml:space="preserve"> h</w:t>
-      </w:r>
-      <w:r>
-        <w:rPr>
-          <w:highlight w:val="yellow"/>
-        </w:rPr>
-        <w:t>ave.)</w:t>
+        </w:rPr>
+        <w:t xml:space="preserve">N integer values </w:t>
       </w:r>
     </w:p>
     <w:p>
       <w:pPr>
         <w:pStyle w:val="NormalWeb"/>
         <w:spacing w:before="0" w:beforeAutospacing="0" w:after="0" w:afterAutospacing="0" w:line="276" w:lineRule="auto"/>
-        <w:rPr>
-          <w:rFonts w:asciiTheme="majorHAnsi" w:hAnsiTheme="majorHAnsi"/>
+        <w:ind w:left="4320"/>
+        <w:rPr>
+          <w:rFonts w:asciiTheme="majorHAnsi" w:hAnsiTheme="majorHAnsi"/>
+          <w:b/>
           <w:sz w:val="20"/>
           <w:szCs w:val="20"/>
         </w:rPr>
       </w:pPr>
+      <w:r>
+        <w:rPr>
+          <w:rFonts w:asciiTheme="majorHAnsi" w:hAnsiTheme="majorHAnsi"/>
+          <w:szCs w:val="22"/>
+        </w:rPr>
+        <w:t>Value of K</w:t>
+      </w:r>
     </w:p>
     <w:p>
       <w:pPr>
@@ -389,7 +580,7 @@
           <w:rFonts w:asciiTheme="majorHAnsi" w:hAnsiTheme="majorHAnsi"/>
           <w:b/>
         </w:rPr>
-        <w:t>Limitation</w:t>
+        <w:t>Processing</w:t>
       </w:r>
       <w:r>
         <w:rPr>
@@ -432,14 +623,7 @@
           <w:rFonts w:asciiTheme="majorHAnsi" w:hAnsiTheme="majorHAnsi"/>
           <w:szCs w:val="22"/>
         </w:rPr>
-        <w:t>This programme only written for real numbers</w:t>
-      </w:r>
-      <w:r>
-        <w:rPr>
-          <w:rFonts w:asciiTheme="majorHAnsi" w:hAnsiTheme="majorHAnsi"/>
-          <w:szCs w:val="22"/>
-        </w:rPr>
-        <w:t xml:space="preserve">. </w:t>
+        <w:t>Read the number of elements.</w:t>
       </w:r>
     </w:p>
     <w:p>
@@ -449,83 +633,144 @@
         <w:ind w:left="3600" w:firstLine="720"/>
         <w:rPr>
           <w:rFonts w:asciiTheme="majorHAnsi" w:hAnsiTheme="majorHAnsi"/>
-        </w:rPr>
-      </w:pPr>
-      <w:r>
-        <w:rPr>
-          <w:rFonts w:asciiTheme="majorHAnsi" w:hAnsiTheme="majorHAnsi"/>
           <w:szCs w:val="22"/>
-          <w:highlight w:val="yellow"/>
-        </w:rPr>
-        <w:t>(</w:t>
-      </w:r>
-      <w:r>
-        <w:rPr>
-          <w:highlight w:val="yellow"/>
-        </w:rPr>
-        <w:t>Write if you have.)</w:t>
-      </w:r>
-    </w:p>
-    <w:p>
-      <w:pPr>
-        <w:spacing w:after="0"/>
-        <w:rPr>
-          <w:rFonts w:asciiTheme="majorHAnsi" w:hAnsiTheme="majorHAnsi"/>
-          <w:b/>
+        </w:rPr>
+      </w:pPr>
+      <w:r>
+        <w:rPr>
+          <w:rFonts w:asciiTheme="majorHAnsi" w:hAnsiTheme="majorHAnsi"/>
+          <w:szCs w:val="22"/>
+        </w:rPr>
+        <w:t xml:space="preserve">Store the values in an </w:t>
+      </w:r>
+      <w:proofErr w:type="spellStart"/>
+      <w:proofErr w:type="gramStart"/>
+      <w:r>
+        <w:rPr>
+          <w:rFonts w:asciiTheme="majorHAnsi" w:hAnsiTheme="majorHAnsi"/>
+          <w:szCs w:val="22"/>
+        </w:rPr>
+        <w:t>ArrayList</w:t>
+      </w:r>
+      <w:proofErr w:type="spellEnd"/>
+      <w:r>
+        <w:rPr>
+          <w:rFonts w:asciiTheme="majorHAnsi" w:hAnsiTheme="majorHAnsi"/>
+          <w:szCs w:val="22"/>
+        </w:rPr>
+        <w:t>.</w:t>
+      </w:r>
+      <w:r>
+        <w:rPr>
+          <w:rFonts w:asciiTheme="majorHAnsi" w:hAnsiTheme="majorHAnsi"/>
+          <w:szCs w:val="22"/>
+        </w:rPr>
+        <w:t>.</w:t>
+      </w:r>
+      <w:proofErr w:type="gramEnd"/>
+    </w:p>
+    <w:p>
+      <w:pPr>
+        <w:pStyle w:val="NormalWeb"/>
+        <w:spacing w:before="0" w:beforeAutospacing="0" w:after="0" w:afterAutospacing="0" w:line="276" w:lineRule="auto"/>
+        <w:ind w:left="3600" w:firstLine="720"/>
+        <w:rPr>
+          <w:rFonts w:asciiTheme="majorHAnsi" w:hAnsiTheme="majorHAnsi"/>
+          <w:szCs w:val="22"/>
+        </w:rPr>
+      </w:pPr>
+      <w:r>
+        <w:rPr>
+          <w:rFonts w:asciiTheme="majorHAnsi" w:hAnsiTheme="majorHAnsi"/>
+          <w:szCs w:val="22"/>
+        </w:rPr>
+        <w:t xml:space="preserve">Sort the </w:t>
+      </w:r>
+      <w:proofErr w:type="spellStart"/>
+      <w:r>
+        <w:rPr>
+          <w:rFonts w:asciiTheme="majorHAnsi" w:hAnsiTheme="majorHAnsi"/>
+          <w:szCs w:val="22"/>
+        </w:rPr>
+        <w:t>ArrayList</w:t>
+      </w:r>
+      <w:proofErr w:type="spellEnd"/>
+      <w:r>
+        <w:rPr>
+          <w:rFonts w:asciiTheme="majorHAnsi" w:hAnsiTheme="majorHAnsi"/>
+          <w:szCs w:val="22"/>
+        </w:rPr>
+        <w:t xml:space="preserve"> in descending order.</w:t>
+      </w:r>
+    </w:p>
+    <w:p>
+      <w:pPr>
+        <w:pStyle w:val="NormalWeb"/>
+        <w:spacing w:before="0" w:beforeAutospacing="0" w:after="0" w:afterAutospacing="0" w:line="276" w:lineRule="auto"/>
+        <w:ind w:left="3600" w:firstLine="720"/>
+        <w:rPr>
+          <w:rFonts w:asciiTheme="majorHAnsi" w:hAnsiTheme="majorHAnsi"/>
           <w:sz w:val="20"/>
           <w:szCs w:val="20"/>
         </w:rPr>
       </w:pPr>
+      <w:r>
+        <w:rPr>
+          <w:rFonts w:asciiTheme="majorHAnsi" w:hAnsiTheme="majorHAnsi"/>
+          <w:szCs w:val="22"/>
+        </w:rPr>
+        <w:t>If valid, display the Kth largest element.</w:t>
+      </w:r>
     </w:p>
     <w:p>
       <w:pPr>
         <w:pStyle w:val="NormalWeb"/>
-        <w:spacing w:before="0" w:beforeAutospacing="0" w:after="0" w:afterAutospacing="0" w:line="276" w:lineRule="auto"/>
-        <w:rPr>
-          <w:rFonts w:asciiTheme="majorHAnsi" w:hAnsiTheme="majorHAnsi"/>
-        </w:rPr>
-      </w:pPr>
-      <w:r>
-        <w:rPr>
-          <w:rFonts w:asciiTheme="majorHAnsi" w:hAnsiTheme="majorHAnsi"/>
-          <w:b/>
-        </w:rPr>
-        <w:t>Input</w:t>
-      </w:r>
-      <w:r>
-        <w:rPr>
-          <w:rFonts w:asciiTheme="majorHAnsi" w:hAnsiTheme="majorHAnsi"/>
-          <w:b/>
-        </w:rPr>
-        <w:tab/>
-      </w:r>
-      <w:r>
-        <w:rPr>
-          <w:rFonts w:asciiTheme="majorHAnsi" w:hAnsiTheme="majorHAnsi"/>
-          <w:b/>
-        </w:rPr>
-        <w:tab/>
-      </w:r>
-      <w:r>
-        <w:rPr>
-          <w:rFonts w:asciiTheme="majorHAnsi" w:hAnsiTheme="majorHAnsi"/>
-          <w:b/>
-        </w:rPr>
-        <w:tab/>
-      </w:r>
-      <w:r>
-        <w:rPr>
-          <w:rFonts w:asciiTheme="majorHAnsi" w:hAnsiTheme="majorHAnsi"/>
-          <w:b/>
-        </w:rPr>
-        <w:tab/>
-      </w:r>
-      <w:r>
-        <w:rPr>
-          <w:rFonts w:asciiTheme="majorHAnsi" w:hAnsiTheme="majorHAnsi"/>
-          <w:b/>
-        </w:rPr>
-        <w:tab/>
+        <w:spacing w:after="0"/>
+        <w:rPr>
+          <w:rFonts w:asciiTheme="majorHAnsi" w:hAnsiTheme="majorHAnsi"/>
+          <w:szCs w:val="22"/>
+        </w:rPr>
+      </w:pPr>
+      <w:r>
+        <w:rPr>
+          <w:rFonts w:asciiTheme="majorHAnsi" w:hAnsiTheme="majorHAnsi"/>
+          <w:b/>
+        </w:rPr>
+        <w:t>Output</w:t>
+      </w:r>
+      <w:r>
+        <w:rPr>
+          <w:rFonts w:asciiTheme="majorHAnsi" w:hAnsiTheme="majorHAnsi"/>
+          <w:b/>
+        </w:rPr>
+        <w:tab/>
+      </w:r>
+      <w:r>
+        <w:rPr>
+          <w:rFonts w:asciiTheme="majorHAnsi" w:hAnsiTheme="majorHAnsi"/>
+          <w:b/>
+        </w:rPr>
+        <w:tab/>
+      </w:r>
+      <w:r>
+        <w:rPr>
+          <w:rFonts w:asciiTheme="majorHAnsi" w:hAnsiTheme="majorHAnsi"/>
+          <w:b/>
+        </w:rPr>
+        <w:tab/>
+      </w:r>
+      <w:r>
+        <w:rPr>
+          <w:rFonts w:asciiTheme="majorHAnsi" w:hAnsiTheme="majorHAnsi"/>
+          <w:b/>
+        </w:rPr>
+        <w:tab/>
+      </w:r>
+      <w:r>
+        <w:rPr>
+          <w:rFonts w:asciiTheme="majorHAnsi" w:hAnsiTheme="majorHAnsi"/>
+          <w:b/>
+        </w:rPr>
         <w:t>:</w:t>
       </w:r>
       <w:r>
@@ -538,202 +783,48 @@
       <w:r>
         <w:rPr>
           <w:rFonts w:asciiTheme="majorHAnsi" w:hAnsiTheme="majorHAnsi"/>
+        </w:rPr>
+        <w:t>The Kth largest element</w:t>
+      </w:r>
+      <w:r>
+        <w:rPr>
+          <w:rFonts w:asciiTheme="majorHAnsi" w:hAnsiTheme="majorHAnsi"/>
+        </w:rPr>
+        <w:t xml:space="preserve"> </w:t>
+      </w:r>
+      <w:r>
+        <w:rPr>
+          <w:rFonts w:asciiTheme="majorHAnsi" w:hAnsiTheme="majorHAnsi"/>
+        </w:rPr>
+        <w:t>OR</w:t>
+      </w:r>
+      <w:r>
+        <w:rPr>
+          <w:rFonts w:asciiTheme="majorHAnsi" w:hAnsiTheme="majorHAnsi"/>
+        </w:rPr>
+        <w:t xml:space="preserve"> </w:t>
+      </w:r>
+      <w:r>
+        <w:rPr>
+          <w:rFonts w:asciiTheme="majorHAnsi" w:hAnsiTheme="majorHAnsi"/>
+        </w:rPr>
+        <w:t xml:space="preserve">-1 if K is </w:t>
+      </w:r>
+      <w:proofErr w:type="gramStart"/>
+      <w:r>
+        <w:rPr>
+          <w:rFonts w:asciiTheme="majorHAnsi" w:hAnsiTheme="majorHAnsi"/>
+        </w:rPr>
+        <w:t>invalid.</w:t>
+      </w:r>
+      <w:r>
+        <w:rPr>
+          <w:rFonts w:asciiTheme="majorHAnsi" w:hAnsiTheme="majorHAnsi"/>
           <w:szCs w:val="22"/>
         </w:rPr>
-        <w:t xml:space="preserve">Number </w:t>
-      </w:r>
-      <w:r>
-        <w:rPr>
-          <w:rFonts w:asciiTheme="majorHAnsi" w:hAnsiTheme="majorHAnsi"/>
-          <w:i/>
-          <w:szCs w:val="22"/>
-        </w:rPr>
-        <w:t>N</w:t>
-      </w:r>
-    </w:p>
-    <w:p>
-      <w:pPr>
-        <w:spacing w:after="0"/>
-        <w:rPr>
-          <w:rFonts w:asciiTheme="majorHAnsi" w:hAnsiTheme="majorHAnsi"/>
-          <w:b/>
-          <w:sz w:val="20"/>
-          <w:szCs w:val="20"/>
-        </w:rPr>
-      </w:pPr>
-    </w:p>
-    <w:p>
-      <w:pPr>
-        <w:pStyle w:val="NormalWeb"/>
-        <w:spacing w:before="0" w:beforeAutospacing="0" w:after="0" w:afterAutospacing="0" w:line="276" w:lineRule="auto"/>
-        <w:rPr>
-          <w:rFonts w:asciiTheme="majorHAnsi" w:hAnsiTheme="majorHAnsi"/>
-          <w:szCs w:val="22"/>
-        </w:rPr>
-      </w:pPr>
-      <w:r>
-        <w:rPr>
-          <w:rFonts w:asciiTheme="majorHAnsi" w:hAnsiTheme="majorHAnsi"/>
-          <w:b/>
-        </w:rPr>
-        <w:t>Processing</w:t>
-      </w:r>
-      <w:r>
-        <w:rPr>
-          <w:rFonts w:asciiTheme="majorHAnsi" w:hAnsiTheme="majorHAnsi"/>
-          <w:b/>
-        </w:rPr>
-        <w:tab/>
-      </w:r>
-      <w:r>
-        <w:rPr>
-          <w:rFonts w:asciiTheme="majorHAnsi" w:hAnsiTheme="majorHAnsi"/>
-          <w:b/>
-        </w:rPr>
-        <w:tab/>
-      </w:r>
-      <w:r>
-        <w:rPr>
-          <w:rFonts w:asciiTheme="majorHAnsi" w:hAnsiTheme="majorHAnsi"/>
-          <w:b/>
-        </w:rPr>
-        <w:tab/>
-      </w:r>
-      <w:r>
-        <w:rPr>
-          <w:rFonts w:asciiTheme="majorHAnsi" w:hAnsiTheme="majorHAnsi"/>
-          <w:b/>
-        </w:rPr>
-        <w:tab/>
-        <w:t>:</w:t>
-      </w:r>
-      <w:r>
-        <w:rPr>
-          <w:rFonts w:asciiTheme="majorHAnsi" w:hAnsiTheme="majorHAnsi"/>
-          <w:b/>
-        </w:rPr>
-        <w:tab/>
-      </w:r>
-      <w:r>
-        <w:rPr>
-          <w:rFonts w:asciiTheme="majorHAnsi" w:hAnsiTheme="majorHAnsi"/>
-          <w:szCs w:val="22"/>
-        </w:rPr>
-        <w:t xml:space="preserve">Calculate and print </w:t>
-      </w:r>
-      <w:r>
-        <w:rPr>
-          <w:rFonts w:asciiTheme="majorHAnsi" w:hAnsiTheme="majorHAnsi"/>
-          <w:i/>
-          <w:szCs w:val="22"/>
-        </w:rPr>
-        <w:t>N</w:t>
-      </w:r>
-      <w:r>
-        <w:rPr>
-          <w:rFonts w:asciiTheme="majorHAnsi" w:hAnsiTheme="majorHAnsi"/>
-          <w:szCs w:val="22"/>
-        </w:rPr>
-        <w:t xml:space="preserve"> number of even numbers from 0 in order.</w:t>
-      </w:r>
-    </w:p>
-    <w:p>
-      <w:pPr>
-        <w:pStyle w:val="NormalWeb"/>
-        <w:spacing w:before="0" w:beforeAutospacing="0" w:after="0" w:afterAutospacing="0" w:line="276" w:lineRule="auto"/>
-        <w:rPr>
-          <w:rFonts w:asciiTheme="majorHAnsi" w:hAnsiTheme="majorHAnsi"/>
-          <w:sz w:val="20"/>
-          <w:szCs w:val="20"/>
-        </w:rPr>
-      </w:pPr>
-    </w:p>
-    <w:p>
-      <w:pPr>
-        <w:pStyle w:val="NormalWeb"/>
-        <w:spacing w:before="0" w:beforeAutospacing="0" w:after="0" w:afterAutospacing="0" w:line="276" w:lineRule="auto"/>
-        <w:rPr>
-          <w:rFonts w:asciiTheme="majorHAnsi" w:hAnsiTheme="majorHAnsi"/>
-          <w:szCs w:val="22"/>
-        </w:rPr>
-      </w:pPr>
-      <w:r>
-        <w:rPr>
-          <w:rFonts w:asciiTheme="majorHAnsi" w:hAnsiTheme="majorHAnsi"/>
-          <w:b/>
-        </w:rPr>
-        <w:t>Output</w:t>
-      </w:r>
-      <w:r>
-        <w:rPr>
-          <w:rFonts w:asciiTheme="majorHAnsi" w:hAnsiTheme="majorHAnsi"/>
-          <w:b/>
-        </w:rPr>
-        <w:tab/>
-      </w:r>
-      <w:r>
-        <w:rPr>
-          <w:rFonts w:asciiTheme="majorHAnsi" w:hAnsiTheme="majorHAnsi"/>
-          <w:b/>
-        </w:rPr>
-        <w:tab/>
-      </w:r>
-      <w:r>
-        <w:rPr>
-          <w:rFonts w:asciiTheme="majorHAnsi" w:hAnsiTheme="majorHAnsi"/>
-          <w:b/>
-        </w:rPr>
-        <w:tab/>
-      </w:r>
-      <w:r>
-        <w:rPr>
-          <w:rFonts w:asciiTheme="majorHAnsi" w:hAnsiTheme="majorHAnsi"/>
-          <w:b/>
-        </w:rPr>
-        <w:tab/>
-      </w:r>
-      <w:r>
-        <w:rPr>
-          <w:rFonts w:asciiTheme="majorHAnsi" w:hAnsiTheme="majorHAnsi"/>
-          <w:b/>
-        </w:rPr>
-        <w:t>:</w:t>
-      </w:r>
-      <w:r>
-        <w:rPr>
-          <w:rFonts w:asciiTheme="majorHAnsi" w:hAnsiTheme="majorHAnsi"/>
-          <w:b/>
-        </w:rPr>
-        <w:tab/>
-      </w:r>
-      <w:r>
-        <w:rPr>
-          <w:rFonts w:asciiTheme="majorHAnsi" w:hAnsiTheme="majorHAnsi"/>
-        </w:rPr>
-        <w:t xml:space="preserve">The list of </w:t>
-      </w:r>
-      <w:r>
-        <w:rPr>
-          <w:rFonts w:asciiTheme="majorHAnsi" w:hAnsiTheme="majorHAnsi"/>
-          <w:i/>
-          <w:szCs w:val="22"/>
-        </w:rPr>
-        <w:t>N</w:t>
-      </w:r>
-      <w:r>
-        <w:rPr>
-          <w:rFonts w:asciiTheme="majorHAnsi" w:hAnsiTheme="majorHAnsi"/>
-          <w:szCs w:val="22"/>
-        </w:rPr>
-        <w:t xml:space="preserve"> number</w:t>
-      </w:r>
-      <w:r>
-        <w:rPr>
-          <w:rFonts w:asciiTheme="majorHAnsi" w:hAnsiTheme="majorHAnsi"/>
-          <w:szCs w:val="22"/>
-        </w:rPr>
-        <w:t xml:space="preserve"> of even numbers from 0.</w:t>
-      </w:r>
+        <w:t>.</w:t>
+      </w:r>
+      <w:proofErr w:type="gramEnd"/>
     </w:p>
     <w:p>
       <w:pPr>
@@ -811,679 +902,8 @@
           <w:rFonts w:asciiTheme="majorHAnsi" w:hAnsiTheme="majorHAnsi"/>
           <w:sz w:val="24"/>
         </w:rPr>
-        <w:t>Step1: R</w:t>
-      </w:r>
-      <w:r>
-        <w:rPr>
-          <w:rFonts w:asciiTheme="majorHAnsi" w:hAnsiTheme="majorHAnsi"/>
-          <w:sz w:val="24"/>
-        </w:rPr>
-        <w:t xml:space="preserve">ead </w:t>
-      </w:r>
-      <w:r>
-        <w:rPr>
-          <w:rFonts w:asciiTheme="majorHAnsi" w:hAnsiTheme="majorHAnsi"/>
-          <w:sz w:val="24"/>
-        </w:rPr>
-        <w:t>the number N</w:t>
-      </w:r>
-    </w:p>
-    <w:p>
-      <w:pPr>
-        <w:spacing w:after="0"/>
-        <w:rPr>
-          <w:rFonts w:asciiTheme="majorHAnsi" w:hAnsiTheme="majorHAnsi"/>
-          <w:sz w:val="24"/>
-        </w:rPr>
-      </w:pPr>
-      <w:r>
-        <w:rPr>
-          <w:rFonts w:asciiTheme="majorHAnsi" w:hAnsiTheme="majorHAnsi"/>
-          <w:noProof/>
-          <w:sz w:val="24"/>
-          <w:lang w:val="en-GB" w:eastAsia="en-GB"/>
-        </w:rPr>
-        <mc:AlternateContent>
-          <mc:Choice Requires="wps">
-            <w:drawing>
-              <wp:anchor distT="0" distB="0" distL="114300" distR="114300" simplePos="0" relativeHeight="251659264" behindDoc="0" locked="0" layoutInCell="1" allowOverlap="1" wp14:anchorId="450E7765" wp14:editId="57074158">
-                <wp:simplePos x="0" y="0"/>
-                <wp:positionH relativeFrom="column">
-                  <wp:posOffset>4728210</wp:posOffset>
-                </wp:positionH>
-                <wp:positionV relativeFrom="paragraph">
-                  <wp:posOffset>100330</wp:posOffset>
-                </wp:positionV>
-                <wp:extent cx="303530" cy="0"/>
-                <wp:effectExtent l="38100" t="76200" r="0" b="95250"/>
-                <wp:wrapNone/>
-                <wp:docPr id="1" name="Straight Arrow Connector 1"/>
-                <wp:cNvGraphicFramePr/>
-                <a:graphic xmlns:a="http://schemas.openxmlformats.org/drawingml/2006/main">
-                  <a:graphicData uri="http://schemas.microsoft.com/office/word/2010/wordprocessingShape">
-                    <wps:wsp>
-                      <wps:cNvCnPr/>
-                      <wps:spPr>
-                        <a:xfrm flipH="1">
-                          <a:off x="0" y="0"/>
-                          <a:ext cx="303530" cy="0"/>
-                        </a:xfrm>
-                        <a:prstGeom prst="straightConnector1">
-                          <a:avLst/>
-                        </a:prstGeom>
-                        <a:ln>
-                          <a:solidFill>
-                            <a:schemeClr val="tx1"/>
-                          </a:solidFill>
-                          <a:headEnd type="none" w="med" len="med"/>
-                          <a:tailEnd type="triangle" w="med" len="med"/>
-                        </a:ln>
-                      </wps:spPr>
-                      <wps:style>
-                        <a:lnRef idx="1">
-                          <a:schemeClr val="accent1"/>
-                        </a:lnRef>
-                        <a:fillRef idx="0">
-                          <a:schemeClr val="accent1"/>
-                        </a:fillRef>
-                        <a:effectRef idx="0">
-                          <a:schemeClr val="accent1"/>
-                        </a:effectRef>
-                        <a:fontRef idx="minor">
-                          <a:schemeClr val="tx1"/>
-                        </a:fontRef>
-                      </wps:style>
-                      <wps:bodyPr/>
-                    </wps:wsp>
-                  </a:graphicData>
-                </a:graphic>
-                <wp14:sizeRelH relativeFrom="margin">
-                  <wp14:pctWidth>0</wp14:pctWidth>
-                </wp14:sizeRelH>
-                <wp14:sizeRelV relativeFrom="margin">
-                  <wp14:pctHeight>0</wp14:pctHeight>
-                </wp14:sizeRelV>
-              </wp:anchor>
-            </w:drawing>
-          </mc:Choice>
-          <mc:Fallback>
-            <w:pict>
-              <v:shapetype w14:anchorId="27BAC66B" id="_x0000_t32" coordsize="21600,21600" o:spt="32" o:oned="t" path="m,l21600,21600e" filled="f">
-                <v:path arrowok="t" fillok="f" o:connecttype="none"/>
-                <o:lock v:ext="edit" shapetype="t"/>
-              </v:shapetype>
-              <v:shape id="Straight Arrow Connector 1" o:spid="_x0000_s1026" type="#_x0000_t32" style="position:absolute;margin-left:372.3pt;margin-top:7.9pt;width:23.9pt;height:0;flip:x;z-index:251659264;visibility:visible;mso-wrap-style:square;mso-width-percent:0;mso-height-percent:0;mso-wrap-distance-left:9pt;mso-wrap-distance-top:0;mso-wrap-distance-right:9pt;mso-wrap-distance-bottom:0;mso-position-horizontal:absolute;mso-position-horizontal-relative:text;mso-position-vertical:absolute;mso-position-vertical-relative:text;mso-width-percent:0;mso-height-percent:0;mso-width-relative:margin;mso-height-relative:margin" o:gfxdata="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" strokecolor="black [3213]">
-                <v:stroke endarrow="block"/>
-              </v:shape>
-            </w:pict>
-          </mc:Fallback>
-        </mc:AlternateContent>
-      </w:r>
-      <w:r>
-        <w:rPr>
-          <w:rFonts w:asciiTheme="majorHAnsi" w:hAnsiTheme="majorHAnsi"/>
-          <w:sz w:val="24"/>
-        </w:rPr>
-        <w:tab/>
-      </w:r>
-      <w:r>
-        <w:rPr>
-          <w:rFonts w:asciiTheme="majorHAnsi" w:hAnsiTheme="majorHAnsi"/>
-          <w:sz w:val="24"/>
-        </w:rPr>
-        <w:tab/>
-      </w:r>
-      <w:r>
-        <w:rPr>
-          <w:rFonts w:asciiTheme="majorHAnsi" w:hAnsiTheme="majorHAnsi"/>
-          <w:sz w:val="24"/>
-        </w:rPr>
-        <w:tab/>
-      </w:r>
-      <w:r>
-        <w:rPr>
-          <w:rFonts w:asciiTheme="majorHAnsi" w:hAnsiTheme="majorHAnsi"/>
-          <w:sz w:val="24"/>
-        </w:rPr>
-        <w:tab/>
-      </w:r>
-      <w:r>
-        <w:rPr>
-          <w:rFonts w:asciiTheme="majorHAnsi" w:hAnsiTheme="majorHAnsi"/>
-          <w:sz w:val="24"/>
-        </w:rPr>
-        <w:tab/>
-      </w:r>
-      <w:r>
-        <w:rPr>
-          <w:rFonts w:asciiTheme="majorHAnsi" w:hAnsiTheme="majorHAnsi"/>
-          <w:sz w:val="24"/>
-        </w:rPr>
-        <w:tab/>
-      </w:r>
-      <w:r>
-        <w:rPr>
-          <w:rFonts w:asciiTheme="majorHAnsi" w:hAnsiTheme="majorHAnsi"/>
-          <w:sz w:val="24"/>
-        </w:rPr>
-        <w:t xml:space="preserve">Step2: Initialise the counter: n </w:t>
-      </w:r>
-      <w:r>
-        <w:rPr>
-          <w:rFonts w:asciiTheme="majorHAnsi" w:hAnsiTheme="majorHAnsi"/>
-          <w:sz w:val="24"/>
-        </w:rPr>
-        <w:t xml:space="preserve"> </w:t>
-      </w:r>
-      <w:r>
-        <w:rPr>
-          <w:rFonts w:asciiTheme="majorHAnsi" w:hAnsiTheme="majorHAnsi"/>
-          <w:sz w:val="24"/>
-        </w:rPr>
-        <w:tab/>
-        <w:t xml:space="preserve"> 0</w:t>
-      </w:r>
-      <w:r>
-        <w:rPr>
-          <w:rFonts w:asciiTheme="majorHAnsi" w:hAnsiTheme="majorHAnsi"/>
-          <w:sz w:val="24"/>
-        </w:rPr>
-        <w:tab/>
-      </w:r>
-      <w:r>
-        <w:rPr>
-          <w:rFonts w:asciiTheme="majorHAnsi" w:hAnsiTheme="majorHAnsi"/>
-          <w:sz w:val="24"/>
-        </w:rPr>
-        <w:tab/>
-      </w:r>
-      <w:r>
-        <w:rPr>
-          <w:rFonts w:asciiTheme="majorHAnsi" w:hAnsiTheme="majorHAnsi"/>
-          <w:sz w:val="24"/>
-        </w:rPr>
-        <w:tab/>
-        <w:t xml:space="preserve">  </w:t>
-      </w:r>
-    </w:p>
-    <w:p>
-      <w:pPr>
-        <w:spacing w:after="0"/>
-        <w:rPr>
-          <w:rFonts w:asciiTheme="majorHAnsi" w:hAnsiTheme="majorHAnsi"/>
-          <w:sz w:val="24"/>
-        </w:rPr>
-      </w:pPr>
-      <w:r>
-        <w:rPr>
-          <w:rFonts w:asciiTheme="majorHAnsi" w:hAnsiTheme="majorHAnsi"/>
-          <w:noProof/>
-          <w:sz w:val="24"/>
-          <w:lang w:val="en-GB" w:eastAsia="en-GB"/>
-        </w:rPr>
-        <mc:AlternateContent>
-          <mc:Choice Requires="wps">
-            <w:drawing>
-              <wp:anchor distT="0" distB="0" distL="114300" distR="114300" simplePos="0" relativeHeight="251661312" behindDoc="0" locked="0" layoutInCell="1" allowOverlap="1" wp14:anchorId="4C62BD23" wp14:editId="02FEBE56">
-                <wp:simplePos x="0" y="0"/>
-                <wp:positionH relativeFrom="column">
-                  <wp:posOffset>5326380</wp:posOffset>
-                </wp:positionH>
-                <wp:positionV relativeFrom="paragraph">
-                  <wp:posOffset>106045</wp:posOffset>
-                </wp:positionV>
-                <wp:extent cx="303530" cy="0"/>
-                <wp:effectExtent l="38100" t="76200" r="0" b="95250"/>
-                <wp:wrapNone/>
-                <wp:docPr id="2" name="Straight Arrow Connector 2"/>
-                <wp:cNvGraphicFramePr/>
-                <a:graphic xmlns:a="http://schemas.openxmlformats.org/drawingml/2006/main">
-                  <a:graphicData uri="http://schemas.microsoft.com/office/word/2010/wordprocessingShape">
-                    <wps:wsp>
-                      <wps:cNvCnPr/>
-                      <wps:spPr>
-                        <a:xfrm flipH="1">
-                          <a:off x="0" y="0"/>
-                          <a:ext cx="303530" cy="0"/>
-                        </a:xfrm>
-                        <a:prstGeom prst="straightConnector1">
-                          <a:avLst/>
-                        </a:prstGeom>
-                        <a:ln>
-                          <a:solidFill>
-                            <a:schemeClr val="tx1"/>
-                          </a:solidFill>
-                          <a:headEnd type="none" w="med" len="med"/>
-                          <a:tailEnd type="triangle" w="med" len="med"/>
-                        </a:ln>
-                      </wps:spPr>
-                      <wps:style>
-                        <a:lnRef idx="1">
-                          <a:schemeClr val="accent1"/>
-                        </a:lnRef>
-                        <a:fillRef idx="0">
-                          <a:schemeClr val="accent1"/>
-                        </a:fillRef>
-                        <a:effectRef idx="0">
-                          <a:schemeClr val="accent1"/>
-                        </a:effectRef>
-                        <a:fontRef idx="minor">
-                          <a:schemeClr val="tx1"/>
-                        </a:fontRef>
-                      </wps:style>
-                      <wps:bodyPr/>
-                    </wps:wsp>
-                  </a:graphicData>
-                </a:graphic>
-                <wp14:sizeRelH relativeFrom="margin">
-                  <wp14:pctWidth>0</wp14:pctWidth>
-                </wp14:sizeRelH>
-                <wp14:sizeRelV relativeFrom="margin">
-                  <wp14:pctHeight>0</wp14:pctHeight>
-                </wp14:sizeRelV>
-              </wp:anchor>
-            </w:drawing>
-          </mc:Choice>
-          <mc:Fallback>
-            <w:pict>
-              <v:shape w14:anchorId="4EE1A89F" id="Straight Arrow Connector 2" o:spid="_x0000_s1026" type="#_x0000_t32" style="position:absolute;margin-left:419.4pt;margin-top:8.35pt;width:23.9pt;height:0;flip:x;z-index:251661312;visibility:visible;mso-wrap-style:square;mso-width-percent:0;mso-height-percent:0;mso-wrap-distance-left:9pt;mso-wrap-distance-top:0;mso-wrap-distance-right:9pt;mso-wrap-distance-bottom:0;mso-position-horizontal:absolute;mso-position-horizontal-relative:text;mso-position-vertical:absolute;mso-position-vertical-relative:text;mso-width-percent:0;mso-height-percent:0;mso-width-relative:margin;mso-height-relative:margin" o:gfxdata="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" strokecolor="black [3213]">
-                <v:stroke endarrow="block"/>
-              </v:shape>
-            </w:pict>
-          </mc:Fallback>
-        </mc:AlternateContent>
-      </w:r>
-      <w:r>
-        <w:rPr>
-          <w:rFonts w:asciiTheme="majorHAnsi" w:hAnsiTheme="majorHAnsi"/>
-          <w:sz w:val="24"/>
-        </w:rPr>
-        <w:tab/>
-      </w:r>
-      <w:r>
-        <w:rPr>
-          <w:rFonts w:asciiTheme="majorHAnsi" w:hAnsiTheme="majorHAnsi"/>
-          <w:sz w:val="24"/>
-        </w:rPr>
-        <w:tab/>
-      </w:r>
-      <w:r>
-        <w:rPr>
-          <w:rFonts w:asciiTheme="majorHAnsi" w:hAnsiTheme="majorHAnsi"/>
-          <w:sz w:val="24"/>
-        </w:rPr>
-        <w:tab/>
-      </w:r>
-      <w:r>
-        <w:rPr>
-          <w:rFonts w:asciiTheme="majorHAnsi" w:hAnsiTheme="majorHAnsi"/>
-          <w:sz w:val="24"/>
-        </w:rPr>
-        <w:tab/>
-      </w:r>
-      <w:r>
-        <w:rPr>
-          <w:rFonts w:asciiTheme="majorHAnsi" w:hAnsiTheme="majorHAnsi"/>
-          <w:sz w:val="24"/>
-        </w:rPr>
-        <w:tab/>
-      </w:r>
-      <w:r>
-        <w:rPr>
-          <w:rFonts w:asciiTheme="majorHAnsi" w:hAnsiTheme="majorHAnsi"/>
-          <w:sz w:val="24"/>
-        </w:rPr>
-        <w:tab/>
-        <w:t>Step3: C</w:t>
-      </w:r>
-      <w:r>
-        <w:rPr>
-          <w:rFonts w:asciiTheme="majorHAnsi" w:hAnsiTheme="majorHAnsi"/>
-          <w:sz w:val="24"/>
-        </w:rPr>
-        <w:t>ompute the even number: even</w:t>
-      </w:r>
-      <w:r>
-        <w:rPr>
-          <w:rFonts w:asciiTheme="majorHAnsi" w:hAnsiTheme="majorHAnsi"/>
-          <w:sz w:val="24"/>
-        </w:rPr>
-        <w:tab/>
-        <w:t xml:space="preserve">     2</w:t>
-      </w:r>
-      <w:r>
-        <w:rPr>
-          <w:rFonts w:asciiTheme="majorHAnsi" w:hAnsiTheme="majorHAnsi"/>
-          <w:sz w:val="24"/>
-        </w:rPr>
-        <w:t>*</w:t>
-      </w:r>
-      <w:r>
-        <w:rPr>
-          <w:rFonts w:asciiTheme="majorHAnsi" w:hAnsiTheme="majorHAnsi"/>
-          <w:sz w:val="24"/>
-        </w:rPr>
-        <w:t>n</w:t>
-      </w:r>
-    </w:p>
-    <w:p>
-      <w:pPr>
-        <w:spacing w:after="0"/>
-        <w:rPr>
-          <w:rFonts w:asciiTheme="majorHAnsi" w:hAnsiTheme="majorHAnsi"/>
-          <w:sz w:val="24"/>
-        </w:rPr>
-      </w:pPr>
-      <w:r>
-        <w:rPr>
-          <w:rFonts w:asciiTheme="majorHAnsi" w:hAnsiTheme="majorHAnsi"/>
-          <w:sz w:val="24"/>
-        </w:rPr>
-        <w:tab/>
-      </w:r>
-      <w:r>
-        <w:rPr>
-          <w:rFonts w:asciiTheme="majorHAnsi" w:hAnsiTheme="majorHAnsi"/>
-          <w:sz w:val="24"/>
-        </w:rPr>
-        <w:tab/>
-      </w:r>
-      <w:r>
-        <w:rPr>
-          <w:rFonts w:asciiTheme="majorHAnsi" w:hAnsiTheme="majorHAnsi"/>
-          <w:sz w:val="24"/>
-        </w:rPr>
-        <w:tab/>
-      </w:r>
-      <w:r>
-        <w:rPr>
-          <w:rFonts w:asciiTheme="majorHAnsi" w:hAnsiTheme="majorHAnsi"/>
-          <w:sz w:val="24"/>
-        </w:rPr>
-        <w:tab/>
-      </w:r>
-      <w:r>
-        <w:rPr>
-          <w:rFonts w:asciiTheme="majorHAnsi" w:hAnsiTheme="majorHAnsi"/>
-          <w:sz w:val="24"/>
-        </w:rPr>
-        <w:tab/>
-      </w:r>
-      <w:r>
-        <w:rPr>
-          <w:rFonts w:asciiTheme="majorHAnsi" w:hAnsiTheme="majorHAnsi"/>
-          <w:sz w:val="24"/>
-        </w:rPr>
-        <w:tab/>
-        <w:t>Step4: Display the value of even</w:t>
-      </w:r>
-    </w:p>
-    <w:p>
-      <w:pPr>
-        <w:spacing w:after="0"/>
-        <w:rPr>
-          <w:rFonts w:asciiTheme="majorHAnsi" w:hAnsiTheme="majorHAnsi"/>
-          <w:sz w:val="24"/>
-        </w:rPr>
-      </w:pPr>
-      <w:r>
-        <w:rPr>
-          <w:rFonts w:asciiTheme="majorHAnsi" w:hAnsiTheme="majorHAnsi"/>
-          <w:noProof/>
-          <w:sz w:val="24"/>
-          <w:lang w:val="en-GB" w:eastAsia="en-GB"/>
-        </w:rPr>
-        <mc:AlternateContent>
-          <mc:Choice Requires="wps">
-            <w:drawing>
-              <wp:anchor distT="0" distB="0" distL="114300" distR="114300" simplePos="0" relativeHeight="251663360" behindDoc="0" locked="0" layoutInCell="1" allowOverlap="1" wp14:anchorId="01D89BD3" wp14:editId="6DDE9211">
-                <wp:simplePos x="0" y="0"/>
-                <wp:positionH relativeFrom="column">
-                  <wp:posOffset>4819650</wp:posOffset>
-                </wp:positionH>
-                <wp:positionV relativeFrom="paragraph">
-                  <wp:posOffset>100965</wp:posOffset>
-                </wp:positionV>
-                <wp:extent cx="303530" cy="0"/>
-                <wp:effectExtent l="38100" t="76200" r="0" b="95250"/>
-                <wp:wrapNone/>
-                <wp:docPr id="3" name="Straight Arrow Connector 3"/>
-                <wp:cNvGraphicFramePr/>
-                <a:graphic xmlns:a="http://schemas.openxmlformats.org/drawingml/2006/main">
-                  <a:graphicData uri="http://schemas.microsoft.com/office/word/2010/wordprocessingShape">
-                    <wps:wsp>
-                      <wps:cNvCnPr/>
-                      <wps:spPr>
-                        <a:xfrm flipH="1">
-                          <a:off x="0" y="0"/>
-                          <a:ext cx="303530" cy="0"/>
-                        </a:xfrm>
-                        <a:prstGeom prst="straightConnector1">
-                          <a:avLst/>
-                        </a:prstGeom>
-                        <a:ln>
-                          <a:solidFill>
-                            <a:schemeClr val="tx1"/>
-                          </a:solidFill>
-                          <a:headEnd type="none" w="med" len="med"/>
-                          <a:tailEnd type="triangle" w="med" len="med"/>
-                        </a:ln>
-                      </wps:spPr>
-                      <wps:style>
-                        <a:lnRef idx="1">
-                          <a:schemeClr val="accent1"/>
-                        </a:lnRef>
-                        <a:fillRef idx="0">
-                          <a:schemeClr val="accent1"/>
-                        </a:fillRef>
-                        <a:effectRef idx="0">
-                          <a:schemeClr val="accent1"/>
-                        </a:effectRef>
-                        <a:fontRef idx="minor">
-                          <a:schemeClr val="tx1"/>
-                        </a:fontRef>
-                      </wps:style>
-                      <wps:bodyPr/>
-                    </wps:wsp>
-                  </a:graphicData>
-                </a:graphic>
-                <wp14:sizeRelH relativeFrom="margin">
-                  <wp14:pctWidth>0</wp14:pctWidth>
-                </wp14:sizeRelH>
-                <wp14:sizeRelV relativeFrom="margin">
-                  <wp14:pctHeight>0</wp14:pctHeight>
-                </wp14:sizeRelV>
-              </wp:anchor>
-            </w:drawing>
-          </mc:Choice>
-          <mc:Fallback>
-            <w:pict>
-              <v:shape w14:anchorId="005A5B37" id="Straight Arrow Connector 3" o:spid="_x0000_s1026" type="#_x0000_t32" style="position:absolute;margin-left:379.5pt;margin-top:7.95pt;width:23.9pt;height:0;flip:x;z-index:251663360;visibility:visible;mso-wrap-style:square;mso-width-percent:0;mso-height-percent:0;mso-wrap-distance-left:9pt;mso-wrap-distance-top:0;mso-wrap-distance-right:9pt;mso-wrap-distance-bottom:0;mso-position-horizontal:absolute;mso-position-horizontal-relative:text;mso-position-vertical:absolute;mso-position-vertical-relative:text;mso-width-percent:0;mso-height-percent:0;mso-width-relative:margin;mso-height-relative:margin" o:gfxdata="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" strokecolor="black [3213]">
-                <v:stroke endarrow="block"/>
-              </v:shape>
-            </w:pict>
-          </mc:Fallback>
-        </mc:AlternateContent>
-      </w:r>
-      <w:r>
-        <w:rPr>
-          <w:rFonts w:asciiTheme="majorHAnsi" w:hAnsiTheme="majorHAnsi"/>
-          <w:sz w:val="24"/>
-        </w:rPr>
-        <w:tab/>
-      </w:r>
-      <w:r>
-        <w:rPr>
-          <w:rFonts w:asciiTheme="majorHAnsi" w:hAnsiTheme="majorHAnsi"/>
-          <w:sz w:val="24"/>
-        </w:rPr>
-        <w:tab/>
-      </w:r>
-      <w:r>
-        <w:rPr>
-          <w:rFonts w:asciiTheme="majorHAnsi" w:hAnsiTheme="majorHAnsi"/>
-          <w:sz w:val="24"/>
-        </w:rPr>
-        <w:tab/>
-      </w:r>
-      <w:r>
-        <w:rPr>
-          <w:rFonts w:asciiTheme="majorHAnsi" w:hAnsiTheme="majorHAnsi"/>
-          <w:sz w:val="24"/>
-        </w:rPr>
-        <w:tab/>
-      </w:r>
-      <w:r>
-        <w:rPr>
-          <w:rFonts w:asciiTheme="majorHAnsi" w:hAnsiTheme="majorHAnsi"/>
-          <w:sz w:val="24"/>
-        </w:rPr>
-        <w:tab/>
-      </w:r>
-      <w:r>
-        <w:rPr>
-          <w:rFonts w:asciiTheme="majorHAnsi" w:hAnsiTheme="majorHAnsi"/>
-          <w:sz w:val="24"/>
-        </w:rPr>
-        <w:tab/>
-        <w:t>Step5: Increment the counter: n</w:t>
-      </w:r>
-      <w:r>
-        <w:rPr>
-          <w:rFonts w:asciiTheme="majorHAnsi" w:hAnsiTheme="majorHAnsi"/>
-          <w:sz w:val="24"/>
-        </w:rPr>
-        <w:tab/>
-        <w:t xml:space="preserve">    n+1</w:t>
-      </w:r>
-    </w:p>
-    <w:p>
-      <w:pPr>
-        <w:spacing w:after="0"/>
-        <w:rPr>
-          <w:rFonts w:asciiTheme="majorHAnsi" w:hAnsiTheme="majorHAnsi"/>
-          <w:sz w:val="24"/>
-        </w:rPr>
-      </w:pPr>
-      <w:r>
-        <w:rPr>
-          <w:rFonts w:asciiTheme="majorHAnsi" w:hAnsiTheme="majorHAnsi"/>
-          <w:sz w:val="24"/>
-        </w:rPr>
-        <w:tab/>
-      </w:r>
-      <w:r>
-        <w:rPr>
-          <w:rFonts w:asciiTheme="majorHAnsi" w:hAnsiTheme="majorHAnsi"/>
-          <w:sz w:val="24"/>
-        </w:rPr>
-        <w:tab/>
-      </w:r>
-      <w:r>
-        <w:rPr>
-          <w:rFonts w:asciiTheme="majorHAnsi" w:hAnsiTheme="majorHAnsi"/>
-          <w:sz w:val="24"/>
-        </w:rPr>
-        <w:tab/>
-      </w:r>
-      <w:r>
-        <w:rPr>
-          <w:rFonts w:asciiTheme="majorHAnsi" w:hAnsiTheme="majorHAnsi"/>
-          <w:sz w:val="24"/>
-        </w:rPr>
-        <w:tab/>
-      </w:r>
-      <w:r>
-        <w:rPr>
-          <w:rFonts w:asciiTheme="majorHAnsi" w:hAnsiTheme="majorHAnsi"/>
-          <w:sz w:val="24"/>
-        </w:rPr>
-        <w:tab/>
-      </w:r>
-      <w:r>
-        <w:rPr>
-          <w:rFonts w:asciiTheme="majorHAnsi" w:hAnsiTheme="majorHAnsi"/>
-          <w:sz w:val="24"/>
-        </w:rPr>
-        <w:tab/>
-        <w:t>Step6: If (n&lt;</w:t>
-      </w:r>
-      <w:r>
-        <w:rPr>
-          <w:rFonts w:asciiTheme="majorHAnsi" w:hAnsiTheme="majorHAnsi"/>
-          <w:sz w:val="24"/>
-        </w:rPr>
-        <w:t>N) go to Step3</w:t>
-      </w:r>
-    </w:p>
-    <w:p>
-      <w:pPr>
-        <w:spacing w:after="0"/>
-        <w:rPr>
-          <w:rFonts w:asciiTheme="majorHAnsi" w:hAnsiTheme="majorHAnsi"/>
-          <w:sz w:val="24"/>
-        </w:rPr>
-      </w:pPr>
-      <w:r>
-        <w:rPr>
-          <w:rFonts w:asciiTheme="majorHAnsi" w:hAnsiTheme="majorHAnsi"/>
-          <w:sz w:val="24"/>
-        </w:rPr>
-        <w:tab/>
-      </w:r>
-      <w:r>
-        <w:rPr>
-          <w:rFonts w:asciiTheme="majorHAnsi" w:hAnsiTheme="majorHAnsi"/>
-          <w:sz w:val="24"/>
-        </w:rPr>
-        <w:tab/>
-      </w:r>
-      <w:r>
-        <w:rPr>
-          <w:rFonts w:asciiTheme="majorHAnsi" w:hAnsiTheme="majorHAnsi"/>
-          <w:sz w:val="24"/>
-        </w:rPr>
-        <w:tab/>
-      </w:r>
-      <w:r>
-        <w:rPr>
-          <w:rFonts w:asciiTheme="majorHAnsi" w:hAnsiTheme="majorHAnsi"/>
-          <w:sz w:val="24"/>
-        </w:rPr>
-        <w:tab/>
-      </w:r>
-      <w:r>
-        <w:rPr>
-          <w:rFonts w:asciiTheme="majorHAnsi" w:hAnsiTheme="majorHAnsi"/>
-          <w:sz w:val="24"/>
-        </w:rPr>
-        <w:tab/>
-      </w:r>
-      <w:r>
-        <w:rPr>
-          <w:rFonts w:asciiTheme="majorHAnsi" w:hAnsiTheme="majorHAnsi"/>
-          <w:sz w:val="24"/>
-        </w:rPr>
-        <w:tab/>
-        <w:t>Step7: End the Program</w:t>
-      </w:r>
-      <w:r>
-        <w:rPr>
-          <w:rFonts w:asciiTheme="majorHAnsi" w:hAnsiTheme="majorHAnsi"/>
-          <w:sz w:val="24"/>
-        </w:rPr>
-        <w:t>me</w:t>
-      </w:r>
-    </w:p>
-    <w:p>
-      <w:pPr>
-        <w:spacing w:after="0"/>
-        <w:rPr>
-          <w:rFonts w:asciiTheme="majorHAnsi" w:hAnsiTheme="majorHAnsi"/>
-          <w:sz w:val="20"/>
-          <w:szCs w:val="20"/>
-        </w:rPr>
-      </w:pPr>
+        <w:t>Step 1: Read the number of elements N.</w:t>
+      </w:r>
     </w:p>
     <w:p>
       <w:pPr>
@@ -1491,95 +911,34 @@
         <w:autoSpaceDN w:val="0"/>
         <w:adjustRightInd w:val="0"/>
         <w:spacing w:after="0"/>
-        <w:rPr>
-          <w:rFonts w:asciiTheme="majorHAnsi" w:hAnsiTheme="majorHAnsi"/>
-          <w:sz w:val="24"/>
-        </w:rPr>
-      </w:pPr>
-      <w:r>
-        <w:rPr>
-          <w:rFonts w:asciiTheme="majorHAnsi" w:hAnsiTheme="majorHAnsi"/>
-          <w:b/>
-          <w:sz w:val="24"/>
-        </w:rPr>
-        <w:t>Program</w:t>
-      </w:r>
-      <w:r>
-        <w:rPr>
-          <w:rFonts w:asciiTheme="majorHAnsi" w:hAnsiTheme="majorHAnsi"/>
-          <w:b/>
-          <w:sz w:val="24"/>
-        </w:rPr>
-        <w:t>me</w:t>
-      </w:r>
-      <w:r>
-        <w:rPr>
-          <w:rFonts w:asciiTheme="majorHAnsi" w:hAnsiTheme="majorHAnsi"/>
-          <w:b/>
-          <w:sz w:val="24"/>
-        </w:rPr>
-        <w:t xml:space="preserve"> listing</w:t>
-      </w:r>
-      <w:r>
-        <w:rPr>
-          <w:rFonts w:asciiTheme="majorHAnsi" w:hAnsiTheme="majorHAnsi"/>
-          <w:b/>
-          <w:sz w:val="24"/>
-        </w:rPr>
-        <w:tab/>
-      </w:r>
-      <w:r>
-        <w:rPr>
-          <w:rFonts w:asciiTheme="majorHAnsi" w:hAnsiTheme="majorHAnsi"/>
-          <w:b/>
-          <w:sz w:val="24"/>
-        </w:rPr>
-        <w:tab/>
-      </w:r>
-      <w:r>
-        <w:rPr>
-          <w:rFonts w:asciiTheme="majorHAnsi" w:hAnsiTheme="majorHAnsi"/>
-          <w:b/>
-          <w:sz w:val="24"/>
-        </w:rPr>
-        <w:tab/>
-        <w:t>:</w:t>
-      </w:r>
-      <w:r>
-        <w:rPr>
-          <w:rFonts w:asciiTheme="majorHAnsi" w:hAnsiTheme="majorHAnsi"/>
-          <w:sz w:val="24"/>
-        </w:rPr>
-        <w:tab/>
-      </w:r>
-      <w:r>
-        <w:rPr>
-          <w:rFonts w:asciiTheme="majorHAnsi" w:hAnsiTheme="majorHAnsi"/>
-          <w:sz w:val="24"/>
-        </w:rPr>
-        <w:t>Program</w:t>
-      </w:r>
-      <w:r>
-        <w:rPr>
-          <w:rFonts w:asciiTheme="majorHAnsi" w:hAnsiTheme="majorHAnsi"/>
-          <w:sz w:val="24"/>
-        </w:rPr>
-        <w:t>me</w:t>
-      </w:r>
-      <w:r>
-        <w:rPr>
-          <w:rFonts w:asciiTheme="majorHAnsi" w:hAnsiTheme="majorHAnsi"/>
-          <w:sz w:val="24"/>
-        </w:rPr>
-        <w:t xml:space="preserve"> file </w:t>
-      </w:r>
-      <w:r>
-        <w:rPr>
-          <w:rFonts w:asciiTheme="majorHAnsi" w:hAnsiTheme="majorHAnsi"/>
-          <w:sz w:val="24"/>
-          <w:highlight w:val="yellow"/>
-        </w:rPr>
-        <w:t>attached / not attached</w:t>
+        <w:ind w:left="4320"/>
+        <w:rPr>
+          <w:rFonts w:asciiTheme="majorHAnsi" w:hAnsiTheme="majorHAnsi"/>
+          <w:sz w:val="24"/>
+        </w:rPr>
+      </w:pPr>
+      <w:r>
+        <w:rPr>
+          <w:rFonts w:asciiTheme="majorHAnsi" w:hAnsiTheme="majorHAnsi"/>
+          <w:sz w:val="24"/>
+        </w:rPr>
+        <w:t xml:space="preserve">Step 2: Create an empty </w:t>
+      </w:r>
+      <w:proofErr w:type="spellStart"/>
+      <w:r>
+        <w:rPr>
+          <w:rFonts w:asciiTheme="majorHAnsi" w:hAnsiTheme="majorHAnsi"/>
+          <w:sz w:val="24"/>
+        </w:rPr>
+        <w:t>ArrayList</w:t>
+      </w:r>
+      <w:proofErr w:type="spellEnd"/>
+      <w:r>
+        <w:rPr>
+          <w:rFonts w:asciiTheme="majorHAnsi" w:hAnsiTheme="majorHAnsi"/>
+          <w:sz w:val="24"/>
+        </w:rPr>
+        <w:t>.</w:t>
       </w:r>
     </w:p>
     <w:p>
@@ -1588,28 +947,297 @@
         <w:autoSpaceDN w:val="0"/>
         <w:adjustRightInd w:val="0"/>
         <w:spacing w:after="0"/>
+        <w:ind w:left="4320"/>
+        <w:rPr>
+          <w:rFonts w:asciiTheme="majorHAnsi" w:hAnsiTheme="majorHAnsi"/>
+          <w:sz w:val="24"/>
+        </w:rPr>
+      </w:pPr>
+      <w:r>
+        <w:rPr>
+          <w:rFonts w:asciiTheme="majorHAnsi" w:hAnsiTheme="majorHAnsi"/>
+          <w:sz w:val="24"/>
+        </w:rPr>
+        <w:t xml:space="preserve">Step 3: Read N integer values and store them in the </w:t>
+      </w:r>
+      <w:proofErr w:type="spellStart"/>
+      <w:r>
+        <w:rPr>
+          <w:rFonts w:asciiTheme="majorHAnsi" w:hAnsiTheme="majorHAnsi"/>
+          <w:sz w:val="24"/>
+        </w:rPr>
+        <w:t>ArrayList</w:t>
+      </w:r>
+      <w:proofErr w:type="spellEnd"/>
+      <w:r>
+        <w:rPr>
+          <w:rFonts w:asciiTheme="majorHAnsi" w:hAnsiTheme="majorHAnsi"/>
+          <w:sz w:val="24"/>
+        </w:rPr>
+        <w:t>.</w:t>
+      </w:r>
+    </w:p>
+    <w:p>
+      <w:pPr>
+        <w:autoSpaceDE w:val="0"/>
+        <w:autoSpaceDN w:val="0"/>
+        <w:adjustRightInd w:val="0"/>
+        <w:spacing w:after="0"/>
+        <w:ind w:left="4320"/>
+        <w:rPr>
+          <w:rFonts w:asciiTheme="majorHAnsi" w:hAnsiTheme="majorHAnsi"/>
+          <w:sz w:val="24"/>
+        </w:rPr>
+      </w:pPr>
+      <w:r>
+        <w:rPr>
+          <w:rFonts w:asciiTheme="majorHAnsi" w:hAnsiTheme="majorHAnsi"/>
+          <w:sz w:val="24"/>
+        </w:rPr>
+        <w:t>Step 4: Read the value of K.</w:t>
+      </w:r>
+    </w:p>
+    <w:p>
+      <w:pPr>
+        <w:autoSpaceDE w:val="0"/>
+        <w:autoSpaceDN w:val="0"/>
+        <w:adjustRightInd w:val="0"/>
+        <w:spacing w:after="0"/>
+        <w:ind w:left="4320"/>
+        <w:rPr>
+          <w:rFonts w:asciiTheme="majorHAnsi" w:hAnsiTheme="majorHAnsi"/>
+          <w:sz w:val="24"/>
+        </w:rPr>
+      </w:pPr>
+      <w:r>
+        <w:rPr>
+          <w:rFonts w:asciiTheme="majorHAnsi" w:hAnsiTheme="majorHAnsi"/>
+          <w:sz w:val="24"/>
+        </w:rPr>
+        <w:t xml:space="preserve">Step 5: Sort the </w:t>
+      </w:r>
+      <w:proofErr w:type="spellStart"/>
+      <w:r>
+        <w:rPr>
+          <w:rFonts w:asciiTheme="majorHAnsi" w:hAnsiTheme="majorHAnsi"/>
+          <w:sz w:val="24"/>
+        </w:rPr>
+        <w:t>ArrayList</w:t>
+      </w:r>
+      <w:proofErr w:type="spellEnd"/>
+      <w:r>
+        <w:rPr>
+          <w:rFonts w:asciiTheme="majorHAnsi" w:hAnsiTheme="majorHAnsi"/>
+          <w:sz w:val="24"/>
+        </w:rPr>
+        <w:t xml:space="preserve"> in descending order.</w:t>
+      </w:r>
+    </w:p>
+    <w:p>
+      <w:pPr>
+        <w:autoSpaceDE w:val="0"/>
+        <w:autoSpaceDN w:val="0"/>
+        <w:adjustRightInd w:val="0"/>
+        <w:spacing w:after="0"/>
+        <w:ind w:left="4320"/>
+        <w:rPr>
+          <w:rFonts w:asciiTheme="majorHAnsi" w:hAnsiTheme="majorHAnsi"/>
+          <w:sz w:val="24"/>
+        </w:rPr>
+      </w:pPr>
+      <w:r>
+        <w:rPr>
+          <w:rFonts w:asciiTheme="majorHAnsi" w:hAnsiTheme="majorHAnsi"/>
+          <w:sz w:val="24"/>
+        </w:rPr>
+        <w:t xml:space="preserve">Step 6: Check whether the </w:t>
+      </w:r>
+      <w:proofErr w:type="spellStart"/>
+      <w:r>
+        <w:rPr>
+          <w:rFonts w:asciiTheme="majorHAnsi" w:hAnsiTheme="majorHAnsi"/>
+          <w:sz w:val="24"/>
+        </w:rPr>
+        <w:t>ArrayList</w:t>
+      </w:r>
+      <w:proofErr w:type="spellEnd"/>
+      <w:r>
+        <w:rPr>
+          <w:rFonts w:asciiTheme="majorHAnsi" w:hAnsiTheme="majorHAnsi"/>
+          <w:sz w:val="24"/>
+        </w:rPr>
+        <w:t xml:space="preserve"> is empty, K &lt;= 0, or K is greater than the size of the </w:t>
+      </w:r>
+      <w:proofErr w:type="spellStart"/>
+      <w:r>
+        <w:rPr>
+          <w:rFonts w:asciiTheme="majorHAnsi" w:hAnsiTheme="majorHAnsi"/>
+          <w:sz w:val="24"/>
+        </w:rPr>
+        <w:t>ArrayList</w:t>
+      </w:r>
+      <w:proofErr w:type="spellEnd"/>
+      <w:r>
+        <w:rPr>
+          <w:rFonts w:asciiTheme="majorHAnsi" w:hAnsiTheme="majorHAnsi"/>
+          <w:sz w:val="24"/>
+        </w:rPr>
+        <w:t>.</w:t>
+      </w:r>
+    </w:p>
+    <w:p>
+      <w:pPr>
+        <w:autoSpaceDE w:val="0"/>
+        <w:autoSpaceDN w:val="0"/>
+        <w:adjustRightInd w:val="0"/>
+        <w:spacing w:after="0"/>
+        <w:ind w:left="4320"/>
+        <w:rPr>
+          <w:rFonts w:asciiTheme="majorHAnsi" w:hAnsiTheme="majorHAnsi"/>
+          <w:sz w:val="24"/>
+        </w:rPr>
+      </w:pPr>
+      <w:r>
+        <w:rPr>
+          <w:rFonts w:asciiTheme="majorHAnsi" w:hAnsiTheme="majorHAnsi"/>
+          <w:sz w:val="24"/>
+        </w:rPr>
+        <w:t>Step 7: If any condition is true, return -1.</w:t>
+      </w:r>
+    </w:p>
+    <w:p>
+      <w:pPr>
+        <w:autoSpaceDE w:val="0"/>
+        <w:autoSpaceDN w:val="0"/>
+        <w:adjustRightInd w:val="0"/>
+        <w:spacing w:after="0"/>
+        <w:ind w:left="4320"/>
+        <w:rPr>
+          <w:rFonts w:asciiTheme="majorHAnsi" w:hAnsiTheme="majorHAnsi"/>
+          <w:sz w:val="24"/>
+        </w:rPr>
+      </w:pPr>
+      <w:r>
+        <w:rPr>
+          <w:rFonts w:asciiTheme="majorHAnsi" w:hAnsiTheme="majorHAnsi"/>
+          <w:sz w:val="24"/>
+        </w:rPr>
+        <w:t>Step 8: Otherwise, return the element at index (K-1).</w:t>
+      </w:r>
+    </w:p>
+    <w:p>
+      <w:pPr>
+        <w:autoSpaceDE w:val="0"/>
+        <w:autoSpaceDN w:val="0"/>
+        <w:adjustRightInd w:val="0"/>
+        <w:spacing w:after="0"/>
+        <w:ind w:left="4320"/>
+        <w:rPr>
+          <w:rFonts w:asciiTheme="majorHAnsi" w:hAnsiTheme="majorHAnsi"/>
+          <w:sz w:val="24"/>
+        </w:rPr>
+      </w:pPr>
+      <w:r>
+        <w:rPr>
+          <w:rFonts w:asciiTheme="majorHAnsi" w:hAnsiTheme="majorHAnsi"/>
+          <w:sz w:val="24"/>
+        </w:rPr>
+        <w:t>Step 9: Display the result.</w:t>
+      </w:r>
+    </w:p>
+    <w:p>
+      <w:pPr>
+        <w:autoSpaceDE w:val="0"/>
+        <w:autoSpaceDN w:val="0"/>
+        <w:adjustRightInd w:val="0"/>
+        <w:spacing w:after="0"/>
+        <w:ind w:left="4320"/>
+        <w:rPr>
+          <w:rFonts w:asciiTheme="majorHAnsi" w:hAnsiTheme="majorHAnsi"/>
+          <w:sz w:val="24"/>
+        </w:rPr>
+      </w:pPr>
+      <w:r>
+        <w:rPr>
+          <w:rFonts w:asciiTheme="majorHAnsi" w:hAnsiTheme="majorHAnsi"/>
+          <w:sz w:val="24"/>
+        </w:rPr>
+        <w:t>Step 10: End the program</w:t>
+      </w:r>
+    </w:p>
+    <w:p>
+      <w:pPr>
+        <w:autoSpaceDE w:val="0"/>
+        <w:autoSpaceDN w:val="0"/>
+        <w:adjustRightInd w:val="0"/>
+        <w:spacing w:after="0"/>
+        <w:ind w:left="4320"/>
         <w:rPr>
           <w:rFonts w:asciiTheme="majorHAnsi" w:hAnsiTheme="majorHAnsi"/>
           <w:sz w:val="20"/>
           <w:szCs w:val="20"/>
         </w:rPr>
       </w:pPr>
-    </w:p>
-    <w:p>
-      <w:pPr>
+      <w:r>
+        <w:rPr>
+          <w:rFonts w:asciiTheme="majorHAnsi" w:hAnsiTheme="majorHAnsi"/>
+          <w:sz w:val="24"/>
+        </w:rPr>
+        <w:t>.</w:t>
+      </w:r>
+    </w:p>
+    <w:p>
+      <w:pPr>
+        <w:autoSpaceDE w:val="0"/>
+        <w:autoSpaceDN w:val="0"/>
+        <w:adjustRightInd w:val="0"/>
         <w:spacing w:after="0"/>
         <w:rPr>
           <w:rFonts w:asciiTheme="majorHAnsi" w:hAnsiTheme="majorHAnsi"/>
           <w:sz w:val="24"/>
         </w:rPr>
       </w:pPr>
-      <w:r>
-        <w:rPr>
-          <w:rFonts w:asciiTheme="majorHAnsi" w:hAnsiTheme="majorHAnsi"/>
-          <w:b/>
-          <w:sz w:val="24"/>
-        </w:rPr>
-        <w:t>Test data and expected output</w:t>
+      <w:proofErr w:type="spellStart"/>
+      <w:r>
+        <w:rPr>
+          <w:rFonts w:asciiTheme="majorHAnsi" w:hAnsiTheme="majorHAnsi"/>
+          <w:b/>
+          <w:sz w:val="24"/>
+        </w:rPr>
+        <w:t>Program</w:t>
+      </w:r>
+      <w:r>
+        <w:rPr>
+          <w:rFonts w:asciiTheme="majorHAnsi" w:hAnsiTheme="majorHAnsi"/>
+          <w:b/>
+          <w:sz w:val="24"/>
+        </w:rPr>
+        <w:t>me</w:t>
+      </w:r>
+      <w:proofErr w:type="spellEnd"/>
+      <w:r>
+        <w:rPr>
+          <w:rFonts w:asciiTheme="majorHAnsi" w:hAnsiTheme="majorHAnsi"/>
+          <w:b/>
+          <w:sz w:val="24"/>
+        </w:rPr>
+        <w:t xml:space="preserve"> listing</w:t>
+      </w:r>
+      <w:r>
+        <w:rPr>
+          <w:rFonts w:asciiTheme="majorHAnsi" w:hAnsiTheme="majorHAnsi"/>
+          <w:b/>
+          <w:sz w:val="24"/>
+        </w:rPr>
+        <w:tab/>
+      </w:r>
+      <w:r>
+        <w:rPr>
+          <w:rFonts w:asciiTheme="majorHAnsi" w:hAnsiTheme="majorHAnsi"/>
+          <w:b/>
+          <w:sz w:val="24"/>
+        </w:rPr>
+        <w:tab/>
       </w:r>
       <w:r>
         <w:rPr>
@@ -1623,658 +1251,46 @@
       <w:r>
         <w:rPr>
           <w:rFonts w:asciiTheme="majorHAnsi" w:hAnsiTheme="majorHAnsi"/>
-          <w:b/>
-          <w:sz w:val="24"/>
-        </w:rPr>
-        <w:tab/>
-      </w:r>
-      <w:r>
-        <w:rPr>
-          <w:rFonts w:asciiTheme="majorHAnsi" w:hAnsiTheme="majorHAnsi"/>
-          <w:sz w:val="24"/>
-        </w:rPr>
-        <w:t>1.</w:t>
-      </w:r>
-      <w:r>
-        <w:rPr>
-          <w:rFonts w:asciiTheme="majorHAnsi" w:hAnsiTheme="majorHAnsi"/>
-          <w:b/>
-          <w:sz w:val="24"/>
-        </w:rPr>
-        <w:t xml:space="preserve"> </w:t>
-      </w:r>
-      <w:r>
-        <w:rPr>
-          <w:rFonts w:asciiTheme="majorHAnsi" w:hAnsiTheme="majorHAnsi"/>
-          <w:sz w:val="24"/>
-        </w:rPr>
-        <w:t>Test data</w:t>
-      </w:r>
-      <w:r>
-        <w:rPr>
-          <w:rFonts w:asciiTheme="majorHAnsi" w:hAnsiTheme="majorHAnsi"/>
-          <w:sz w:val="24"/>
-        </w:rPr>
-        <w:t>:</w:t>
-      </w:r>
-      <w:r>
-        <w:rPr>
-          <w:rFonts w:asciiTheme="majorHAnsi" w:hAnsiTheme="majorHAnsi"/>
-          <w:sz w:val="24"/>
-        </w:rPr>
-        <w:tab/>
-      </w:r>
-      <w:r>
-        <w:rPr>
-          <w:rFonts w:asciiTheme="majorHAnsi" w:hAnsiTheme="majorHAnsi"/>
-          <w:sz w:val="24"/>
-        </w:rPr>
-        <w:tab/>
-      </w:r>
-      <w:r>
-        <w:rPr>
-          <w:rFonts w:asciiTheme="majorHAnsi" w:hAnsiTheme="majorHAnsi"/>
-          <w:sz w:val="24"/>
-        </w:rPr>
-        <w:t>N</w:t>
-      </w:r>
-      <w:r>
-        <w:rPr>
-          <w:rFonts w:asciiTheme="majorHAnsi" w:hAnsiTheme="majorHAnsi"/>
-          <w:sz w:val="24"/>
-        </w:rPr>
-        <w:t xml:space="preserve"> = 5</w:t>
-      </w:r>
-    </w:p>
-    <w:p>
-      <w:pPr>
-        <w:spacing w:after="0"/>
-        <w:rPr>
-          <w:rFonts w:asciiTheme="majorHAnsi" w:hAnsiTheme="majorHAnsi"/>
-          <w:sz w:val="24"/>
-        </w:rPr>
-      </w:pPr>
-      <w:r>
-        <w:rPr>
-          <w:rFonts w:asciiTheme="majorHAnsi" w:hAnsiTheme="majorHAnsi"/>
-          <w:sz w:val="24"/>
-        </w:rPr>
-        <w:tab/>
-      </w:r>
-      <w:r>
-        <w:rPr>
-          <w:rFonts w:asciiTheme="majorHAnsi" w:hAnsiTheme="majorHAnsi"/>
-          <w:sz w:val="24"/>
-        </w:rPr>
-        <w:tab/>
-      </w:r>
-      <w:r>
-        <w:rPr>
-          <w:rFonts w:asciiTheme="majorHAnsi" w:hAnsiTheme="majorHAnsi"/>
-          <w:sz w:val="24"/>
-        </w:rPr>
-        <w:tab/>
-      </w:r>
-      <w:r>
-        <w:rPr>
-          <w:rFonts w:asciiTheme="majorHAnsi" w:hAnsiTheme="majorHAnsi"/>
-          <w:sz w:val="24"/>
-        </w:rPr>
-        <w:tab/>
-      </w:r>
-      <w:r>
-        <w:rPr>
-          <w:rFonts w:asciiTheme="majorHAnsi" w:hAnsiTheme="majorHAnsi"/>
-          <w:sz w:val="24"/>
-        </w:rPr>
-        <w:tab/>
-      </w:r>
-      <w:r>
-        <w:rPr>
-          <w:rFonts w:asciiTheme="majorHAnsi" w:hAnsiTheme="majorHAnsi"/>
-          <w:sz w:val="24"/>
-        </w:rPr>
-        <w:tab/>
-        <w:t xml:space="preserve">     Expected output: </w:t>
-      </w:r>
-      <w:r>
-        <w:rPr>
-          <w:rFonts w:asciiTheme="majorHAnsi" w:hAnsiTheme="majorHAnsi"/>
-          <w:sz w:val="24"/>
-        </w:rPr>
-        <w:tab/>
-        <w:t>0</w:t>
-      </w:r>
-    </w:p>
-    <w:p>
-      <w:pPr>
-        <w:spacing w:after="0"/>
-        <w:rPr>
-          <w:rFonts w:asciiTheme="majorHAnsi" w:hAnsiTheme="majorHAnsi"/>
-          <w:sz w:val="24"/>
-        </w:rPr>
-      </w:pPr>
-      <w:r>
-        <w:rPr>
-          <w:rFonts w:asciiTheme="majorHAnsi" w:hAnsiTheme="majorHAnsi"/>
-          <w:sz w:val="24"/>
-        </w:rPr>
-        <w:tab/>
-      </w:r>
-      <w:r>
-        <w:rPr>
-          <w:rFonts w:asciiTheme="majorHAnsi" w:hAnsiTheme="majorHAnsi"/>
-          <w:sz w:val="24"/>
-        </w:rPr>
-        <w:tab/>
-      </w:r>
-      <w:r>
-        <w:rPr>
-          <w:rFonts w:asciiTheme="majorHAnsi" w:hAnsiTheme="majorHAnsi"/>
-          <w:sz w:val="24"/>
-        </w:rPr>
-        <w:tab/>
-      </w:r>
-      <w:r>
-        <w:rPr>
-          <w:rFonts w:asciiTheme="majorHAnsi" w:hAnsiTheme="majorHAnsi"/>
-          <w:sz w:val="24"/>
-        </w:rPr>
-        <w:tab/>
-      </w:r>
-      <w:r>
-        <w:rPr>
-          <w:rFonts w:asciiTheme="majorHAnsi" w:hAnsiTheme="majorHAnsi"/>
-          <w:sz w:val="24"/>
-        </w:rPr>
-        <w:tab/>
-      </w:r>
-      <w:r>
-        <w:rPr>
-          <w:rFonts w:asciiTheme="majorHAnsi" w:hAnsiTheme="majorHAnsi"/>
-          <w:sz w:val="24"/>
-        </w:rPr>
-        <w:tab/>
-      </w:r>
-      <w:r>
-        <w:rPr>
-          <w:rFonts w:asciiTheme="majorHAnsi" w:hAnsiTheme="majorHAnsi"/>
-          <w:sz w:val="24"/>
-        </w:rPr>
-        <w:tab/>
-      </w:r>
-      <w:r>
-        <w:rPr>
-          <w:rFonts w:asciiTheme="majorHAnsi" w:hAnsiTheme="majorHAnsi"/>
-          <w:sz w:val="24"/>
-        </w:rPr>
-        <w:tab/>
-      </w:r>
-      <w:r>
-        <w:rPr>
-          <w:rFonts w:asciiTheme="majorHAnsi" w:hAnsiTheme="majorHAnsi"/>
-          <w:sz w:val="24"/>
-        </w:rPr>
-        <w:tab/>
-        <w:t>2</w:t>
-      </w:r>
-    </w:p>
-    <w:p>
-      <w:pPr>
-        <w:spacing w:after="0"/>
-        <w:rPr>
-          <w:rFonts w:asciiTheme="majorHAnsi" w:hAnsiTheme="majorHAnsi"/>
-          <w:sz w:val="24"/>
-        </w:rPr>
-      </w:pPr>
-      <w:r>
-        <w:rPr>
-          <w:rFonts w:asciiTheme="majorHAnsi" w:hAnsiTheme="majorHAnsi"/>
-          <w:sz w:val="24"/>
-        </w:rPr>
-        <w:tab/>
-      </w:r>
-      <w:r>
-        <w:rPr>
-          <w:rFonts w:asciiTheme="majorHAnsi" w:hAnsiTheme="majorHAnsi"/>
-          <w:sz w:val="24"/>
-        </w:rPr>
-        <w:tab/>
-      </w:r>
-      <w:r>
-        <w:rPr>
-          <w:rFonts w:asciiTheme="majorHAnsi" w:hAnsiTheme="majorHAnsi"/>
-          <w:sz w:val="24"/>
-        </w:rPr>
-        <w:tab/>
-      </w:r>
-      <w:r>
-        <w:rPr>
-          <w:rFonts w:asciiTheme="majorHAnsi" w:hAnsiTheme="majorHAnsi"/>
-          <w:sz w:val="24"/>
-        </w:rPr>
-        <w:tab/>
-      </w:r>
-      <w:r>
-        <w:rPr>
-          <w:rFonts w:asciiTheme="majorHAnsi" w:hAnsiTheme="majorHAnsi"/>
-          <w:sz w:val="24"/>
-        </w:rPr>
-        <w:tab/>
-      </w:r>
-      <w:r>
-        <w:rPr>
-          <w:rFonts w:asciiTheme="majorHAnsi" w:hAnsiTheme="majorHAnsi"/>
-          <w:sz w:val="24"/>
-        </w:rPr>
-        <w:tab/>
-      </w:r>
-      <w:r>
-        <w:rPr>
-          <w:rFonts w:asciiTheme="majorHAnsi" w:hAnsiTheme="majorHAnsi"/>
-          <w:sz w:val="24"/>
-        </w:rPr>
-        <w:tab/>
-      </w:r>
-      <w:r>
-        <w:rPr>
-          <w:rFonts w:asciiTheme="majorHAnsi" w:hAnsiTheme="majorHAnsi"/>
-          <w:sz w:val="24"/>
-        </w:rPr>
-        <w:tab/>
-      </w:r>
-      <w:r>
-        <w:rPr>
-          <w:rFonts w:asciiTheme="majorHAnsi" w:hAnsiTheme="majorHAnsi"/>
-          <w:sz w:val="24"/>
-        </w:rPr>
-        <w:tab/>
-        <w:t>4</w:t>
-      </w:r>
-    </w:p>
-    <w:p>
-      <w:pPr>
-        <w:spacing w:after="0"/>
-        <w:rPr>
-          <w:rFonts w:asciiTheme="majorHAnsi" w:hAnsiTheme="majorHAnsi"/>
-          <w:sz w:val="24"/>
-        </w:rPr>
-      </w:pPr>
-      <w:r>
-        <w:rPr>
-          <w:rFonts w:asciiTheme="majorHAnsi" w:hAnsiTheme="majorHAnsi"/>
-          <w:sz w:val="24"/>
-        </w:rPr>
-        <w:tab/>
-      </w:r>
-      <w:r>
-        <w:rPr>
-          <w:rFonts w:asciiTheme="majorHAnsi" w:hAnsiTheme="majorHAnsi"/>
-          <w:sz w:val="24"/>
-        </w:rPr>
-        <w:tab/>
-      </w:r>
-      <w:r>
-        <w:rPr>
-          <w:rFonts w:asciiTheme="majorHAnsi" w:hAnsiTheme="majorHAnsi"/>
-          <w:sz w:val="24"/>
-        </w:rPr>
-        <w:tab/>
-      </w:r>
-      <w:r>
-        <w:rPr>
-          <w:rFonts w:asciiTheme="majorHAnsi" w:hAnsiTheme="majorHAnsi"/>
-          <w:sz w:val="24"/>
-        </w:rPr>
-        <w:tab/>
-      </w:r>
-      <w:r>
-        <w:rPr>
-          <w:rFonts w:asciiTheme="majorHAnsi" w:hAnsiTheme="majorHAnsi"/>
-          <w:sz w:val="24"/>
-        </w:rPr>
-        <w:tab/>
-      </w:r>
-      <w:r>
-        <w:rPr>
-          <w:rFonts w:asciiTheme="majorHAnsi" w:hAnsiTheme="majorHAnsi"/>
-          <w:sz w:val="24"/>
-        </w:rPr>
-        <w:tab/>
-      </w:r>
-      <w:r>
-        <w:rPr>
-          <w:rFonts w:asciiTheme="majorHAnsi" w:hAnsiTheme="majorHAnsi"/>
-          <w:sz w:val="24"/>
-        </w:rPr>
-        <w:tab/>
-      </w:r>
-      <w:r>
-        <w:rPr>
-          <w:rFonts w:asciiTheme="majorHAnsi" w:hAnsiTheme="majorHAnsi"/>
-          <w:sz w:val="24"/>
-        </w:rPr>
-        <w:tab/>
-      </w:r>
-      <w:r>
-        <w:rPr>
-          <w:rFonts w:asciiTheme="majorHAnsi" w:hAnsiTheme="majorHAnsi"/>
-          <w:sz w:val="24"/>
-        </w:rPr>
-        <w:tab/>
-        <w:t>6</w:t>
-      </w:r>
-    </w:p>
-    <w:p>
-      <w:pPr>
-        <w:spacing w:after="0"/>
-        <w:rPr>
-          <w:rFonts w:asciiTheme="majorHAnsi" w:hAnsiTheme="majorHAnsi"/>
-          <w:sz w:val="24"/>
-        </w:rPr>
-      </w:pPr>
-      <w:r>
-        <w:rPr>
-          <w:rFonts w:asciiTheme="majorHAnsi" w:hAnsiTheme="majorHAnsi"/>
-          <w:sz w:val="24"/>
-        </w:rPr>
-        <w:tab/>
-      </w:r>
-      <w:r>
-        <w:rPr>
-          <w:rFonts w:asciiTheme="majorHAnsi" w:hAnsiTheme="majorHAnsi"/>
-          <w:sz w:val="24"/>
-        </w:rPr>
-        <w:tab/>
-      </w:r>
-      <w:r>
-        <w:rPr>
-          <w:rFonts w:asciiTheme="majorHAnsi" w:hAnsiTheme="majorHAnsi"/>
-          <w:sz w:val="24"/>
-        </w:rPr>
-        <w:tab/>
-      </w:r>
-      <w:r>
-        <w:rPr>
-          <w:rFonts w:asciiTheme="majorHAnsi" w:hAnsiTheme="majorHAnsi"/>
-          <w:sz w:val="24"/>
-        </w:rPr>
-        <w:tab/>
-      </w:r>
-      <w:r>
-        <w:rPr>
-          <w:rFonts w:asciiTheme="majorHAnsi" w:hAnsiTheme="majorHAnsi"/>
-          <w:sz w:val="24"/>
-        </w:rPr>
-        <w:tab/>
-      </w:r>
-      <w:r>
-        <w:rPr>
-          <w:rFonts w:asciiTheme="majorHAnsi" w:hAnsiTheme="majorHAnsi"/>
-          <w:sz w:val="24"/>
-        </w:rPr>
-        <w:tab/>
-      </w:r>
-      <w:r>
-        <w:rPr>
-          <w:rFonts w:asciiTheme="majorHAnsi" w:hAnsiTheme="majorHAnsi"/>
-          <w:sz w:val="24"/>
-        </w:rPr>
-        <w:tab/>
-      </w:r>
-      <w:r>
-        <w:rPr>
-          <w:rFonts w:asciiTheme="majorHAnsi" w:hAnsiTheme="majorHAnsi"/>
-          <w:sz w:val="24"/>
-        </w:rPr>
-        <w:tab/>
-      </w:r>
-      <w:r>
-        <w:rPr>
-          <w:rFonts w:asciiTheme="majorHAnsi" w:hAnsiTheme="majorHAnsi"/>
-          <w:sz w:val="24"/>
-        </w:rPr>
-        <w:tab/>
-        <w:t>8</w:t>
-      </w:r>
-    </w:p>
-    <w:p>
-      <w:pPr>
-        <w:spacing w:after="0"/>
-        <w:rPr>
-          <w:rFonts w:asciiTheme="majorHAnsi" w:hAnsiTheme="majorHAnsi"/>
-          <w:sz w:val="24"/>
-        </w:rPr>
-      </w:pPr>
-    </w:p>
-    <w:p>
-      <w:pPr>
-        <w:spacing w:after="0"/>
-        <w:rPr>
-          <w:rFonts w:asciiTheme="majorHAnsi" w:hAnsiTheme="majorHAnsi"/>
-          <w:sz w:val="24"/>
-        </w:rPr>
-      </w:pPr>
-      <w:r>
-        <w:rPr>
-          <w:rFonts w:asciiTheme="majorHAnsi" w:hAnsiTheme="majorHAnsi"/>
-          <w:sz w:val="24"/>
-        </w:rPr>
-        <w:tab/>
-      </w:r>
-      <w:r>
-        <w:rPr>
-          <w:rFonts w:asciiTheme="majorHAnsi" w:hAnsiTheme="majorHAnsi"/>
-          <w:sz w:val="24"/>
-        </w:rPr>
-        <w:tab/>
-      </w:r>
-      <w:r>
-        <w:rPr>
-          <w:rFonts w:asciiTheme="majorHAnsi" w:hAnsiTheme="majorHAnsi"/>
-          <w:sz w:val="24"/>
-        </w:rPr>
-        <w:tab/>
-      </w:r>
-      <w:r>
-        <w:rPr>
-          <w:rFonts w:asciiTheme="majorHAnsi" w:hAnsiTheme="majorHAnsi"/>
-          <w:sz w:val="24"/>
-        </w:rPr>
-        <w:tab/>
-      </w:r>
-      <w:r>
-        <w:rPr>
-          <w:rFonts w:asciiTheme="majorHAnsi" w:hAnsiTheme="majorHAnsi"/>
-          <w:sz w:val="24"/>
-        </w:rPr>
-        <w:tab/>
-      </w:r>
-      <w:r>
-        <w:rPr>
-          <w:rFonts w:asciiTheme="majorHAnsi" w:hAnsiTheme="majorHAnsi"/>
-          <w:sz w:val="24"/>
-        </w:rPr>
-        <w:tab/>
-        <w:t>2</w:t>
-      </w:r>
-      <w:r>
-        <w:rPr>
-          <w:rFonts w:asciiTheme="majorHAnsi" w:hAnsiTheme="majorHAnsi"/>
-          <w:sz w:val="24"/>
-        </w:rPr>
-        <w:t>.</w:t>
-      </w:r>
-      <w:r>
-        <w:rPr>
-          <w:rFonts w:asciiTheme="majorHAnsi" w:hAnsiTheme="majorHAnsi"/>
-          <w:b/>
-          <w:sz w:val="24"/>
-        </w:rPr>
-        <w:t xml:space="preserve"> </w:t>
-      </w:r>
-      <w:r>
-        <w:rPr>
-          <w:rFonts w:asciiTheme="majorHAnsi" w:hAnsiTheme="majorHAnsi"/>
-          <w:sz w:val="24"/>
-        </w:rPr>
-        <w:t>Test data</w:t>
-      </w:r>
-      <w:r>
-        <w:rPr>
-          <w:rFonts w:asciiTheme="majorHAnsi" w:hAnsiTheme="majorHAnsi"/>
-          <w:sz w:val="24"/>
-        </w:rPr>
-        <w:t>:</w:t>
-      </w:r>
-      <w:r>
-        <w:rPr>
-          <w:rFonts w:asciiTheme="majorHAnsi" w:hAnsiTheme="majorHAnsi"/>
-          <w:sz w:val="24"/>
-        </w:rPr>
-        <w:tab/>
-      </w:r>
-      <w:r>
-        <w:rPr>
-          <w:rFonts w:asciiTheme="majorHAnsi" w:hAnsiTheme="majorHAnsi"/>
-          <w:sz w:val="24"/>
-        </w:rPr>
-        <w:tab/>
-      </w:r>
-      <w:r>
-        <w:rPr>
-          <w:rFonts w:asciiTheme="majorHAnsi" w:hAnsiTheme="majorHAnsi"/>
-          <w:sz w:val="24"/>
-        </w:rPr>
-        <w:t>N</w:t>
-      </w:r>
-      <w:r>
-        <w:rPr>
-          <w:rFonts w:asciiTheme="majorHAnsi" w:hAnsiTheme="majorHAnsi"/>
-          <w:sz w:val="24"/>
-        </w:rPr>
-        <w:t xml:space="preserve"> = 0</w:t>
-      </w:r>
-    </w:p>
-    <w:p>
-      <w:pPr>
-        <w:spacing w:after="0"/>
-        <w:rPr>
-          <w:rFonts w:asciiTheme="majorHAnsi" w:hAnsiTheme="majorHAnsi"/>
-          <w:sz w:val="24"/>
-        </w:rPr>
-      </w:pPr>
-      <w:r>
-        <w:rPr>
-          <w:rFonts w:asciiTheme="majorHAnsi" w:hAnsiTheme="majorHAnsi"/>
-          <w:sz w:val="24"/>
-        </w:rPr>
-        <w:tab/>
-      </w:r>
-      <w:r>
-        <w:rPr>
-          <w:rFonts w:asciiTheme="majorHAnsi" w:hAnsiTheme="majorHAnsi"/>
-          <w:sz w:val="24"/>
-        </w:rPr>
-        <w:tab/>
-      </w:r>
-      <w:r>
-        <w:rPr>
-          <w:rFonts w:asciiTheme="majorHAnsi" w:hAnsiTheme="majorHAnsi"/>
-          <w:sz w:val="24"/>
-        </w:rPr>
-        <w:tab/>
-      </w:r>
-      <w:r>
-        <w:rPr>
-          <w:rFonts w:asciiTheme="majorHAnsi" w:hAnsiTheme="majorHAnsi"/>
-          <w:sz w:val="24"/>
-        </w:rPr>
-        <w:tab/>
-      </w:r>
-      <w:r>
-        <w:rPr>
-          <w:rFonts w:asciiTheme="majorHAnsi" w:hAnsiTheme="majorHAnsi"/>
-          <w:sz w:val="24"/>
-        </w:rPr>
-        <w:tab/>
-      </w:r>
-      <w:r>
-        <w:rPr>
-          <w:rFonts w:asciiTheme="majorHAnsi" w:hAnsiTheme="majorHAnsi"/>
-          <w:sz w:val="24"/>
-        </w:rPr>
-        <w:tab/>
-        <w:t xml:space="preserve">     Expected output: </w:t>
-      </w:r>
-      <w:r>
-        <w:rPr>
-          <w:rFonts w:asciiTheme="majorHAnsi" w:hAnsiTheme="majorHAnsi"/>
-          <w:sz w:val="24"/>
-        </w:rPr>
-        <w:tab/>
-      </w:r>
-      <w:r>
-        <w:rPr>
-          <w:rFonts w:asciiTheme="majorHAnsi" w:hAnsiTheme="majorHAnsi"/>
-          <w:sz w:val="24"/>
-        </w:rPr>
-        <w:t>Error</w:t>
-      </w:r>
-      <w:r>
-        <w:rPr>
-          <w:rFonts w:asciiTheme="majorHAnsi" w:hAnsiTheme="majorHAnsi"/>
-          <w:sz w:val="24"/>
-        </w:rPr>
-        <w:tab/>
-      </w:r>
-      <w:r>
-        <w:rPr>
-          <w:rFonts w:asciiTheme="majorHAnsi" w:hAnsiTheme="majorHAnsi"/>
-          <w:sz w:val="24"/>
-        </w:rPr>
-        <w:tab/>
-      </w:r>
-      <w:r>
-        <w:rPr>
-          <w:rFonts w:asciiTheme="majorHAnsi" w:hAnsiTheme="majorHAnsi"/>
-          <w:sz w:val="24"/>
-        </w:rPr>
-        <w:tab/>
-      </w:r>
-      <w:r>
-        <w:rPr>
-          <w:rFonts w:asciiTheme="majorHAnsi" w:hAnsiTheme="majorHAnsi"/>
-          <w:sz w:val="24"/>
-        </w:rPr>
-        <w:tab/>
-      </w:r>
-      <w:r>
-        <w:rPr>
-          <w:rFonts w:asciiTheme="majorHAnsi" w:hAnsiTheme="majorHAnsi"/>
-          <w:sz w:val="24"/>
-        </w:rPr>
-        <w:tab/>
-      </w:r>
-      <w:r>
-        <w:rPr>
-          <w:rFonts w:asciiTheme="majorHAnsi" w:hAnsiTheme="majorHAnsi"/>
-          <w:sz w:val="24"/>
-        </w:rPr>
-        <w:tab/>
-      </w:r>
-    </w:p>
-    <w:p>
-      <w:pPr>
-        <w:spacing w:after="0"/>
-        <w:rPr>
-          <w:rFonts w:asciiTheme="majorHAnsi" w:hAnsiTheme="majorHAnsi"/>
-          <w:sz w:val="24"/>
-        </w:rPr>
-      </w:pPr>
-    </w:p>
-    <w:p>
-      <w:pPr>
+          <w:sz w:val="24"/>
+        </w:rPr>
+        <w:tab/>
+      </w:r>
+      <w:proofErr w:type="spellStart"/>
+      <w:r>
+        <w:rPr>
+          <w:rFonts w:asciiTheme="majorHAnsi" w:hAnsiTheme="majorHAnsi"/>
+          <w:sz w:val="24"/>
+        </w:rPr>
+        <w:t>Program</w:t>
+      </w:r>
+      <w:r>
+        <w:rPr>
+          <w:rFonts w:asciiTheme="majorHAnsi" w:hAnsiTheme="majorHAnsi"/>
+          <w:sz w:val="24"/>
+        </w:rPr>
+        <w:t>me</w:t>
+      </w:r>
+      <w:proofErr w:type="spellEnd"/>
+      <w:r>
+        <w:rPr>
+          <w:rFonts w:asciiTheme="majorHAnsi" w:hAnsiTheme="majorHAnsi"/>
+          <w:sz w:val="24"/>
+        </w:rPr>
+        <w:t xml:space="preserve"> file </w:t>
+      </w:r>
+      <w:r>
+        <w:rPr>
+          <w:rFonts w:asciiTheme="majorHAnsi" w:hAnsiTheme="majorHAnsi"/>
+          <w:sz w:val="24"/>
+        </w:rPr>
+        <w:t xml:space="preserve">attached </w:t>
+      </w:r>
+    </w:p>
+    <w:p>
+      <w:pPr>
+        <w:autoSpaceDE w:val="0"/>
+        <w:autoSpaceDN w:val="0"/>
+        <w:adjustRightInd w:val="0"/>
         <w:spacing w:after="0"/>
         <w:rPr>
           <w:rFonts w:asciiTheme="majorHAnsi" w:hAnsiTheme="majorHAnsi"/>
@@ -2297,7 +1313,7 @@
           <w:b/>
           <w:sz w:val="24"/>
         </w:rPr>
-        <w:t>Output obtained for test data</w:t>
+        <w:t>Test data and expected output</w:t>
       </w:r>
       <w:r>
         <w:rPr>
@@ -2338,6 +1354,7 @@
         </w:rPr>
         <w:t>Test data</w:t>
       </w:r>
+      <w:proofErr w:type="gramStart"/>
       <w:r>
         <w:rPr>
           <w:rFonts w:asciiTheme="majorHAnsi" w:hAnsiTheme="majorHAnsi"/>
@@ -2366,6 +1383,7 @@
         </w:rPr>
         <w:t>N</w:t>
       </w:r>
+      <w:proofErr w:type="gramEnd"/>
       <w:r>
         <w:rPr>
           <w:rFonts w:asciiTheme="majorHAnsi" w:hAnsiTheme="majorHAnsi"/>
@@ -2423,36 +1441,28 @@
           <w:sz w:val="24"/>
         </w:rPr>
         <w:tab/>
-        <w:t xml:space="preserve">     </w:t>
-      </w:r>
-      <w:r>
-        <w:rPr>
-          <w:rFonts w:asciiTheme="majorHAnsi" w:hAnsiTheme="majorHAnsi"/>
-          <w:sz w:val="24"/>
-        </w:rPr>
-        <w:t>Obtained</w:t>
-      </w:r>
-      <w:r>
-        <w:rPr>
-          <w:rFonts w:asciiTheme="majorHAnsi" w:hAnsiTheme="majorHAnsi"/>
-          <w:sz w:val="24"/>
-        </w:rPr>
-        <w:t xml:space="preserve"> output: </w:t>
-      </w:r>
-      <w:r>
-        <w:rPr>
-          <w:rFonts w:asciiTheme="majorHAnsi" w:hAnsiTheme="majorHAnsi"/>
-          <w:sz w:val="24"/>
-        </w:rPr>
-        <w:tab/>
-        <w:t xml:space="preserve">0 </w:t>
-      </w:r>
-      <w:r>
-        <w:rPr>
-          <w:rFonts w:asciiTheme="majorHAnsi" w:hAnsiTheme="majorHAnsi"/>
-          <w:sz w:val="24"/>
-        </w:rPr>
-        <w:t>2 4 6 8</w:t>
+      </w:r>
+      <w:r>
+        <w:rPr>
+          <w:rFonts w:asciiTheme="majorHAnsi" w:hAnsiTheme="majorHAnsi"/>
+          <w:sz w:val="24"/>
+        </w:rPr>
+        <w:tab/>
+      </w:r>
+      <w:r>
+        <w:rPr>
+          <w:rFonts w:asciiTheme="majorHAnsi" w:hAnsiTheme="majorHAnsi"/>
+          <w:sz w:val="24"/>
+        </w:rPr>
+        <w:tab/>
+      </w:r>
+      <w:r>
+        <w:rPr>
+          <w:rFonts w:asciiTheme="majorHAnsi" w:hAnsiTheme="majorHAnsi"/>
+          <w:sz w:val="24"/>
+        </w:rPr>
+        <w:tab/>
+        <w:t xml:space="preserve">20 50 40 30 </w:t>
       </w:r>
     </w:p>
     <w:p>
@@ -2463,6 +1473,70 @@
           <w:sz w:val="24"/>
         </w:rPr>
       </w:pPr>
+      <w:r>
+        <w:rPr>
+          <w:rFonts w:asciiTheme="majorHAnsi" w:hAnsiTheme="majorHAnsi"/>
+          <w:sz w:val="24"/>
+        </w:rPr>
+        <w:tab/>
+      </w:r>
+      <w:r>
+        <w:rPr>
+          <w:rFonts w:asciiTheme="majorHAnsi" w:hAnsiTheme="majorHAnsi"/>
+          <w:sz w:val="24"/>
+        </w:rPr>
+        <w:tab/>
+      </w:r>
+      <w:r>
+        <w:rPr>
+          <w:rFonts w:asciiTheme="majorHAnsi" w:hAnsiTheme="majorHAnsi"/>
+          <w:sz w:val="24"/>
+        </w:rPr>
+        <w:tab/>
+      </w:r>
+      <w:r>
+        <w:rPr>
+          <w:rFonts w:asciiTheme="majorHAnsi" w:hAnsiTheme="majorHAnsi"/>
+          <w:sz w:val="24"/>
+        </w:rPr>
+        <w:tab/>
+      </w:r>
+      <w:r>
+        <w:rPr>
+          <w:rFonts w:asciiTheme="majorHAnsi" w:hAnsiTheme="majorHAnsi"/>
+          <w:sz w:val="24"/>
+        </w:rPr>
+        <w:tab/>
+      </w:r>
+      <w:r>
+        <w:rPr>
+          <w:rFonts w:asciiTheme="majorHAnsi" w:hAnsiTheme="majorHAnsi"/>
+          <w:sz w:val="24"/>
+        </w:rPr>
+        <w:tab/>
+      </w:r>
+      <w:r>
+        <w:rPr>
+          <w:rFonts w:asciiTheme="majorHAnsi" w:hAnsiTheme="majorHAnsi"/>
+          <w:sz w:val="24"/>
+        </w:rPr>
+        <w:tab/>
+      </w:r>
+      <w:r>
+        <w:rPr>
+          <w:rFonts w:asciiTheme="majorHAnsi" w:hAnsiTheme="majorHAnsi"/>
+          <w:sz w:val="24"/>
+        </w:rPr>
+        <w:tab/>
+      </w:r>
+      <w:r>
+        <w:rPr>
+          <w:rFonts w:asciiTheme="majorHAnsi" w:hAnsiTheme="majorHAnsi"/>
+          <w:sz w:val="24"/>
+        </w:rPr>
+        <w:tab/>
+        <w:t>K=2</w:t>
+      </w:r>
     </w:p>
     <w:p>
       <w:pPr>
@@ -2513,6 +1587,172 @@
           <w:sz w:val="24"/>
         </w:rPr>
         <w:tab/>
+        <w:t xml:space="preserve">     Expected output</w:t>
+      </w:r>
+      <w:proofErr w:type="gramStart"/>
+      <w:r>
+        <w:rPr>
+          <w:rFonts w:asciiTheme="majorHAnsi" w:hAnsiTheme="majorHAnsi"/>
+          <w:sz w:val="24"/>
+        </w:rPr>
+        <w:t xml:space="preserve">: </w:t>
+      </w:r>
+      <w:r>
+        <w:rPr>
+          <w:rFonts w:asciiTheme="majorHAnsi" w:hAnsiTheme="majorHAnsi"/>
+          <w:sz w:val="24"/>
+        </w:rPr>
+        <w:tab/>
+      </w:r>
+      <w:r>
+        <w:rPr>
+          <w:rFonts w:asciiTheme="majorHAnsi" w:hAnsiTheme="majorHAnsi"/>
+          <w:sz w:val="24"/>
+        </w:rPr>
+        <w:t>40</w:t>
+      </w:r>
+      <w:proofErr w:type="gramEnd"/>
+    </w:p>
+    <w:p>
+      <w:pPr>
+        <w:spacing w:after="0"/>
+        <w:rPr>
+          <w:rFonts w:asciiTheme="majorHAnsi" w:hAnsiTheme="majorHAnsi"/>
+          <w:sz w:val="24"/>
+        </w:rPr>
+      </w:pPr>
+    </w:p>
+    <w:p>
+      <w:pPr>
+        <w:spacing w:after="0"/>
+        <w:rPr>
+          <w:rFonts w:asciiTheme="majorHAnsi" w:hAnsiTheme="majorHAnsi"/>
+          <w:sz w:val="24"/>
+        </w:rPr>
+      </w:pPr>
+      <w:r>
+        <w:rPr>
+          <w:rFonts w:asciiTheme="majorHAnsi" w:hAnsiTheme="majorHAnsi"/>
+          <w:sz w:val="24"/>
+        </w:rPr>
+        <w:tab/>
+      </w:r>
+      <w:r>
+        <w:rPr>
+          <w:rFonts w:asciiTheme="majorHAnsi" w:hAnsiTheme="majorHAnsi"/>
+          <w:sz w:val="24"/>
+        </w:rPr>
+        <w:tab/>
+      </w:r>
+      <w:r>
+        <w:rPr>
+          <w:rFonts w:asciiTheme="majorHAnsi" w:hAnsiTheme="majorHAnsi"/>
+          <w:sz w:val="24"/>
+        </w:rPr>
+        <w:tab/>
+      </w:r>
+      <w:r>
+        <w:rPr>
+          <w:rFonts w:asciiTheme="majorHAnsi" w:hAnsiTheme="majorHAnsi"/>
+          <w:sz w:val="24"/>
+        </w:rPr>
+        <w:tab/>
+      </w:r>
+      <w:r>
+        <w:rPr>
+          <w:rFonts w:asciiTheme="majorHAnsi" w:hAnsiTheme="majorHAnsi"/>
+          <w:sz w:val="24"/>
+        </w:rPr>
+        <w:tab/>
+      </w:r>
+      <w:r>
+        <w:rPr>
+          <w:rFonts w:asciiTheme="majorHAnsi" w:hAnsiTheme="majorHAnsi"/>
+          <w:sz w:val="24"/>
+        </w:rPr>
+        <w:tab/>
+      </w:r>
+      <w:r>
+        <w:rPr>
+          <w:rFonts w:asciiTheme="majorHAnsi" w:hAnsiTheme="majorHAnsi"/>
+          <w:sz w:val="24"/>
+        </w:rPr>
+        <w:tab/>
+      </w:r>
+      <w:r>
+        <w:rPr>
+          <w:rFonts w:asciiTheme="majorHAnsi" w:hAnsiTheme="majorHAnsi"/>
+          <w:sz w:val="24"/>
+        </w:rPr>
+        <w:tab/>
+      </w:r>
+      <w:r>
+        <w:rPr>
+          <w:rFonts w:asciiTheme="majorHAnsi" w:hAnsiTheme="majorHAnsi"/>
+          <w:sz w:val="24"/>
+        </w:rPr>
+        <w:tab/>
+      </w:r>
+    </w:p>
+    <w:p>
+      <w:pPr>
+        <w:spacing w:after="0"/>
+        <w:rPr>
+          <w:rFonts w:asciiTheme="majorHAnsi" w:hAnsiTheme="majorHAnsi"/>
+          <w:sz w:val="24"/>
+        </w:rPr>
+      </w:pPr>
+    </w:p>
+    <w:p>
+      <w:pPr>
+        <w:spacing w:after="0"/>
+        <w:rPr>
+          <w:rFonts w:asciiTheme="majorHAnsi" w:hAnsiTheme="majorHAnsi"/>
+          <w:sz w:val="24"/>
+        </w:rPr>
+      </w:pPr>
+      <w:r>
+        <w:rPr>
+          <w:rFonts w:asciiTheme="majorHAnsi" w:hAnsiTheme="majorHAnsi"/>
+          <w:sz w:val="24"/>
+        </w:rPr>
+        <w:lastRenderedPageBreak/>
+        <w:tab/>
+      </w:r>
+      <w:r>
+        <w:rPr>
+          <w:rFonts w:asciiTheme="majorHAnsi" w:hAnsiTheme="majorHAnsi"/>
+          <w:sz w:val="24"/>
+        </w:rPr>
+        <w:tab/>
+      </w:r>
+      <w:r>
+        <w:rPr>
+          <w:rFonts w:asciiTheme="majorHAnsi" w:hAnsiTheme="majorHAnsi"/>
+          <w:sz w:val="24"/>
+        </w:rPr>
+        <w:tab/>
+      </w:r>
+      <w:r>
+        <w:rPr>
+          <w:rFonts w:asciiTheme="majorHAnsi" w:hAnsiTheme="majorHAnsi"/>
+          <w:sz w:val="24"/>
+        </w:rPr>
+        <w:tab/>
+      </w:r>
+      <w:r>
+        <w:rPr>
+          <w:rFonts w:asciiTheme="majorHAnsi" w:hAnsiTheme="majorHAnsi"/>
+          <w:sz w:val="24"/>
+        </w:rPr>
+        <w:tab/>
+      </w:r>
+      <w:r>
+        <w:rPr>
+          <w:rFonts w:asciiTheme="majorHAnsi" w:hAnsiTheme="majorHAnsi"/>
+          <w:sz w:val="24"/>
+        </w:rPr>
+        <w:tab/>
         <w:t>2</w:t>
       </w:r>
       <w:r>
@@ -2537,6 +1777,7 @@
         </w:rPr>
         <w:t>Test data</w:t>
       </w:r>
+      <w:proofErr w:type="gramStart"/>
       <w:r>
         <w:rPr>
           <w:rFonts w:asciiTheme="majorHAnsi" w:hAnsiTheme="majorHAnsi"/>
@@ -2565,96 +1806,406 @@
         </w:rPr>
         <w:t>N</w:t>
       </w:r>
-      <w:r>
-        <w:rPr>
-          <w:rFonts w:asciiTheme="majorHAnsi" w:hAnsiTheme="majorHAnsi"/>
-          <w:sz w:val="24"/>
-        </w:rPr>
-        <w:t xml:space="preserve"> = 0</w:t>
+      <w:proofErr w:type="gramEnd"/>
+      <w:r>
+        <w:rPr>
+          <w:rFonts w:asciiTheme="majorHAnsi" w:hAnsiTheme="majorHAnsi"/>
+          <w:sz w:val="24"/>
+        </w:rPr>
+        <w:t xml:space="preserve"> = </w:t>
+      </w:r>
+      <w:r>
+        <w:rPr>
+          <w:rFonts w:asciiTheme="majorHAnsi" w:hAnsiTheme="majorHAnsi"/>
+          <w:sz w:val="24"/>
+        </w:rPr>
+        <w:t>4</w:t>
       </w:r>
     </w:p>
     <w:p>
       <w:pPr>
         <w:spacing w:after="0"/>
-        <w:rPr>
-          <w:rFonts w:asciiTheme="majorHAnsi" w:hAnsiTheme="majorHAnsi"/>
-          <w:sz w:val="24"/>
-        </w:rPr>
-      </w:pPr>
-      <w:r>
-        <w:rPr>
-          <w:rFonts w:asciiTheme="majorHAnsi" w:hAnsiTheme="majorHAnsi"/>
-          <w:sz w:val="24"/>
-        </w:rPr>
-        <w:tab/>
-      </w:r>
-      <w:r>
-        <w:rPr>
-          <w:rFonts w:asciiTheme="majorHAnsi" w:hAnsiTheme="majorHAnsi"/>
-          <w:sz w:val="24"/>
-        </w:rPr>
-        <w:tab/>
-      </w:r>
-      <w:r>
-        <w:rPr>
-          <w:rFonts w:asciiTheme="majorHAnsi" w:hAnsiTheme="majorHAnsi"/>
-          <w:sz w:val="24"/>
-        </w:rPr>
-        <w:tab/>
-      </w:r>
-      <w:r>
-        <w:rPr>
-          <w:rFonts w:asciiTheme="majorHAnsi" w:hAnsiTheme="majorHAnsi"/>
-          <w:sz w:val="24"/>
-        </w:rPr>
-        <w:tab/>
-      </w:r>
-      <w:r>
-        <w:rPr>
-          <w:rFonts w:asciiTheme="majorHAnsi" w:hAnsiTheme="majorHAnsi"/>
-          <w:sz w:val="24"/>
-        </w:rPr>
-        <w:tab/>
-      </w:r>
-      <w:r>
-        <w:rPr>
-          <w:rFonts w:asciiTheme="majorHAnsi" w:hAnsiTheme="majorHAnsi"/>
-          <w:sz w:val="24"/>
-        </w:rPr>
-        <w:tab/>
-        <w:t xml:space="preserve">     </w:t>
-      </w:r>
-      <w:r>
-        <w:rPr>
-          <w:rFonts w:asciiTheme="majorHAnsi" w:hAnsiTheme="majorHAnsi"/>
-          <w:sz w:val="24"/>
-        </w:rPr>
-        <w:t>Obtained</w:t>
-      </w:r>
-      <w:r>
-        <w:rPr>
-          <w:rFonts w:asciiTheme="majorHAnsi" w:hAnsiTheme="majorHAnsi"/>
-          <w:sz w:val="24"/>
-        </w:rPr>
-        <w:t xml:space="preserve"> output: </w:t>
-      </w:r>
-      <w:r>
-        <w:rPr>
-          <w:rFonts w:asciiTheme="majorHAnsi" w:hAnsiTheme="majorHAnsi"/>
-          <w:sz w:val="24"/>
-        </w:rPr>
-        <w:tab/>
-        <w:t>0</w:t>
+        <w:ind w:left="5760" w:firstLine="720"/>
+        <w:rPr>
+          <w:rFonts w:asciiTheme="majorHAnsi" w:hAnsiTheme="majorHAnsi"/>
+          <w:sz w:val="24"/>
+        </w:rPr>
+      </w:pPr>
+      <w:r>
+        <w:rPr>
+          <w:rFonts w:asciiTheme="majorHAnsi" w:hAnsiTheme="majorHAnsi"/>
+          <w:sz w:val="24"/>
+        </w:rPr>
+        <w:t>5 2 8 1</w:t>
       </w:r>
     </w:p>
     <w:p>
       <w:pPr>
         <w:spacing w:after="0"/>
-        <w:rPr>
-          <w:rFonts w:asciiTheme="majorHAnsi" w:hAnsiTheme="majorHAnsi"/>
-          <w:sz w:val="24"/>
-        </w:rPr>
-      </w:pPr>
+        <w:ind w:left="5760" w:firstLine="720"/>
+        <w:rPr>
+          <w:rFonts w:asciiTheme="majorHAnsi" w:hAnsiTheme="majorHAnsi"/>
+          <w:sz w:val="24"/>
+        </w:rPr>
+      </w:pPr>
+      <w:r>
+        <w:rPr>
+          <w:rFonts w:asciiTheme="majorHAnsi" w:hAnsiTheme="majorHAnsi"/>
+          <w:sz w:val="24"/>
+        </w:rPr>
+        <w:t xml:space="preserve">K = 1  </w:t>
+      </w:r>
+    </w:p>
+    <w:p>
+      <w:pPr>
+        <w:spacing w:after="0"/>
+        <w:rPr>
+          <w:rFonts w:asciiTheme="majorHAnsi" w:hAnsiTheme="majorHAnsi"/>
+          <w:sz w:val="24"/>
+        </w:rPr>
+      </w:pPr>
+      <w:r>
+        <w:rPr>
+          <w:rFonts w:asciiTheme="majorHAnsi" w:hAnsiTheme="majorHAnsi"/>
+          <w:sz w:val="24"/>
+        </w:rPr>
+        <w:tab/>
+      </w:r>
+      <w:r>
+        <w:rPr>
+          <w:rFonts w:asciiTheme="majorHAnsi" w:hAnsiTheme="majorHAnsi"/>
+          <w:sz w:val="24"/>
+        </w:rPr>
+        <w:tab/>
+      </w:r>
+      <w:r>
+        <w:rPr>
+          <w:rFonts w:asciiTheme="majorHAnsi" w:hAnsiTheme="majorHAnsi"/>
+          <w:sz w:val="24"/>
+        </w:rPr>
+        <w:tab/>
+      </w:r>
+      <w:r>
+        <w:rPr>
+          <w:rFonts w:asciiTheme="majorHAnsi" w:hAnsiTheme="majorHAnsi"/>
+          <w:sz w:val="24"/>
+        </w:rPr>
+        <w:tab/>
+      </w:r>
+      <w:r>
+        <w:rPr>
+          <w:rFonts w:asciiTheme="majorHAnsi" w:hAnsiTheme="majorHAnsi"/>
+          <w:sz w:val="24"/>
+        </w:rPr>
+        <w:tab/>
+      </w:r>
+      <w:r>
+        <w:rPr>
+          <w:rFonts w:asciiTheme="majorHAnsi" w:hAnsiTheme="majorHAnsi"/>
+          <w:sz w:val="24"/>
+        </w:rPr>
+        <w:tab/>
+        <w:t xml:space="preserve">     Expected output</w:t>
+      </w:r>
+      <w:proofErr w:type="gramStart"/>
+      <w:r>
+        <w:rPr>
+          <w:rFonts w:asciiTheme="majorHAnsi" w:hAnsiTheme="majorHAnsi"/>
+          <w:sz w:val="24"/>
+        </w:rPr>
+        <w:t xml:space="preserve">: </w:t>
+      </w:r>
+      <w:r>
+        <w:rPr>
+          <w:rFonts w:asciiTheme="majorHAnsi" w:hAnsiTheme="majorHAnsi"/>
+          <w:sz w:val="24"/>
+        </w:rPr>
+        <w:tab/>
+      </w:r>
+      <w:r>
+        <w:rPr>
+          <w:rFonts w:asciiTheme="majorHAnsi" w:hAnsiTheme="majorHAnsi"/>
+          <w:sz w:val="24"/>
+        </w:rPr>
+        <w:t>8</w:t>
+      </w:r>
+      <w:proofErr w:type="gramEnd"/>
+      <w:r>
+        <w:rPr>
+          <w:rFonts w:asciiTheme="majorHAnsi" w:hAnsiTheme="majorHAnsi"/>
+          <w:sz w:val="24"/>
+        </w:rPr>
+        <w:tab/>
+      </w:r>
+      <w:r>
+        <w:rPr>
+          <w:rFonts w:asciiTheme="majorHAnsi" w:hAnsiTheme="majorHAnsi"/>
+          <w:sz w:val="24"/>
+        </w:rPr>
+        <w:tab/>
+      </w:r>
+    </w:p>
+    <w:p>
+      <w:pPr>
+        <w:spacing w:after="0"/>
+        <w:rPr>
+          <w:rFonts w:asciiTheme="majorHAnsi" w:hAnsiTheme="majorHAnsi"/>
+          <w:sz w:val="24"/>
+        </w:rPr>
+      </w:pPr>
+      <w:r>
+        <w:rPr>
+          <w:rFonts w:asciiTheme="majorHAnsi" w:hAnsiTheme="majorHAnsi"/>
+          <w:sz w:val="24"/>
+        </w:rPr>
+        <w:tab/>
+      </w:r>
+      <w:r>
+        <w:rPr>
+          <w:rFonts w:asciiTheme="majorHAnsi" w:hAnsiTheme="majorHAnsi"/>
+          <w:sz w:val="24"/>
+        </w:rPr>
+        <w:tab/>
+      </w:r>
+      <w:r>
+        <w:rPr>
+          <w:rFonts w:asciiTheme="majorHAnsi" w:hAnsiTheme="majorHAnsi"/>
+          <w:sz w:val="24"/>
+        </w:rPr>
+        <w:tab/>
+      </w:r>
+      <w:r>
+        <w:rPr>
+          <w:rFonts w:asciiTheme="majorHAnsi" w:hAnsiTheme="majorHAnsi"/>
+          <w:sz w:val="24"/>
+        </w:rPr>
+        <w:tab/>
+      </w:r>
+      <w:r>
+        <w:rPr>
+          <w:rFonts w:asciiTheme="majorHAnsi" w:hAnsiTheme="majorHAnsi"/>
+          <w:sz w:val="24"/>
+        </w:rPr>
+        <w:tab/>
+      </w:r>
+      <w:r>
+        <w:rPr>
+          <w:rFonts w:asciiTheme="majorHAnsi" w:hAnsiTheme="majorHAnsi"/>
+          <w:sz w:val="24"/>
+        </w:rPr>
+        <w:tab/>
+        <w:t>3</w:t>
+      </w:r>
+      <w:r>
+        <w:rPr>
+          <w:rFonts w:asciiTheme="majorHAnsi" w:hAnsiTheme="majorHAnsi"/>
+          <w:sz w:val="24"/>
+        </w:rPr>
+        <w:t>.</w:t>
+      </w:r>
+      <w:r>
+        <w:rPr>
+          <w:rFonts w:asciiTheme="majorHAnsi" w:hAnsiTheme="majorHAnsi"/>
+          <w:b/>
+          <w:sz w:val="24"/>
+        </w:rPr>
+        <w:t xml:space="preserve"> </w:t>
+      </w:r>
+      <w:r>
+        <w:rPr>
+          <w:rFonts w:asciiTheme="majorHAnsi" w:hAnsiTheme="majorHAnsi"/>
+          <w:sz w:val="24"/>
+        </w:rPr>
+        <w:t>Test data</w:t>
+      </w:r>
+      <w:proofErr w:type="gramStart"/>
+      <w:r>
+        <w:rPr>
+          <w:rFonts w:asciiTheme="majorHAnsi" w:hAnsiTheme="majorHAnsi"/>
+          <w:sz w:val="24"/>
+        </w:rPr>
+        <w:t>:</w:t>
+      </w:r>
+      <w:r>
+        <w:rPr>
+          <w:rFonts w:asciiTheme="majorHAnsi" w:hAnsiTheme="majorHAnsi"/>
+          <w:sz w:val="24"/>
+        </w:rPr>
+        <w:tab/>
+      </w:r>
+      <w:r>
+        <w:rPr>
+          <w:rFonts w:asciiTheme="majorHAnsi" w:hAnsiTheme="majorHAnsi"/>
+          <w:sz w:val="24"/>
+        </w:rPr>
+        <w:tab/>
+      </w:r>
+      <w:r>
+        <w:rPr>
+          <w:rFonts w:asciiTheme="majorHAnsi" w:hAnsiTheme="majorHAnsi"/>
+          <w:sz w:val="24"/>
+        </w:rPr>
+        <w:t>N</w:t>
+      </w:r>
+      <w:proofErr w:type="gramEnd"/>
+      <w:r>
+        <w:rPr>
+          <w:rFonts w:asciiTheme="majorHAnsi" w:hAnsiTheme="majorHAnsi"/>
+          <w:sz w:val="24"/>
+        </w:rPr>
+        <w:t xml:space="preserve"> = </w:t>
+      </w:r>
+      <w:r>
+        <w:rPr>
+          <w:rFonts w:asciiTheme="majorHAnsi" w:hAnsiTheme="majorHAnsi"/>
+          <w:sz w:val="24"/>
+        </w:rPr>
+        <w:t>3</w:t>
+      </w:r>
+    </w:p>
+    <w:p>
+      <w:pPr>
+        <w:spacing w:after="0"/>
+        <w:ind w:left="5760" w:firstLine="720"/>
+        <w:rPr>
+          <w:rFonts w:asciiTheme="majorHAnsi" w:hAnsiTheme="majorHAnsi"/>
+          <w:sz w:val="24"/>
+        </w:rPr>
+      </w:pPr>
+      <w:r>
+        <w:rPr>
+          <w:rFonts w:asciiTheme="majorHAnsi" w:hAnsiTheme="majorHAnsi"/>
+          <w:sz w:val="24"/>
+        </w:rPr>
+        <w:t>10 20 30</w:t>
+      </w:r>
+    </w:p>
+    <w:p>
+      <w:pPr>
+        <w:spacing w:after="0"/>
+        <w:ind w:left="5760" w:firstLine="720"/>
+        <w:rPr>
+          <w:rFonts w:asciiTheme="majorHAnsi" w:hAnsiTheme="majorHAnsi"/>
+          <w:sz w:val="24"/>
+        </w:rPr>
+      </w:pPr>
+      <w:r>
+        <w:rPr>
+          <w:rFonts w:asciiTheme="majorHAnsi" w:hAnsiTheme="majorHAnsi"/>
+          <w:sz w:val="24"/>
+        </w:rPr>
+        <w:t xml:space="preserve">K = </w:t>
+      </w:r>
+      <w:r>
+        <w:rPr>
+          <w:rFonts w:asciiTheme="majorHAnsi" w:hAnsiTheme="majorHAnsi"/>
+          <w:sz w:val="24"/>
+        </w:rPr>
+        <w:t>5</w:t>
+      </w:r>
+    </w:p>
+    <w:p>
+      <w:pPr>
+        <w:spacing w:after="0"/>
+        <w:rPr>
+          <w:rFonts w:asciiTheme="majorHAnsi" w:hAnsiTheme="majorHAnsi"/>
+          <w:sz w:val="24"/>
+        </w:rPr>
+      </w:pPr>
+      <w:r>
+        <w:rPr>
+          <w:rFonts w:asciiTheme="majorHAnsi" w:hAnsiTheme="majorHAnsi"/>
+          <w:sz w:val="24"/>
+        </w:rPr>
+        <w:tab/>
+      </w:r>
+      <w:r>
+        <w:rPr>
+          <w:rFonts w:asciiTheme="majorHAnsi" w:hAnsiTheme="majorHAnsi"/>
+          <w:sz w:val="24"/>
+        </w:rPr>
+        <w:tab/>
+      </w:r>
+      <w:r>
+        <w:rPr>
+          <w:rFonts w:asciiTheme="majorHAnsi" w:hAnsiTheme="majorHAnsi"/>
+          <w:sz w:val="24"/>
+        </w:rPr>
+        <w:tab/>
+      </w:r>
+      <w:r>
+        <w:rPr>
+          <w:rFonts w:asciiTheme="majorHAnsi" w:hAnsiTheme="majorHAnsi"/>
+          <w:sz w:val="24"/>
+        </w:rPr>
+        <w:tab/>
+      </w:r>
+      <w:r>
+        <w:rPr>
+          <w:rFonts w:asciiTheme="majorHAnsi" w:hAnsiTheme="majorHAnsi"/>
+          <w:sz w:val="24"/>
+        </w:rPr>
+        <w:tab/>
+      </w:r>
+      <w:r>
+        <w:rPr>
+          <w:rFonts w:asciiTheme="majorHAnsi" w:hAnsiTheme="majorHAnsi"/>
+          <w:sz w:val="24"/>
+        </w:rPr>
+        <w:tab/>
+        <w:t xml:space="preserve">     Expected output</w:t>
+      </w:r>
+      <w:proofErr w:type="gramStart"/>
+      <w:r>
+        <w:rPr>
+          <w:rFonts w:asciiTheme="majorHAnsi" w:hAnsiTheme="majorHAnsi"/>
+          <w:sz w:val="24"/>
+        </w:rPr>
+        <w:t xml:space="preserve">: </w:t>
+      </w:r>
+      <w:r>
+        <w:rPr>
+          <w:rFonts w:asciiTheme="majorHAnsi" w:hAnsiTheme="majorHAnsi"/>
+          <w:sz w:val="24"/>
+        </w:rPr>
+        <w:tab/>
+      </w:r>
+      <w:r>
+        <w:rPr>
+          <w:rFonts w:asciiTheme="majorHAnsi" w:hAnsiTheme="majorHAnsi"/>
+          <w:sz w:val="24"/>
+        </w:rPr>
+        <w:t>-</w:t>
+      </w:r>
+      <w:proofErr w:type="gramEnd"/>
+      <w:r>
+        <w:rPr>
+          <w:rFonts w:asciiTheme="majorHAnsi" w:hAnsiTheme="majorHAnsi"/>
+          <w:sz w:val="24"/>
+        </w:rPr>
+        <w:t>1</w:t>
+      </w:r>
+      <w:r>
+        <w:rPr>
+          <w:rFonts w:asciiTheme="majorHAnsi" w:hAnsiTheme="majorHAnsi"/>
+          <w:sz w:val="24"/>
+        </w:rPr>
+        <w:tab/>
+      </w:r>
+      <w:r>
+        <w:rPr>
+          <w:rFonts w:asciiTheme="majorHAnsi" w:hAnsiTheme="majorHAnsi"/>
+          <w:sz w:val="24"/>
+        </w:rPr>
+        <w:tab/>
+      </w:r>
+      <w:r>
+        <w:rPr>
+          <w:rFonts w:asciiTheme="majorHAnsi" w:hAnsiTheme="majorHAnsi"/>
+          <w:sz w:val="24"/>
+        </w:rPr>
+        <w:tab/>
+      </w:r>
     </w:p>
     <w:p>
       <w:pPr>
@@ -2689,6 +2240,142 @@
           <w:b/>
           <w:sz w:val="24"/>
         </w:rPr>
+        <w:t>Output obtained for test data</w:t>
+      </w:r>
+      <w:r>
+        <w:rPr>
+          <w:rFonts w:asciiTheme="majorHAnsi" w:hAnsiTheme="majorHAnsi"/>
+          <w:b/>
+          <w:sz w:val="24"/>
+        </w:rPr>
+        <w:tab/>
+        <w:t>:</w:t>
+      </w:r>
+      <w:r>
+        <w:rPr>
+          <w:rFonts w:asciiTheme="majorHAnsi" w:hAnsiTheme="majorHAnsi"/>
+          <w:b/>
+          <w:sz w:val="24"/>
+        </w:rPr>
+        <w:tab/>
+      </w:r>
+      <w:r>
+        <w:rPr>
+          <w:rFonts w:asciiTheme="majorHAnsi" w:hAnsiTheme="majorHAnsi"/>
+          <w:sz w:val="24"/>
+        </w:rPr>
+        <w:t xml:space="preserve">Test Case 1 </w:t>
+      </w:r>
+      <w:r>
+        <w:rPr>
+          <w:rFonts w:asciiTheme="majorHAnsi" w:hAnsiTheme="majorHAnsi"/>
+          <w:sz w:val="24"/>
+        </w:rPr>
+        <w:t xml:space="preserve">  </w:t>
+      </w:r>
+      <w:r>
+        <w:rPr>
+          <w:rFonts w:asciiTheme="majorHAnsi" w:hAnsiTheme="majorHAnsi"/>
+          <w:sz w:val="24"/>
+        </w:rPr>
+        <w:t xml:space="preserve">40 </w:t>
+      </w:r>
+    </w:p>
+    <w:p>
+      <w:pPr>
+        <w:spacing w:after="0"/>
+        <w:ind w:left="4320"/>
+        <w:rPr>
+          <w:rFonts w:asciiTheme="majorHAnsi" w:hAnsiTheme="majorHAnsi"/>
+          <w:sz w:val="24"/>
+        </w:rPr>
+      </w:pPr>
+      <w:r>
+        <w:rPr>
+          <w:rFonts w:asciiTheme="majorHAnsi" w:hAnsiTheme="majorHAnsi"/>
+          <w:sz w:val="24"/>
+        </w:rPr>
+        <w:t xml:space="preserve">Test Case 2 </w:t>
+      </w:r>
+      <w:r>
+        <w:rPr>
+          <w:rFonts w:asciiTheme="majorHAnsi" w:hAnsiTheme="majorHAnsi"/>
+          <w:sz w:val="24"/>
+        </w:rPr>
+        <w:t xml:space="preserve">   </w:t>
+      </w:r>
+      <w:r>
+        <w:rPr>
+          <w:rFonts w:asciiTheme="majorHAnsi" w:hAnsiTheme="majorHAnsi"/>
+          <w:sz w:val="24"/>
+        </w:rPr>
+        <w:t xml:space="preserve">8 </w:t>
+      </w:r>
+    </w:p>
+    <w:p>
+      <w:pPr>
+        <w:spacing w:after="0"/>
+        <w:ind w:left="4320"/>
+        <w:rPr>
+          <w:rFonts w:asciiTheme="majorHAnsi" w:hAnsiTheme="majorHAnsi"/>
+          <w:sz w:val="24"/>
+        </w:rPr>
+      </w:pPr>
+      <w:r>
+        <w:rPr>
+          <w:rFonts w:asciiTheme="majorHAnsi" w:hAnsiTheme="majorHAnsi"/>
+          <w:sz w:val="24"/>
+        </w:rPr>
+        <w:t xml:space="preserve">Test Case 3 </w:t>
+      </w:r>
+      <w:r>
+        <w:rPr>
+          <w:rFonts w:asciiTheme="majorHAnsi" w:hAnsiTheme="majorHAnsi"/>
+          <w:sz w:val="24"/>
+        </w:rPr>
+        <w:t xml:space="preserve">  </w:t>
+      </w:r>
+      <w:r>
+        <w:rPr>
+          <w:rFonts w:asciiTheme="majorHAnsi" w:hAnsiTheme="majorHAnsi"/>
+          <w:sz w:val="24"/>
+        </w:rPr>
+        <w:t>-1</w:t>
+      </w:r>
+    </w:p>
+    <w:p>
+      <w:pPr>
+        <w:spacing w:after="0"/>
+        <w:rPr>
+          <w:rFonts w:asciiTheme="majorHAnsi" w:hAnsiTheme="majorHAnsi"/>
+          <w:sz w:val="24"/>
+        </w:rPr>
+      </w:pPr>
+    </w:p>
+    <w:p>
+      <w:pPr>
+        <w:spacing w:after="0"/>
+        <w:rPr>
+          <w:rFonts w:asciiTheme="majorHAnsi" w:hAnsiTheme="majorHAnsi"/>
+          <w:sz w:val="20"/>
+          <w:szCs w:val="20"/>
+        </w:rPr>
+      </w:pPr>
+    </w:p>
+    <w:p>
+      <w:pPr>
+        <w:spacing w:after="0"/>
+        <w:rPr>
+          <w:rFonts w:asciiTheme="majorHAnsi" w:hAnsiTheme="majorHAnsi"/>
+          <w:sz w:val="24"/>
+        </w:rPr>
+      </w:pPr>
+      <w:r>
+        <w:rPr>
+          <w:rFonts w:asciiTheme="majorHAnsi" w:hAnsiTheme="majorHAnsi"/>
+          <w:b/>
+          <w:sz w:val="24"/>
+        </w:rPr>
         <w:t>A</w:t>
       </w:r>
       <w:r>
@@ -2745,7 +2432,23 @@
           <w:rFonts w:asciiTheme="majorHAnsi" w:hAnsiTheme="majorHAnsi"/>
           <w:sz w:val="24"/>
         </w:rPr>
-        <w:t>The numbers of operation required in performing the algorithm.</w:t>
+        <w:t xml:space="preserve">The numbers of </w:t>
+      </w:r>
+      <w:proofErr w:type="gramStart"/>
+      <w:r>
+        <w:rPr>
+          <w:rFonts w:asciiTheme="majorHAnsi" w:hAnsiTheme="majorHAnsi"/>
+          <w:sz w:val="24"/>
+        </w:rPr>
+        <w:t>operation</w:t>
+      </w:r>
+      <w:proofErr w:type="gramEnd"/>
+      <w:r>
+        <w:rPr>
+          <w:rFonts w:asciiTheme="majorHAnsi" w:hAnsiTheme="majorHAnsi"/>
+          <w:sz w:val="24"/>
+        </w:rPr>
+        <w:t xml:space="preserve"> required in performing the algorithm.</w:t>
       </w:r>
     </w:p>
     <w:tbl>
@@ -2933,7 +2636,7 @@
               <w:rPr>
                 <w:rFonts w:asciiTheme="majorHAnsi" w:hAnsiTheme="majorHAnsi"/>
               </w:rPr>
-              <w:t>For calculation</w:t>
+              <w:t xml:space="preserve">Rad Input </w:t>
             </w:r>
           </w:p>
         </w:tc>
@@ -2960,7 +2663,7 @@
               <w:rPr>
                 <w:rFonts w:asciiTheme="majorHAnsi" w:hAnsiTheme="majorHAnsi"/>
               </w:rPr>
-              <w:t>-</w:t>
+              <w:t>N</w:t>
             </w:r>
           </w:p>
         </w:tc>
@@ -2983,25 +2686,6 @@
                 <w:rFonts w:asciiTheme="majorHAnsi" w:hAnsiTheme="majorHAnsi"/>
               </w:rPr>
             </w:pPr>
-            <w:r>
-              <w:rPr>
-                <w:rFonts w:asciiTheme="majorHAnsi" w:hAnsiTheme="majorHAnsi"/>
-                <w:i/>
-              </w:rPr>
-              <w:t>N</w:t>
-            </w:r>
-            <w:r>
-              <w:rPr>
-                <w:rFonts w:asciiTheme="majorHAnsi" w:hAnsiTheme="majorHAnsi"/>
-              </w:rPr>
-              <w:t xml:space="preserve"> </w:t>
-            </w:r>
-            <w:r>
-              <w:rPr>
-                <w:rFonts w:asciiTheme="majorHAnsi" w:hAnsiTheme="majorHAnsi"/>
-              </w:rPr>
-              <w:t>times</w:t>
-            </w:r>
           </w:p>
         </w:tc>
         <w:tc>
@@ -3091,7 +2775,7 @@
               <w:rPr>
                 <w:rFonts w:asciiTheme="majorHAnsi" w:hAnsiTheme="majorHAnsi"/>
               </w:rPr>
-              <w:t>Do while loop</w:t>
+              <w:t>Sort array list</w:t>
             </w:r>
           </w:p>
         </w:tc>
@@ -3113,19 +2797,6 @@
                 <w:rFonts w:asciiTheme="majorHAnsi" w:hAnsiTheme="majorHAnsi"/>
               </w:rPr>
             </w:pPr>
-            <w:r>
-              <w:rPr>
-                <w:rFonts w:asciiTheme="majorHAnsi" w:hAnsiTheme="majorHAnsi"/>
-                <w:i/>
-              </w:rPr>
-              <w:t xml:space="preserve">N </w:t>
-            </w:r>
-            <w:r>
-              <w:rPr>
-                <w:rFonts w:asciiTheme="majorHAnsi" w:hAnsiTheme="majorHAnsi"/>
-              </w:rPr>
-              <w:t>times</w:t>
-            </w:r>
           </w:p>
         </w:tc>
         <w:tc>
@@ -3151,6 +2822,20 @@
                 <w:rFonts w:asciiTheme="majorHAnsi" w:hAnsiTheme="majorHAnsi"/>
               </w:rPr>
               <w:t>-</w:t>
+            </w:r>
+            <w:proofErr w:type="gramStart"/>
+            <w:r>
+              <w:rPr>
+                <w:rFonts w:asciiTheme="majorHAnsi" w:hAnsiTheme="majorHAnsi"/>
+              </w:rPr>
+              <w:t>O(</w:t>
+            </w:r>
+            <w:proofErr w:type="gramEnd"/>
+            <w:r>
+              <w:rPr>
+                <w:rFonts w:asciiTheme="majorHAnsi" w:hAnsiTheme="majorHAnsi"/>
+              </w:rPr>
+              <w:t>N log N)</w:t>
             </w:r>
           </w:p>
         </w:tc>
@@ -3201,21 +2886,6 @@
                 <w:sz w:val="24"/>
               </w:rPr>
             </w:pPr>
-            <w:r>
-              <w:rPr>
-                <w:rFonts w:asciiTheme="majorHAnsi" w:hAnsiTheme="majorHAnsi"/>
-                <w:i/>
-                <w:sz w:val="24"/>
-              </w:rPr>
-              <w:t>N</w:t>
-            </w:r>
-            <w:r>
-              <w:rPr>
-                <w:rFonts w:asciiTheme="majorHAnsi" w:hAnsiTheme="majorHAnsi"/>
-                <w:sz w:val="24"/>
-              </w:rPr>
-              <w:t xml:space="preserve"> times</w:t>
-            </w:r>
           </w:p>
         </w:tc>
       </w:tr>
@@ -3287,6 +2957,7 @@
         <w:ind w:left="3600" w:hanging="3600"/>
         <w:rPr>
           <w:rFonts w:asciiTheme="majorHAnsi" w:hAnsiTheme="majorHAnsi"/>
+          <w:sz w:val="24"/>
         </w:rPr>
       </w:pPr>
       <w:r>
@@ -3323,92 +2994,35 @@
           <w:rFonts w:asciiTheme="majorHAnsi" w:hAnsiTheme="majorHAnsi"/>
           <w:sz w:val="24"/>
         </w:rPr>
-        <w:t>This programme c</w:t>
-      </w:r>
-      <w:r>
-        <w:rPr>
-          <w:rFonts w:asciiTheme="majorHAnsi" w:hAnsiTheme="majorHAnsi"/>
-        </w:rPr>
-        <w:t xml:space="preserve">alculate and print </w:t>
-      </w:r>
-      <w:r>
-        <w:rPr>
-          <w:rFonts w:asciiTheme="majorHAnsi" w:hAnsiTheme="majorHAnsi"/>
-          <w:i/>
-        </w:rPr>
-        <w:t>N</w:t>
-      </w:r>
-      <w:r>
-        <w:rPr>
-          <w:rFonts w:asciiTheme="majorHAnsi" w:hAnsiTheme="majorHAnsi"/>
-        </w:rPr>
-        <w:t xml:space="preserve"> number of even numbers from </w:t>
+        <w:t xml:space="preserve">This program successfully finds the Kth largest element from a list of integers by sorting the </w:t>
+      </w:r>
+      <w:proofErr w:type="spellStart"/>
+      <w:r>
+        <w:rPr>
+          <w:rFonts w:asciiTheme="majorHAnsi" w:hAnsiTheme="majorHAnsi"/>
+          <w:sz w:val="24"/>
+        </w:rPr>
+        <w:t>ArrayList</w:t>
+      </w:r>
+      <w:proofErr w:type="spellEnd"/>
+      <w:r>
+        <w:rPr>
+          <w:rFonts w:asciiTheme="majorHAnsi" w:hAnsiTheme="majorHAnsi"/>
+          <w:sz w:val="24"/>
+        </w:rPr>
+        <w:t xml:space="preserve"> in descending order. It validates the input value of K before accessing the required element. If K is invalid or the list is empty, the program returns -1.</w:t>
       </w:r>
     </w:p>
     <w:p>
       <w:pPr>
         <w:spacing w:after="0"/>
-        <w:ind w:left="4253"/>
-        <w:rPr>
-          <w:rFonts w:asciiTheme="majorHAnsi" w:hAnsiTheme="majorHAnsi"/>
-          <w:sz w:val="24"/>
-        </w:rPr>
-      </w:pPr>
-      <w:r>
-        <w:rPr>
-          <w:rFonts w:asciiTheme="majorHAnsi" w:hAnsiTheme="majorHAnsi"/>
-        </w:rPr>
-        <w:t xml:space="preserve">0 in order. </w:t>
-      </w:r>
-      <w:r>
-        <w:rPr>
-          <w:rFonts w:asciiTheme="majorHAnsi" w:hAnsiTheme="majorHAnsi"/>
-          <w:sz w:val="24"/>
-        </w:rPr>
-        <w:t xml:space="preserve">In this operation </w:t>
-      </w:r>
-      <w:r>
-        <w:rPr>
-          <w:rFonts w:asciiTheme="majorHAnsi" w:hAnsiTheme="majorHAnsi"/>
-          <w:sz w:val="24"/>
-        </w:rPr>
-        <w:t xml:space="preserve">three </w:t>
-      </w:r>
-      <w:r>
-        <w:rPr>
-          <w:rFonts w:asciiTheme="majorHAnsi" w:hAnsiTheme="majorHAnsi"/>
-          <w:sz w:val="24"/>
-        </w:rPr>
-        <w:t>variable</w:t>
-      </w:r>
-      <w:r>
-        <w:rPr>
-          <w:rFonts w:asciiTheme="majorHAnsi" w:hAnsiTheme="majorHAnsi"/>
-          <w:sz w:val="24"/>
-        </w:rPr>
-        <w:t>s</w:t>
-      </w:r>
-      <w:r>
-        <w:rPr>
-          <w:rFonts w:asciiTheme="majorHAnsi" w:hAnsiTheme="majorHAnsi"/>
-          <w:sz w:val="24"/>
-        </w:rPr>
-        <w:t xml:space="preserve"> are used, and a do-while loop is used</w:t>
-      </w:r>
-      <w:r>
-        <w:rPr>
-          <w:rFonts w:asciiTheme="majorHAnsi" w:hAnsiTheme="majorHAnsi"/>
-          <w:sz w:val="24"/>
-        </w:rPr>
-        <w:t>.</w:t>
-      </w:r>
-      <w:r>
-        <w:rPr>
-          <w:rFonts w:asciiTheme="majorHAnsi" w:hAnsiTheme="majorHAnsi"/>
-          <w:sz w:val="24"/>
-        </w:rPr>
-        <w:t xml:space="preserve"> </w:t>
-      </w:r>
+        <w:ind w:left="3600" w:hanging="3600"/>
+        <w:rPr>
+          <w:rFonts w:asciiTheme="majorHAnsi" w:hAnsiTheme="majorHAnsi"/>
+          <w:sz w:val="20"/>
+          <w:szCs w:val="20"/>
+        </w:rPr>
+      </w:pPr>
     </w:p>
     <w:p>
       <w:pPr>
@@ -3416,17 +3030,6 @@
         <w:jc w:val="both"/>
         <w:rPr>
           <w:rFonts w:asciiTheme="majorHAnsi" w:hAnsiTheme="majorHAnsi"/>
-          <w:sz w:val="20"/>
-          <w:szCs w:val="20"/>
-        </w:rPr>
-      </w:pPr>
-    </w:p>
-    <w:p>
-      <w:pPr>
-        <w:spacing w:after="0"/>
-        <w:jc w:val="both"/>
-        <w:rPr>
-          <w:rFonts w:asciiTheme="majorHAnsi" w:hAnsiTheme="majorHAnsi"/>
           <w:sz w:val="24"/>
         </w:rPr>
       </w:pPr>
@@ -3491,149 +3094,23 @@
           <w:rFonts w:asciiTheme="majorHAnsi" w:hAnsiTheme="majorHAnsi"/>
           <w:sz w:val="24"/>
         </w:rPr>
-        <w:t xml:space="preserve">The </w:t>
-      </w:r>
-      <w:r>
-        <w:rPr>
-          <w:rFonts w:asciiTheme="majorHAnsi" w:hAnsiTheme="majorHAnsi"/>
-          <w:sz w:val="24"/>
-        </w:rPr>
-        <w:t>upper bou</w:t>
-      </w:r>
-      <w:r>
-        <w:rPr>
-          <w:rFonts w:asciiTheme="majorHAnsi" w:hAnsiTheme="majorHAnsi"/>
-          <w:sz w:val="24"/>
-        </w:rPr>
-        <w:t xml:space="preserve">nd of the running time of this loop used here is </w:t>
-      </w:r>
-    </w:p>
-    <w:p>
-      <w:pPr>
-        <w:spacing w:after="0"/>
-        <w:ind w:left="3600" w:firstLine="720"/>
-        <w:jc w:val="both"/>
-        <w:rPr>
-          <w:rFonts w:asciiTheme="majorHAnsi" w:hAnsiTheme="majorHAnsi"/>
-          <w:sz w:val="24"/>
-        </w:rPr>
-      </w:pPr>
-      <w:r>
-        <w:rPr>
-          <w:rFonts w:asciiTheme="majorHAnsi" w:hAnsiTheme="majorHAnsi"/>
-          <w:sz w:val="24"/>
-        </w:rPr>
-        <w:t>𝛩</w:t>
-      </w:r>
-      <w:r>
-        <w:rPr>
-          <w:rFonts w:asciiTheme="majorHAnsi" w:hAnsiTheme="majorHAnsi"/>
-          <w:i/>
-          <w:sz w:val="24"/>
-        </w:rPr>
-        <w:t>(n).</w:t>
-      </w:r>
-      <w:r>
-        <w:rPr>
-          <w:rFonts w:asciiTheme="majorHAnsi" w:hAnsiTheme="majorHAnsi"/>
-          <w:sz w:val="24"/>
-        </w:rPr>
-        <w:t xml:space="preserve"> </w:t>
-      </w:r>
-      <w:r>
-        <w:rPr>
-          <w:rFonts w:asciiTheme="majorHAnsi" w:hAnsiTheme="majorHAnsi"/>
-          <w:sz w:val="24"/>
-        </w:rPr>
-        <w:t xml:space="preserve">To handle negative values, we need to modify the code by </w:t>
-      </w:r>
-    </w:p>
-    <w:p>
-      <w:pPr>
-        <w:spacing w:after="0"/>
-        <w:ind w:left="3600" w:firstLine="720"/>
-        <w:jc w:val="both"/>
-        <w:rPr>
-          <w:rFonts w:asciiTheme="majorHAnsi" w:hAnsiTheme="majorHAnsi"/>
-          <w:sz w:val="24"/>
-        </w:rPr>
-      </w:pPr>
-      <w:r>
-        <w:rPr>
-          <w:rFonts w:asciiTheme="majorHAnsi" w:hAnsiTheme="majorHAnsi"/>
-          <w:sz w:val="24"/>
-        </w:rPr>
-        <w:t>checking the sign of</w:t>
-      </w:r>
-      <w:r>
-        <w:rPr>
-          <w:rFonts w:asciiTheme="majorHAnsi" w:hAnsiTheme="majorHAnsi"/>
-          <w:i/>
-          <w:sz w:val="24"/>
-        </w:rPr>
-        <w:t xml:space="preserve"> </w:t>
-      </w:r>
-      <w:r>
-        <w:rPr>
-          <w:rFonts w:asciiTheme="majorHAnsi" w:hAnsiTheme="majorHAnsi"/>
-          <w:i/>
-          <w:sz w:val="24"/>
-        </w:rPr>
-        <w:t>N</w:t>
-      </w:r>
-      <w:r>
-        <w:rPr>
-          <w:rFonts w:asciiTheme="majorHAnsi" w:hAnsiTheme="majorHAnsi"/>
-          <w:sz w:val="24"/>
-        </w:rPr>
-        <w:t xml:space="preserve"> </w:t>
-      </w:r>
-      <w:r>
-        <w:rPr>
-          <w:rFonts w:asciiTheme="majorHAnsi" w:hAnsiTheme="majorHAnsi"/>
-          <w:sz w:val="24"/>
-        </w:rPr>
-        <w:t>at the beginning. If</w:t>
-      </w:r>
-      <w:r>
-        <w:rPr>
-          <w:rFonts w:asciiTheme="majorHAnsi" w:hAnsiTheme="majorHAnsi"/>
-          <w:sz w:val="24"/>
-        </w:rPr>
-        <w:t xml:space="preserve"> </w:t>
-      </w:r>
-      <w:r>
-        <w:rPr>
-          <w:rFonts w:asciiTheme="majorHAnsi" w:hAnsiTheme="majorHAnsi"/>
-          <w:i/>
-          <w:sz w:val="24"/>
-        </w:rPr>
-        <w:t>N</w:t>
-      </w:r>
-      <w:r>
-        <w:rPr>
-          <w:rFonts w:asciiTheme="majorHAnsi" w:hAnsiTheme="majorHAnsi"/>
-          <w:sz w:val="24"/>
-        </w:rPr>
-        <w:t xml:space="preserve"> is negative, we should </w:t>
-      </w:r>
-    </w:p>
-    <w:p>
-      <w:pPr>
-        <w:spacing w:after="0"/>
-        <w:ind w:left="4320"/>
-        <w:jc w:val="both"/>
-        <w:rPr>
-          <w:rFonts w:asciiTheme="majorHAnsi" w:hAnsiTheme="majorHAnsi"/>
-          <w:sz w:val="24"/>
-        </w:rPr>
-      </w:pPr>
-      <w:r>
-        <w:rPr>
-          <w:rFonts w:asciiTheme="majorHAnsi" w:hAnsiTheme="majorHAnsi"/>
-          <w:sz w:val="24"/>
-        </w:rPr>
-        <w:t>display a proper message to the user.</w:t>
+        <w:t xml:space="preserve">The dominant operation in this program is sorting the </w:t>
+      </w:r>
+      <w:proofErr w:type="spellStart"/>
+      <w:r>
+        <w:rPr>
+          <w:rFonts w:asciiTheme="majorHAnsi" w:hAnsiTheme="majorHAnsi"/>
+          <w:sz w:val="24"/>
+        </w:rPr>
+        <w:t>ArrayList</w:t>
+      </w:r>
+      <w:proofErr w:type="spellEnd"/>
+      <w:r>
+        <w:rPr>
+          <w:rFonts w:asciiTheme="majorHAnsi" w:hAnsiTheme="majorHAnsi"/>
+          <w:sz w:val="24"/>
+        </w:rPr>
+        <w:t>.</w:t>
       </w:r>
     </w:p>
     <w:sectPr>
@@ -3655,7 +3132,7 @@
 </file>
 
 <file path=word/endnotes.xml><?xml version="1.0" encoding="utf-8"?>
-<w:endnotes xmlns:wpc="http://schemas.microsoft.com/office/word/2010/wordprocessingCanvas" xmlns:cx="http://schemas.microsoft.com/office/drawing/2014/chartex" xmlns:mc="http://schemas.openxmlformats.org/markup-compatibility/2006" xmlns:o="urn:schemas-microsoft-com:office:office" xmlns:r="http://schemas.openxmlformats.org/officeDocument/2006/relationships" xmlns:m="http://schemas.openxmlformats.org/officeDocument/2006/math" xmlns:v="urn:schemas-microsoft-com:vml" xmlns:wp14="http://schemas.microsoft.com/office/word/2010/wordprocessingDrawing" xmlns:wp="http://schemas.openxmlformats.org/drawingml/2006/wordprocessingDrawing" xmlns:w10="urn:schemas-microsoft-com:office:word" xmlns:w="http://schemas.openxmlformats.org/wordprocessingml/2006/main" xmlns:w14="http://schemas.microsoft.com/office/word/2010/wordml" xmlns:w15="http://schemas.microsoft.com/office/word/2012/wordml" xmlns:w16se="http://schemas.microsoft.com/office/word/2015/wordml/symex" xmlns:wpg="http://schemas.microsoft.com/office/word/2010/wordprocessingGroup" xmlns:wpi="http://schemas.microsoft.com/office/word/2010/wordprocessingInk" xmlns:wne="http://schemas.microsoft.com/office/word/2006/wordml" xmlns:wps="http://schemas.microsoft.com/office/word/2010/wordprocessingShape" mc:Ignorable="w14 w15 w16se wp14">
+<w:endnotes xmlns:wpc="http://schemas.microsoft.com/office/word/2010/wordprocessingCanvas" xmlns:cx="http://schemas.microsoft.com/office/drawing/2014/chartex" xmlns:cx1="http://schemas.microsoft.com/office/drawing/2015/9/8/chartex" xmlns:cx2="http://schemas.microsoft.com/office/drawing/2015/10/21/chartex" xmlns:cx3="http://schemas.microsoft.com/office/drawing/2016/5/9/chartex" xmlns:cx4="http://schemas.microsoft.com/office/drawing/2016/5/10/chartex" xmlns:cx5="http://schemas.microsoft.com/office/drawing/2016/5/11/chartex" xmlns:cx6="http://schemas.microsoft.com/office/drawing/2016/5/12/chartex" xmlns:cx7="http://schemas.microsoft.com/office/drawing/2016/5/13/chartex" xmlns:cx8="http://schemas.microsoft.com/office/drawing/2016/5/14/chartex" xmlns:mc="http://schemas.openxmlformats.org/markup-compatibility/2006" xmlns:aink="http://schemas.microsoft.com/office/drawing/2016/ink" xmlns:am3d="http://schemas.microsoft.com/office/drawing/2017/model3d" xmlns:o="urn:schemas-microsoft-com:office:office" xmlns:oel="http://schemas.microsoft.com/office/2019/extlst" xmlns:r="http://schemas.openxmlformats.org/officeDocument/2006/relationships" xmlns:m="http://schemas.openxmlformats.org/officeDocument/2006/math" xmlns:v="urn:schemas-microsoft-com:vml" xmlns:wp14="http://schemas.microsoft.com/office/word/2010/wordprocessingDrawing" xmlns:wp="http://schemas.openxmlformats.org/drawingml/2006/wordprocessingDrawing" xmlns:w10="urn:schemas-microsoft-com:office:word" xmlns:w="http://schemas.openxmlformats.org/wordprocessingml/2006/main" xmlns:w14="http://schemas.microsoft.com/office/word/2010/wordml" xmlns:w15="http://schemas.microsoft.com/office/word/2012/wordml" xmlns:w16cex="http://schemas.microsoft.com/office/word/2018/wordml/cex" xmlns:w16cid="http://schemas.microsoft.com/office/word/2016/wordml/cid" xmlns:w16="http://schemas.microsoft.com/office/word/2018/wordml" xmlns:w16du="http://schemas.microsoft.com/office/word/2023/wordml/word16du" xmlns:w16sdtdh="http://schemas.microsoft.com/office/word/2020/wordml/sdtdatahash" xmlns:w16sdtfl="http://schemas.microsoft.com/office/word/2024/wordml/sdtformatlock" xmlns:w16se="http://schemas.microsoft.com/office/word/2015/wordml/symex" xmlns:wpg="http://schemas.microsoft.com/office/word/2010/wordprocessingGroup" xmlns:wpi="http://schemas.microsoft.com/office/word/2010/wordprocessingInk" xmlns:wne="http://schemas.microsoft.com/office/word/2006/wordml" xmlns:wps="http://schemas.microsoft.com/office/word/2010/wordprocessingShape" mc:Ignorable="w14 w15 w16se w16cid w16 w16cex w16sdtdh w16sdtfl w16du wp14">
   <w:endnote w:type="separator" w:id="-1">
     <w:p>
       <w:pPr>
@@ -3680,7 +3157,7 @@
 </file>
 
 <file path=word/footer1.xml><?xml version="1.0" encoding="utf-8"?>
-<w:ftr xmlns:wpc="http://schemas.microsoft.com/office/word/2010/wordprocessingCanvas" xmlns:cx="http://schemas.microsoft.com/office/drawing/2014/chartex" xmlns:mc="http://schemas.openxmlformats.org/markup-compatibility/2006" xmlns:o="urn:schemas-microsoft-com:office:office" xmlns:r="http://schemas.openxmlformats.org/officeDocument/2006/relationships" xmlns:m="http://schemas.openxmlformats.org/officeDocument/2006/math" xmlns:v="urn:schemas-microsoft-com:vml" xmlns:wp14="http://schemas.microsoft.com/office/word/2010/wordprocessingDrawing" xmlns:wp="http://schemas.openxmlformats.org/drawingml/2006/wordprocessingDrawing" xmlns:w10="urn:schemas-microsoft-com:office:word" xmlns:w="http://schemas.openxmlformats.org/wordprocessingml/2006/main" xmlns:w14="http://schemas.microsoft.com/office/word/2010/wordml" xmlns:w15="http://schemas.microsoft.com/office/word/2012/wordml" xmlns:w16se="http://schemas.microsoft.com/office/word/2015/wordml/symex" xmlns:wpg="http://schemas.microsoft.com/office/word/2010/wordprocessingGroup" xmlns:wpi="http://schemas.microsoft.com/office/word/2010/wordprocessingInk" xmlns:wne="http://schemas.microsoft.com/office/word/2006/wordml" xmlns:wps="http://schemas.microsoft.com/office/word/2010/wordprocessingShape" mc:Ignorable="w14 w15 w16se wp14">
+<w:ftr xmlns:wpc="http://schemas.microsoft.com/office/word/2010/wordprocessingCanvas" xmlns:cx="http://schemas.microsoft.com/office/drawing/2014/chartex" xmlns:cx1="http://schemas.microsoft.com/office/drawing/2015/9/8/chartex" xmlns:cx2="http://schemas.microsoft.com/office/drawing/2015/10/21/chartex" xmlns:cx3="http://schemas.microsoft.com/office/drawing/2016/5/9/chartex" xmlns:cx4="http://schemas.microsoft.com/office/drawing/2016/5/10/chartex" xmlns:cx5="http://schemas.microsoft.com/office/drawing/2016/5/11/chartex" xmlns:cx6="http://schemas.microsoft.com/office/drawing/2016/5/12/chartex" xmlns:cx7="http://schemas.microsoft.com/office/drawing/2016/5/13/chartex" xmlns:cx8="http://schemas.microsoft.com/office/drawing/2016/5/14/chartex" xmlns:mc="http://schemas.openxmlformats.org/markup-compatibility/2006" xmlns:aink="http://schemas.microsoft.com/office/drawing/2016/ink" xmlns:am3d="http://schemas.microsoft.com/office/drawing/2017/model3d" xmlns:o="urn:schemas-microsoft-com:office:office" xmlns:oel="http://schemas.microsoft.com/office/2019/extlst" xmlns:r="http://schemas.openxmlformats.org/officeDocument/2006/relationships" xmlns:m="http://schemas.openxmlformats.org/officeDocument/2006/math" xmlns:v="urn:schemas-microsoft-com:vml" xmlns:wp14="http://schemas.microsoft.com/office/word/2010/wordprocessingDrawing" xmlns:wp="http://schemas.openxmlformats.org/drawingml/2006/wordprocessingDrawing" xmlns:w10="urn:schemas-microsoft-com:office:word" xmlns:w="http://schemas.openxmlformats.org/wordprocessingml/2006/main" xmlns:w14="http://schemas.microsoft.com/office/word/2010/wordml" xmlns:w15="http://schemas.microsoft.com/office/word/2012/wordml" xmlns:w16cex="http://schemas.microsoft.com/office/word/2018/wordml/cex" xmlns:w16cid="http://schemas.microsoft.com/office/word/2016/wordml/cid" xmlns:w16="http://schemas.microsoft.com/office/word/2018/wordml" xmlns:w16du="http://schemas.microsoft.com/office/word/2023/wordml/word16du" xmlns:w16sdtdh="http://schemas.microsoft.com/office/word/2020/wordml/sdtdatahash" xmlns:w16sdtfl="http://schemas.microsoft.com/office/word/2024/wordml/sdtformatlock" xmlns:w16se="http://schemas.microsoft.com/office/word/2015/wordml/symex" xmlns:wpg="http://schemas.microsoft.com/office/word/2010/wordprocessingGroup" xmlns:wpi="http://schemas.microsoft.com/office/word/2010/wordprocessingInk" xmlns:wne="http://schemas.microsoft.com/office/word/2006/wordml" xmlns:wps="http://schemas.microsoft.com/office/word/2010/wordprocessingShape" mc:Ignorable="w14 w15 w16se w16cid w16 w16cex w16sdtdh w16sdtfl w16du wp14">
   <w:p>
     <w:pPr>
       <w:pStyle w:val="Footer"/>
@@ -3756,7 +3233,7 @@
 </file>
 
 <file path=word/footnotes.xml><?xml version="1.0" encoding="utf-8"?>
-<w:footnotes xmlns:wpc="http://schemas.microsoft.com/office/word/2010/wordprocessingCanvas" xmlns:cx="http://schemas.microsoft.com/office/drawing/2014/chartex" xmlns:mc="http://schemas.openxmlformats.org/markup-compatibility/2006" xmlns:o="urn:schemas-microsoft-com:office:office" xmlns:r="http://schemas.openxmlformats.org/officeDocument/2006/relationships" xmlns:m="http://schemas.openxmlformats.org/officeDocument/2006/math" xmlns:v="urn:schemas-microsoft-com:vml" xmlns:wp14="http://schemas.microsoft.com/office/word/2010/wordprocessingDrawing" xmlns:wp="http://schemas.openxmlformats.org/drawingml/2006/wordprocessingDrawing" xmlns:w10="urn:schemas-microsoft-com:office:word" xmlns:w="http://schemas.openxmlformats.org/wordprocessingml/2006/main" xmlns:w14="http://schemas.microsoft.com/office/word/2010/wordml" xmlns:w15="http://schemas.microsoft.com/office/word/2012/wordml" xmlns:w16se="http://schemas.microsoft.com/office/word/2015/wordml/symex" xmlns:wpg="http://schemas.microsoft.com/office/word/2010/wordprocessingGroup" xmlns:wpi="http://schemas.microsoft.com/office/word/2010/wordprocessingInk" xmlns:wne="http://schemas.microsoft.com/office/word/2006/wordml" xmlns:wps="http://schemas.microsoft.com/office/word/2010/wordprocessingShape" mc:Ignorable="w14 w15 w16se wp14">
+<w:footnotes xmlns:wpc="http://schemas.microsoft.com/office/word/2010/wordprocessingCanvas" xmlns:cx="http://schemas.microsoft.com/office/drawing/2014/chartex" xmlns:cx1="http://schemas.microsoft.com/office/drawing/2015/9/8/chartex" xmlns:cx2="http://schemas.microsoft.com/office/drawing/2015/10/21/chartex" xmlns:cx3="http://schemas.microsoft.com/office/drawing/2016/5/9/chartex" xmlns:cx4="http://schemas.microsoft.com/office/drawing/2016/5/10/chartex" xmlns:cx5="http://schemas.microsoft.com/office/drawing/2016/5/11/chartex" xmlns:cx6="http://schemas.microsoft.com/office/drawing/2016/5/12/chartex" xmlns:cx7="http://schemas.microsoft.com/office/drawing/2016/5/13/chartex" xmlns:cx8="http://schemas.microsoft.com/office/drawing/2016/5/14/chartex" xmlns:mc="http://schemas.openxmlformats.org/markup-compatibility/2006" xmlns:aink="http://schemas.microsoft.com/office/drawing/2016/ink" xmlns:am3d="http://schemas.microsoft.com/office/drawing/2017/model3d" xmlns:o="urn:schemas-microsoft-com:office:office" xmlns:oel="http://schemas.microsoft.com/office/2019/extlst" xmlns:r="http://schemas.openxmlformats.org/officeDocument/2006/relationships" xmlns:m="http://schemas.openxmlformats.org/officeDocument/2006/math" xmlns:v="urn:schemas-microsoft-com:vml" xmlns:wp14="http://schemas.microsoft.com/office/word/2010/wordprocessingDrawing" xmlns:wp="http://schemas.openxmlformats.org/drawingml/2006/wordprocessingDrawing" xmlns:w10="urn:schemas-microsoft-com:office:word" xmlns:w="http://schemas.openxmlformats.org/wordprocessingml/2006/main" xmlns:w14="http://schemas.microsoft.com/office/word/2010/wordml" xmlns:w15="http://schemas.microsoft.com/office/word/2012/wordml" xmlns:w16cex="http://schemas.microsoft.com/office/word/2018/wordml/cex" xmlns:w16cid="http://schemas.microsoft.com/office/word/2016/wordml/cid" xmlns:w16="http://schemas.microsoft.com/office/word/2018/wordml" xmlns:w16du="http://schemas.microsoft.com/office/word/2023/wordml/word16du" xmlns:w16sdtdh="http://schemas.microsoft.com/office/word/2020/wordml/sdtdatahash" xmlns:w16sdtfl="http://schemas.microsoft.com/office/word/2024/wordml/sdtformatlock" xmlns:w16se="http://schemas.microsoft.com/office/word/2015/wordml/symex" xmlns:wpg="http://schemas.microsoft.com/office/word/2010/wordprocessingGroup" xmlns:wpi="http://schemas.microsoft.com/office/word/2010/wordprocessingInk" xmlns:wne="http://schemas.microsoft.com/office/word/2006/wordml" xmlns:wps="http://schemas.microsoft.com/office/word/2010/wordprocessingShape" mc:Ignorable="w14 w15 w16se w16cid w16 w16cex w16sdtdh w16sdtfl w16du wp14">
   <w:footnote w:type="separator" w:id="-1">
     <w:p>
       <w:pPr>
@@ -3781,7 +3258,7 @@
 </file>
 
 <file path=word/header1.xml><?xml version="1.0" encoding="utf-8"?>
-<w:hdr xmlns:wpc="http://schemas.microsoft.com/office/word/2010/wordprocessingCanvas" xmlns:cx="http://schemas.microsoft.com/office/drawing/2014/chartex" xmlns:mc="http://schemas.openxmlformats.org/markup-compatibility/2006" xmlns:o="urn:schemas-microsoft-com:office:office" xmlns:r="http://schemas.openxmlformats.org/officeDocument/2006/relationships" xmlns:m="http://schemas.openxmlformats.org/officeDocument/2006/math" xmlns:v="urn:schemas-microsoft-com:vml" xmlns:wp14="http://schemas.microsoft.com/office/word/2010/wordprocessingDrawing" xmlns:wp="http://schemas.openxmlformats.org/drawingml/2006/wordprocessingDrawing" xmlns:w10="urn:schemas-microsoft-com:office:word" xmlns:w="http://schemas.openxmlformats.org/wordprocessingml/2006/main" xmlns:w14="http://schemas.microsoft.com/office/word/2010/wordml" xmlns:w15="http://schemas.microsoft.com/office/word/2012/wordml" xmlns:w16se="http://schemas.microsoft.com/office/word/2015/wordml/symex" xmlns:wpg="http://schemas.microsoft.com/office/word/2010/wordprocessingGroup" xmlns:wpi="http://schemas.microsoft.com/office/word/2010/wordprocessingInk" xmlns:wne="http://schemas.microsoft.com/office/word/2006/wordml" xmlns:wps="http://schemas.microsoft.com/office/word/2010/wordprocessingShape" mc:Ignorable="w14 w15 w16se wp14">
+<w:hdr xmlns:wpc="http://schemas.microsoft.com/office/word/2010/wordprocessingCanvas" xmlns:cx="http://schemas.microsoft.com/office/drawing/2014/chartex" xmlns:cx1="http://schemas.microsoft.com/office/drawing/2015/9/8/chartex" xmlns:cx2="http://schemas.microsoft.com/office/drawing/2015/10/21/chartex" xmlns:cx3="http://schemas.microsoft.com/office/drawing/2016/5/9/chartex" xmlns:cx4="http://schemas.microsoft.com/office/drawing/2016/5/10/chartex" xmlns:cx5="http://schemas.microsoft.com/office/drawing/2016/5/11/chartex" xmlns:cx6="http://schemas.microsoft.com/office/drawing/2016/5/12/chartex" xmlns:cx7="http://schemas.microsoft.com/office/drawing/2016/5/13/chartex" xmlns:cx8="http://schemas.microsoft.com/office/drawing/2016/5/14/chartex" xmlns:mc="http://schemas.openxmlformats.org/markup-compatibility/2006" xmlns:aink="http://schemas.microsoft.com/office/drawing/2016/ink" xmlns:am3d="http://schemas.microsoft.com/office/drawing/2017/model3d" xmlns:o="urn:schemas-microsoft-com:office:office" xmlns:oel="http://schemas.microsoft.com/office/2019/extlst" xmlns:r="http://schemas.openxmlformats.org/officeDocument/2006/relationships" xmlns:m="http://schemas.openxmlformats.org/officeDocument/2006/math" xmlns:v="urn:schemas-microsoft-com:vml" xmlns:wp14="http://schemas.microsoft.com/office/word/2010/wordprocessingDrawing" xmlns:wp="http://schemas.openxmlformats.org/drawingml/2006/wordprocessingDrawing" xmlns:w10="urn:schemas-microsoft-com:office:word" xmlns:w="http://schemas.openxmlformats.org/wordprocessingml/2006/main" xmlns:w14="http://schemas.microsoft.com/office/word/2010/wordml" xmlns:w15="http://schemas.microsoft.com/office/word/2012/wordml" xmlns:w16cex="http://schemas.microsoft.com/office/word/2018/wordml/cex" xmlns:w16cid="http://schemas.microsoft.com/office/word/2016/wordml/cid" xmlns:w16="http://schemas.microsoft.com/office/word/2018/wordml" xmlns:w16du="http://schemas.microsoft.com/office/word/2023/wordml/word16du" xmlns:w16sdtdh="http://schemas.microsoft.com/office/word/2020/wordml/sdtdatahash" xmlns:w16sdtfl="http://schemas.microsoft.com/office/word/2024/wordml/sdtformatlock" xmlns:w16se="http://schemas.microsoft.com/office/word/2015/wordml/symex" xmlns:wpg="http://schemas.microsoft.com/office/word/2010/wordprocessingGroup" xmlns:wpi="http://schemas.microsoft.com/office/word/2010/wordprocessingInk" xmlns:wne="http://schemas.microsoft.com/office/word/2006/wordml" xmlns:wps="http://schemas.microsoft.com/office/word/2010/wordprocessingShape" mc:Ignorable="w14 w15 w16se w16cid w16 w16cex w16sdtdh w16sdtfl w16du wp14">
   <w:p>
     <w:pPr>
       <w:pStyle w:val="Header"/>
@@ -3799,71 +3276,68 @@
       <w:rPr>
         <w:i/>
       </w:rPr>
+      <w:t>20</w:t>
+    </w:r>
+    <w:r>
+      <w:rPr>
+        <w:i/>
+      </w:rPr>
+      <w:t>S</w:t>
+    </w:r>
+    <w:r>
+      <w:rPr>
+        <w:i/>
+      </w:rPr>
+      <w:t>2</w:t>
+    </w:r>
+    <w:r>
+      <w:rPr>
+        <w:i/>
+      </w:rPr>
+      <w:ptab w:relativeTo="margin" w:alignment="center" w:leader="none"/>
+    </w:r>
+    <w:r>
+      <w:rPr>
+        <w:i/>
+      </w:rPr>
+      <w:t>Assignment</w:t>
+    </w:r>
+    <w:r>
+      <w:rPr>
+        <w:i/>
+      </w:rPr>
+      <w:t xml:space="preserve"> 4</w:t>
+    </w:r>
+    <w:r>
+      <w:rPr>
+        <w:i/>
+      </w:rPr>
+      <w:ptab w:relativeTo="margin" w:alignment="right" w:leader="none"/>
+    </w:r>
+    <w:r>
+      <w:rPr>
+        <w:i/>
+      </w:rPr>
       <w:t>202</w:t>
     </w:r>
     <w:r>
       <w:rPr>
         <w:i/>
-        <w:highlight w:val="yellow"/>
-      </w:rPr>
-      <w:t>_</w:t>
-    </w:r>
-    <w:r>
-      <w:rPr>
-        <w:i/>
-      </w:rPr>
-      <w:t>2</w:t>
-    </w:r>
-    <w:r>
-      <w:rPr>
-        <w:i/>
-      </w:rPr>
-      <w:ptab w:relativeTo="margin" w:alignment="center" w:leader="none"/>
-    </w:r>
-    <w:r>
-      <w:rPr>
-        <w:i/>
-      </w:rPr>
-      <w:t xml:space="preserve">Assignment </w:t>
-    </w:r>
-    <w:r>
-      <w:rPr>
-        <w:i/>
-        <w:highlight w:val="yellow"/>
-      </w:rPr>
-      <w:t>1</w:t>
-    </w:r>
-    <w:r>
-      <w:rPr>
-        <w:i/>
-      </w:rPr>
-      <w:ptab w:relativeTo="margin" w:alignment="right" w:leader="none"/>
-    </w:r>
-    <w:r>
-      <w:rPr>
-        <w:i/>
-      </w:rPr>
-      <w:t>202</w:t>
-    </w:r>
-    <w:r>
-      <w:rPr>
-        <w:i/>
       </w:rPr>
       <w:t>3</w:t>
     </w:r>
     <w:r>
       <w:rPr>
         <w:i/>
-        <w:highlight w:val="yellow"/>
-      </w:rPr>
-      <w:t>/__/__</w:t>
+      </w:rPr>
+      <w:t>/CSC/004</w:t>
     </w:r>
   </w:p>
 </w:hdr>
 </file>
 
 <file path=word/numbering.xml><?xml version="1.0" encoding="utf-8"?>
-<w:numbering xmlns:wpc="http://schemas.microsoft.com/office/word/2010/wordprocessingCanvas" xmlns:cx="http://schemas.microsoft.com/office/drawing/2014/chartex" xmlns:mc="http://schemas.openxmlformats.org/markup-compatibility/2006" xmlns:o="urn:schemas-microsoft-com:office:office" xmlns:r="http://schemas.openxmlformats.org/officeDocument/2006/relationships" xmlns:m="http://schemas.openxmlformats.org/officeDocument/2006/math" xmlns:v="urn:schemas-microsoft-com:vml" xmlns:wp14="http://schemas.microsoft.com/office/word/2010/wordprocessingDrawing" xmlns:wp="http://schemas.openxmlformats.org/drawingml/2006/wordprocessingDrawing" xmlns:w10="urn:schemas-microsoft-com:office:word" xmlns:w="http://schemas.openxmlformats.org/wordprocessingml/2006/main" xmlns:w14="http://schemas.microsoft.com/office/word/2010/wordml" xmlns:w15="http://schemas.microsoft.com/office/word/2012/wordml" xmlns:w16se="http://schemas.microsoft.com/office/word/2015/wordml/symex" xmlns:wpg="http://schemas.microsoft.com/office/word/2010/wordprocessingGroup" xmlns:wpi="http://schemas.microsoft.com/office/word/2010/wordprocessingInk" xmlns:wne="http://schemas.microsoft.com/office/word/2006/wordml" xmlns:wps="http://schemas.microsoft.com/office/word/2010/wordprocessingShape" mc:Ignorable="w14 w15 w16se wp14">
+<w:numbering xmlns:wpc="http://schemas.microsoft.com/office/word/2010/wordprocessingCanvas" xmlns:cx="http://schemas.microsoft.com/office/drawing/2014/chartex" xmlns:cx1="http://schemas.microsoft.com/office/drawing/2015/9/8/chartex" xmlns:cx2="http://schemas.microsoft.com/office/drawing/2015/10/21/chartex" xmlns:cx3="http://schemas.microsoft.com/office/drawing/2016/5/9/chartex" xmlns:cx4="http://schemas.microsoft.com/office/drawing/2016/5/10/chartex" xmlns:cx5="http://schemas.microsoft.com/office/drawing/2016/5/11/chartex" xmlns:cx6="http://schemas.microsoft.com/office/drawing/2016/5/12/chartex" xmlns:cx7="http://schemas.microsoft.com/office/drawing/2016/5/13/chartex" xmlns:cx8="http://schemas.microsoft.com/office/drawing/2016/5/14/chartex" xmlns:mc="http://schemas.openxmlformats.org/markup-compatibility/2006" xmlns:aink="http://schemas.microsoft.com/office/drawing/2016/ink" xmlns:am3d="http://schemas.microsoft.com/office/drawing/2017/model3d" xmlns:o="urn:schemas-microsoft-com:office:office" xmlns:oel="http://schemas.microsoft.com/office/2019/extlst" xmlns:r="http://schemas.openxmlformats.org/officeDocument/2006/relationships" xmlns:m="http://schemas.openxmlformats.org/officeDocument/2006/math" xmlns:v="urn:schemas-microsoft-com:vml" xmlns:wp14="http://schemas.microsoft.com/office/word/2010/wordprocessingDrawing" xmlns:wp="http://schemas.openxmlformats.org/drawingml/2006/wordprocessingDrawing" xmlns:w10="urn:schemas-microsoft-com:office:word" xmlns:w="http://schemas.openxmlformats.org/wordprocessingml/2006/main" xmlns:w14="http://schemas.microsoft.com/office/word/2010/wordml" xmlns:w15="http://schemas.microsoft.com/office/word/2012/wordml" xmlns:w16cex="http://schemas.microsoft.com/office/word/2018/wordml/cex" xmlns:w16cid="http://schemas.microsoft.com/office/word/2016/wordml/cid" xmlns:w16="http://schemas.microsoft.com/office/word/2018/wordml" xmlns:w16du="http://schemas.microsoft.com/office/word/2023/wordml/word16du" xmlns:w16sdtdh="http://schemas.microsoft.com/office/word/2020/wordml/sdtdatahash" xmlns:w16sdtfl="http://schemas.microsoft.com/office/word/2024/wordml/sdtformatlock" xmlns:w16se="http://schemas.microsoft.com/office/word/2015/wordml/symex" xmlns:wpg="http://schemas.microsoft.com/office/word/2010/wordprocessingGroup" xmlns:wpi="http://schemas.microsoft.com/office/word/2010/wordprocessingInk" xmlns:wne="http://schemas.microsoft.com/office/word/2006/wordml" xmlns:wps="http://schemas.microsoft.com/office/word/2010/wordprocessingShape" mc:Ignorable="w14 w15 w16se w16cid w16 w16cex w16sdtdh w16sdtfl w16du wp14">
   <w:abstractNum w:abstractNumId="0" w15:restartNumberingAfterBreak="0">
     <w:nsid w:val="015248FF"/>
     <w:multiLevelType w:val="hybridMultilevel"/>
@@ -6255,86 +5729,86 @@
       </w:pPr>
     </w:lvl>
   </w:abstractNum>
-  <w:num w:numId="1">
+  <w:num w:numId="1" w16cid:durableId="1954246375">
     <w:abstractNumId w:val="5"/>
   </w:num>
-  <w:num w:numId="2">
+  <w:num w:numId="2" w16cid:durableId="1225339655">
     <w:abstractNumId w:val="11"/>
   </w:num>
-  <w:num w:numId="3">
+  <w:num w:numId="3" w16cid:durableId="1129670624">
     <w:abstractNumId w:val="17"/>
   </w:num>
-  <w:num w:numId="4">
+  <w:num w:numId="4" w16cid:durableId="186404779">
     <w:abstractNumId w:val="14"/>
   </w:num>
-  <w:num w:numId="5">
+  <w:num w:numId="5" w16cid:durableId="1191576578">
     <w:abstractNumId w:val="10"/>
   </w:num>
-  <w:num w:numId="6">
+  <w:num w:numId="6" w16cid:durableId="362749411">
     <w:abstractNumId w:val="22"/>
   </w:num>
-  <w:num w:numId="7">
+  <w:num w:numId="7" w16cid:durableId="2089886963">
     <w:abstractNumId w:val="4"/>
   </w:num>
-  <w:num w:numId="8">
+  <w:num w:numId="8" w16cid:durableId="261845603">
     <w:abstractNumId w:val="3"/>
   </w:num>
-  <w:num w:numId="9">
+  <w:num w:numId="9" w16cid:durableId="1620454312">
     <w:abstractNumId w:val="15"/>
   </w:num>
-  <w:num w:numId="10">
+  <w:num w:numId="10" w16cid:durableId="1096251636">
     <w:abstractNumId w:val="6"/>
   </w:num>
-  <w:num w:numId="11">
+  <w:num w:numId="11" w16cid:durableId="1490319628">
     <w:abstractNumId w:val="24"/>
   </w:num>
-  <w:num w:numId="12">
+  <w:num w:numId="12" w16cid:durableId="175388358">
     <w:abstractNumId w:val="18"/>
   </w:num>
-  <w:num w:numId="13">
+  <w:num w:numId="13" w16cid:durableId="78214702">
     <w:abstractNumId w:val="9"/>
   </w:num>
-  <w:num w:numId="14">
+  <w:num w:numId="14" w16cid:durableId="29645106">
     <w:abstractNumId w:val="16"/>
   </w:num>
-  <w:num w:numId="15">
+  <w:num w:numId="15" w16cid:durableId="1612933805">
     <w:abstractNumId w:val="23"/>
   </w:num>
-  <w:num w:numId="16">
+  <w:num w:numId="16" w16cid:durableId="1331710422">
     <w:abstractNumId w:val="2"/>
   </w:num>
-  <w:num w:numId="17">
+  <w:num w:numId="17" w16cid:durableId="1413818215">
     <w:abstractNumId w:val="7"/>
   </w:num>
-  <w:num w:numId="18">
+  <w:num w:numId="18" w16cid:durableId="1488354155">
     <w:abstractNumId w:val="1"/>
   </w:num>
-  <w:num w:numId="19">
+  <w:num w:numId="19" w16cid:durableId="729499086">
     <w:abstractNumId w:val="8"/>
   </w:num>
-  <w:num w:numId="20">
+  <w:num w:numId="20" w16cid:durableId="1759059610">
     <w:abstractNumId w:val="19"/>
   </w:num>
-  <w:num w:numId="21">
+  <w:num w:numId="21" w16cid:durableId="1087843948">
     <w:abstractNumId w:val="12"/>
   </w:num>
-  <w:num w:numId="22">
+  <w:num w:numId="22" w16cid:durableId="430472048">
     <w:abstractNumId w:val="20"/>
   </w:num>
-  <w:num w:numId="23">
+  <w:num w:numId="23" w16cid:durableId="1274479222">
     <w:abstractNumId w:val="0"/>
   </w:num>
-  <w:num w:numId="24">
+  <w:num w:numId="24" w16cid:durableId="1812164246">
     <w:abstractNumId w:val="13"/>
   </w:num>
-  <w:num w:numId="25">
+  <w:num w:numId="25" w16cid:durableId="1598977860">
     <w:abstractNumId w:val="21"/>
   </w:num>
 </w:numbering>
 </file>
 
 <file path=word/styles.xml><?xml version="1.0" encoding="utf-8"?>
-<w:styles xmlns:mc="http://schemas.openxmlformats.org/markup-compatibility/2006" xmlns:r="http://schemas.openxmlformats.org/officeDocument/2006/relationships" xmlns:w="http://schemas.openxmlformats.org/wordprocessingml/2006/main" xmlns:w14="http://schemas.microsoft.com/office/word/2010/wordml" xmlns:w15="http://schemas.microsoft.com/office/word/2012/wordml" xmlns:w16se="http://schemas.microsoft.com/office/word/2015/wordml/symex" mc:Ignorable="w14 w15 w16se">
+<w:styles xmlns:mc="http://schemas.openxmlformats.org/markup-compatibility/2006" xmlns:r="http://schemas.openxmlformats.org/officeDocument/2006/relationships" xmlns:w="http://schemas.openxmlformats.org/wordprocessingml/2006/main" xmlns:w14="http://schemas.microsoft.com/office/word/2010/wordml" xmlns:w15="http://schemas.microsoft.com/office/word/2012/wordml" xmlns:w16cex="http://schemas.microsoft.com/office/word/2018/wordml/cex" xmlns:w16cid="http://schemas.microsoft.com/office/word/2016/wordml/cid" xmlns:w16="http://schemas.microsoft.com/office/word/2018/wordml" xmlns:w16du="http://schemas.microsoft.com/office/word/2023/wordml/word16du" xmlns:w16sdtdh="http://schemas.microsoft.com/office/word/2020/wordml/sdtdatahash" xmlns:w16sdtfl="http://schemas.microsoft.com/office/word/2024/wordml/sdtformatlock" xmlns:w16se="http://schemas.microsoft.com/office/word/2015/wordml/symex" mc:Ignorable="w14 w15 w16se w16cid w16 w16cex w16sdtdh w16sdtfl w16du">
   <w:docDefaults>
     <w:rPrDefault>
       <w:rPr>
@@ -6350,7 +5824,7 @@
       </w:pPr>
     </w:pPrDefault>
   </w:docDefaults>
-  <w:latentStyles w:defLockedState="0" w:defUIPriority="99" w:defSemiHidden="0" w:defUnhideWhenUsed="0" w:defQFormat="0" w:count="371">
+  <w:latentStyles w:defLockedState="0" w:defUIPriority="99" w:defSemiHidden="0" w:defUnhideWhenUsed="0" w:defQFormat="0" w:count="376">
     <w:lsdException w:name="Normal" w:uiPriority="0" w:qFormat="1"/>
     <w:lsdException w:name="heading 1" w:uiPriority="9" w:qFormat="1"/>
     <w:lsdException w:name="heading 2" w:semiHidden="1" w:uiPriority="9" w:unhideWhenUsed="1" w:qFormat="1"/>
@@ -6722,15 +6196,20 @@
     <w:lsdException w:name="List Table 5 Dark Accent 6" w:uiPriority="50"/>
     <w:lsdException w:name="List Table 6 Colorful Accent 6" w:uiPriority="51"/>
     <w:lsdException w:name="List Table 7 Colorful Accent 6" w:uiPriority="52"/>
+    <w:lsdException w:name="Mention" w:semiHidden="1" w:unhideWhenUsed="1"/>
+    <w:lsdException w:name="Smart Hyperlink" w:semiHidden="1" w:unhideWhenUsed="1"/>
+    <w:lsdException w:name="Hashtag" w:semiHidden="1" w:unhideWhenUsed="1"/>
+    <w:lsdException w:name="Unresolved Mention" w:semiHidden="1" w:unhideWhenUsed="1"/>
+    <w:lsdException w:name="Smart Link" w:semiHidden="1" w:unhideWhenUsed="1"/>
   </w:latentStyles>
   <w:style w:type="paragraph" w:default="1" w:styleId="Normal">
     <w:name w:val="Normal"/>
     <w:qFormat/>
+    <w:rsid w:val="0013400F"/>
   </w:style>
   <w:style w:type="character" w:default="1" w:styleId="DefaultParagraphFont">
     <w:name w:val="Default Paragraph Font"/>
     <w:uiPriority w:val="1"/>
-    <w:semiHidden/>
     <w:unhideWhenUsed/>
   </w:style>
   <w:style w:type="table" w:default="1" w:styleId="TableNormal">
